--- a/Dokumentacija/Faza 1 Arhitektura/Faza 1.docx
+++ b/Dokumentacija/Faza 1 Arhitektura/Faza 1.docx
@@ -5,6 +5,9 @@
     <w:p>
       <w:pPr>
         <w:pStyle w:val="Heading1"/>
+        <w:rPr>
+          <w:lang w:val="sr-Latn-RS"/>
+        </w:rPr>
       </w:pPr>
     </w:p>
     <w:p>
@@ -14,206 +17,146 @@
           <w:b/>
           <w:sz w:val="44"/>
           <w:szCs w:val="44"/>
-        </w:rPr>
-      </w:pPr>
-      <w:proofErr w:type="spellStart"/>
+          <w:lang w:val="sr-Latn-RS"/>
+        </w:rPr>
+      </w:pPr>
       <w:r>
         <w:rPr>
           <w:b/>
           <w:sz w:val="44"/>
           <w:szCs w:val="44"/>
-        </w:rPr>
-        <w:t>Arhitektura</w:t>
-      </w:r>
-      <w:proofErr w:type="spellEnd"/>
-      <w:r>
+          <w:lang w:val="sr-Latn-RS"/>
+        </w:rPr>
+        <w:t>Arhitektura I Projektovanje softvera FAZA1 – Arhitekturni projekat</w:t>
+      </w:r>
+    </w:p>
+    <w:p>
+      <w:pPr>
+        <w:jc w:val="center"/>
         <w:rPr>
           <w:b/>
           <w:sz w:val="44"/>
           <w:szCs w:val="44"/>
-        </w:rPr>
-        <w:t xml:space="preserve"> I </w:t>
-      </w:r>
-      <w:proofErr w:type="spellStart"/>
-      <w:r>
+          <w:lang w:val="sr-Latn-RS"/>
+        </w:rPr>
+      </w:pPr>
+    </w:p>
+    <w:p>
+      <w:pPr>
+        <w:jc w:val="center"/>
         <w:rPr>
           <w:b/>
           <w:sz w:val="44"/>
           <w:szCs w:val="44"/>
-        </w:rPr>
-        <w:t>Projektovanje</w:t>
-      </w:r>
-      <w:proofErr w:type="spellEnd"/>
-      <w:r>
+          <w:lang w:val="sr-Latn-RS"/>
+        </w:rPr>
+      </w:pPr>
+    </w:p>
+    <w:p>
+      <w:pPr>
+        <w:jc w:val="center"/>
+        <w:rPr>
+          <w:b/>
+          <w:sz w:val="144"/>
+          <w:szCs w:val="144"/>
+          <w:lang w:val="sr-Latn-RS"/>
+        </w:rPr>
+      </w:pPr>
+      <w:r>
+        <w:rPr>
+          <w:b/>
+          <w:sz w:val="144"/>
+          <w:szCs w:val="144"/>
+          <w:lang w:val="sr-Latn-RS"/>
+        </w:rPr>
+        <w:t>Snake Architect</w:t>
+      </w:r>
+    </w:p>
+    <w:p>
+      <w:pPr>
+        <w:jc w:val="right"/>
         <w:rPr>
           <w:b/>
           <w:sz w:val="44"/>
           <w:szCs w:val="44"/>
-        </w:rPr>
-        <w:t xml:space="preserve"> </w:t>
-      </w:r>
-      <w:proofErr w:type="spellStart"/>
-      <w:r>
+          <w:lang w:val="sr-Latn-RS"/>
+        </w:rPr>
+      </w:pPr>
+    </w:p>
+    <w:p>
+      <w:pPr>
+        <w:jc w:val="right"/>
         <w:rPr>
           <w:b/>
           <w:sz w:val="44"/>
           <w:szCs w:val="44"/>
-        </w:rPr>
-        <w:t>softvera</w:t>
-      </w:r>
-      <w:proofErr w:type="spellEnd"/>
-      <w:r>
+          <w:lang w:val="sr-Latn-RS"/>
+        </w:rPr>
+      </w:pPr>
+    </w:p>
+    <w:p>
+      <w:pPr>
+        <w:jc w:val="right"/>
         <w:rPr>
           <w:b/>
           <w:sz w:val="44"/>
           <w:szCs w:val="44"/>
-        </w:rPr>
-        <w:t xml:space="preserve"> FAZA1 – </w:t>
-      </w:r>
-      <w:proofErr w:type="spellStart"/>
-      <w:r>
+          <w:lang w:val="sr-Latn-RS"/>
+        </w:rPr>
+      </w:pPr>
+    </w:p>
+    <w:p>
+      <w:pPr>
+        <w:jc w:val="right"/>
         <w:rPr>
           <w:b/>
           <w:sz w:val="44"/>
           <w:szCs w:val="44"/>
-        </w:rPr>
-        <w:t>Arhitekturni</w:t>
-      </w:r>
-      <w:proofErr w:type="spellEnd"/>
-      <w:r>
+          <w:lang w:val="sr-Latn-RS"/>
+        </w:rPr>
+      </w:pPr>
+    </w:p>
+    <w:p>
+      <w:pPr>
+        <w:jc w:val="right"/>
         <w:rPr>
           <w:b/>
           <w:sz w:val="44"/>
           <w:szCs w:val="44"/>
-        </w:rPr>
-        <w:t xml:space="preserve"> </w:t>
-      </w:r>
-      <w:proofErr w:type="spellStart"/>
-      <w:r>
+          <w:lang w:val="sr-Latn-RS"/>
+        </w:rPr>
+      </w:pPr>
+    </w:p>
+    <w:p>
+      <w:pPr>
+        <w:jc w:val="right"/>
         <w:rPr>
           <w:b/>
           <w:sz w:val="44"/>
           <w:szCs w:val="44"/>
-        </w:rPr>
-        <w:t>projekat</w:t>
-      </w:r>
-      <w:proofErr w:type="spellEnd"/>
-    </w:p>
-    <w:p>
-      <w:pPr>
-        <w:jc w:val="center"/>
+          <w:lang w:val="sr-Latn-RS"/>
+        </w:rPr>
+      </w:pPr>
+    </w:p>
+    <w:p>
+      <w:pPr>
+        <w:jc w:val="right"/>
         <w:rPr>
           <w:b/>
           <w:sz w:val="44"/>
           <w:szCs w:val="44"/>
-        </w:rPr>
-      </w:pPr>
-    </w:p>
-    <w:p>
-      <w:pPr>
-        <w:jc w:val="center"/>
+          <w:lang w:val="sr-Latn-RS"/>
+        </w:rPr>
+      </w:pPr>
+    </w:p>
+    <w:p>
+      <w:pPr>
+        <w:jc w:val="right"/>
         <w:rPr>
           <w:b/>
           <w:sz w:val="44"/>
           <w:szCs w:val="44"/>
-        </w:rPr>
-      </w:pPr>
-    </w:p>
-    <w:p>
-      <w:pPr>
-        <w:jc w:val="center"/>
-        <w:rPr>
-          <w:b/>
-          <w:sz w:val="144"/>
-          <w:szCs w:val="144"/>
-        </w:rPr>
-      </w:pPr>
-      <w:r>
-        <w:rPr>
-          <w:b/>
-          <w:sz w:val="144"/>
-          <w:szCs w:val="144"/>
-        </w:rPr>
-        <w:t>Snake Architect</w:t>
-      </w:r>
-    </w:p>
-    <w:p>
-      <w:pPr>
-        <w:jc w:val="right"/>
-        <w:rPr>
-          <w:b/>
-          <w:sz w:val="44"/>
-          <w:szCs w:val="44"/>
-        </w:rPr>
-      </w:pPr>
-    </w:p>
-    <w:p>
-      <w:pPr>
-        <w:jc w:val="right"/>
-        <w:rPr>
-          <w:b/>
-          <w:sz w:val="44"/>
-          <w:szCs w:val="44"/>
-        </w:rPr>
-      </w:pPr>
-    </w:p>
-    <w:p>
-      <w:pPr>
-        <w:jc w:val="right"/>
-        <w:rPr>
-          <w:b/>
-          <w:sz w:val="44"/>
-          <w:szCs w:val="44"/>
-        </w:rPr>
-      </w:pPr>
-    </w:p>
-    <w:p>
-      <w:pPr>
-        <w:jc w:val="right"/>
-        <w:rPr>
-          <w:b/>
-          <w:sz w:val="44"/>
-          <w:szCs w:val="44"/>
-        </w:rPr>
-      </w:pPr>
-    </w:p>
-    <w:p>
-      <w:pPr>
-        <w:jc w:val="right"/>
-        <w:rPr>
-          <w:b/>
-          <w:sz w:val="44"/>
-          <w:szCs w:val="44"/>
-        </w:rPr>
-      </w:pPr>
-    </w:p>
-    <w:p>
-      <w:pPr>
-        <w:jc w:val="right"/>
-        <w:rPr>
-          <w:b/>
-          <w:sz w:val="44"/>
-          <w:szCs w:val="44"/>
-        </w:rPr>
-      </w:pPr>
-    </w:p>
-    <w:p>
-      <w:pPr>
-        <w:jc w:val="right"/>
-        <w:rPr>
-          <w:b/>
-          <w:sz w:val="44"/>
-          <w:szCs w:val="44"/>
-        </w:rPr>
-      </w:pPr>
-    </w:p>
-    <w:p>
-      <w:pPr>
-        <w:jc w:val="right"/>
-        <w:rPr>
-          <w:b/>
-          <w:sz w:val="44"/>
-          <w:szCs w:val="44"/>
+          <w:lang w:val="sr-Latn-RS"/>
         </w:rPr>
       </w:pPr>
     </w:p>
@@ -226,39 +169,39 @@
           <w:lang w:val="sr-Latn-RS"/>
         </w:rPr>
       </w:pPr>
-      <w:proofErr w:type="spellStart"/>
       <w:r>
         <w:rPr>
           <w:sz w:val="36"/>
           <w:szCs w:val="44"/>
-        </w:rPr>
-        <w:t>Svetislav</w:t>
-      </w:r>
-      <w:proofErr w:type="spellEnd"/>
-      <w:r>
+          <w:lang w:val="sr-Latn-RS"/>
+        </w:rPr>
+        <w:t>Svetislav Veljković  - 19083</w:t>
+      </w:r>
+    </w:p>
+    <w:p>
+      <w:pPr>
+        <w:jc w:val="right"/>
         <w:rPr>
           <w:sz w:val="36"/>
           <w:szCs w:val="44"/>
-        </w:rPr>
-        <w:t xml:space="preserve"> </w:t>
-      </w:r>
-      <w:proofErr w:type="spellStart"/>
-      <w:proofErr w:type="gramStart"/>
+          <w:lang w:val="sr-Latn-RS"/>
+        </w:rPr>
+      </w:pPr>
       <w:r>
         <w:rPr>
           <w:sz w:val="36"/>
           <w:szCs w:val="44"/>
-        </w:rPr>
-        <w:t>Veljkovi</w:t>
-      </w:r>
-      <w:proofErr w:type="spellEnd"/>
+          <w:lang w:val="sr-Latn-RS"/>
+        </w:rPr>
+        <w:t>Milica Micić</w:t>
+      </w:r>
       <w:r>
         <w:rPr>
           <w:sz w:val="36"/>
           <w:szCs w:val="44"/>
-          <w:lang w:val="sr-Latn-ME"/>
-        </w:rPr>
-        <w:t>ć</w:t>
+          <w:lang w:val="sr-Latn-RS"/>
+        </w:rPr>
+        <w:t xml:space="preserve"> – </w:t>
       </w:r>
       <w:r>
         <w:rPr>
@@ -266,73 +209,6 @@
           <w:szCs w:val="44"/>
           <w:lang w:val="sr-Latn-RS"/>
         </w:rPr>
-        <w:t xml:space="preserve">  -</w:t>
-      </w:r>
-      <w:proofErr w:type="gramEnd"/>
-      <w:r>
-        <w:rPr>
-          <w:sz w:val="36"/>
-          <w:szCs w:val="44"/>
-          <w:lang w:val="sr-Latn-RS"/>
-        </w:rPr>
-        <w:t xml:space="preserve"> 19083</w:t>
-      </w:r>
-    </w:p>
-    <w:p>
-      <w:pPr>
-        <w:jc w:val="right"/>
-        <w:rPr>
-          <w:sz w:val="36"/>
-          <w:szCs w:val="44"/>
-          <w:lang w:val="sr-Latn-RS"/>
-        </w:rPr>
-      </w:pPr>
-      <w:r>
-        <w:rPr>
-          <w:sz w:val="36"/>
-          <w:szCs w:val="44"/>
-          <w:lang w:val="sr-Latn-RS"/>
-        </w:rPr>
-        <w:t>Milica Mici</w:t>
-      </w:r>
-      <w:r>
-        <w:rPr>
-          <w:sz w:val="36"/>
-          <w:szCs w:val="44"/>
-          <w:lang w:val="sr-Latn-ME"/>
-        </w:rPr>
-        <w:t>ć</w:t>
-      </w:r>
-      <w:r>
-        <w:rPr>
-          <w:sz w:val="36"/>
-          <w:szCs w:val="44"/>
-          <w:lang w:val="sr-Latn-RS"/>
-        </w:rPr>
-        <w:t xml:space="preserve"> </w:t>
-      </w:r>
-      <w:r>
-        <w:rPr>
-          <w:sz w:val="36"/>
-          <w:szCs w:val="44"/>
-          <w:lang w:val="sr-Latn-RS"/>
-        </w:rPr>
-        <w:t>–</w:t>
-      </w:r>
-      <w:r>
-        <w:rPr>
-          <w:sz w:val="36"/>
-          <w:szCs w:val="44"/>
-          <w:lang w:val="sr-Latn-RS"/>
-        </w:rPr>
-        <w:t xml:space="preserve"> </w:t>
-      </w:r>
-      <w:r>
-        <w:rPr>
-          <w:sz w:val="36"/>
-          <w:szCs w:val="44"/>
-          <w:lang w:val="sr-Latn-RS"/>
-        </w:rPr>
         <w:t>20048</w:t>
       </w:r>
     </w:p>
@@ -358,381 +234,95 @@
       </w:r>
     </w:p>
     <w:p>
-      <w:r>
+      <w:pPr>
+        <w:rPr>
+          <w:lang w:val="sr-Latn-RS"/>
+        </w:rPr>
+      </w:pPr>
+      <w:r>
+        <w:rPr>
+          <w:lang w:val="sr-Latn-RS"/>
+        </w:rPr>
         <w:br/>
       </w:r>
       <w:r>
         <w:rPr>
           <w:bCs/>
+          <w:lang w:val="sr-Latn-RS"/>
         </w:rPr>
         <w:t>Snake Architect</w:t>
       </w:r>
       <w:r>
-        <w:t xml:space="preserve"> je </w:t>
-      </w:r>
-      <w:proofErr w:type="spellStart"/>
-      <w:r>
-        <w:t>višekorisnička</w:t>
-      </w:r>
-      <w:proofErr w:type="spellEnd"/>
-      <w:r>
-        <w:t xml:space="preserve"> </w:t>
-      </w:r>
-      <w:proofErr w:type="spellStart"/>
-      <w:r>
-        <w:t>veb</w:t>
-      </w:r>
-      <w:proofErr w:type="spellEnd"/>
-      <w:r>
-        <w:t xml:space="preserve"> </w:t>
-      </w:r>
-      <w:proofErr w:type="spellStart"/>
-      <w:r>
-        <w:t>aplikacija</w:t>
-      </w:r>
-      <w:proofErr w:type="spellEnd"/>
-      <w:r>
-        <w:t xml:space="preserve"> </w:t>
-      </w:r>
-      <w:proofErr w:type="spellStart"/>
-      <w:r>
-        <w:t>koja</w:t>
-      </w:r>
-      <w:proofErr w:type="spellEnd"/>
-      <w:r>
-        <w:t xml:space="preserve"> </w:t>
-      </w:r>
-      <w:proofErr w:type="spellStart"/>
-      <w:r>
-        <w:t>simulira</w:t>
-      </w:r>
-      <w:proofErr w:type="spellEnd"/>
-      <w:r>
-        <w:t xml:space="preserve"> </w:t>
-      </w:r>
-      <w:proofErr w:type="spellStart"/>
-      <w:r>
-        <w:t>trku</w:t>
-      </w:r>
-      <w:proofErr w:type="spellEnd"/>
-      <w:r>
-        <w:t xml:space="preserve"> </w:t>
-      </w:r>
-      <w:proofErr w:type="spellStart"/>
-      <w:proofErr w:type="gramStart"/>
-      <w:r>
-        <w:t>na</w:t>
-      </w:r>
-      <w:proofErr w:type="spellEnd"/>
-      <w:proofErr w:type="gramEnd"/>
-      <w:r>
-        <w:t xml:space="preserve"> </w:t>
-      </w:r>
-      <w:proofErr w:type="spellStart"/>
-      <w:r>
-        <w:t>tabli</w:t>
-      </w:r>
-      <w:proofErr w:type="spellEnd"/>
-      <w:r>
-        <w:t xml:space="preserve"> </w:t>
-      </w:r>
-      <w:proofErr w:type="spellStart"/>
-      <w:r>
-        <w:t>sa</w:t>
-      </w:r>
-      <w:proofErr w:type="spellEnd"/>
-      <w:r>
-        <w:t xml:space="preserve"> </w:t>
-      </w:r>
-      <w:proofErr w:type="spellStart"/>
-      <w:r>
-        <w:t>preprekama</w:t>
-      </w:r>
-      <w:proofErr w:type="spellEnd"/>
-      <w:r>
-        <w:t xml:space="preserve"> (</w:t>
-      </w:r>
-      <w:proofErr w:type="spellStart"/>
-      <w:r>
-        <w:t>zmije</w:t>
-      </w:r>
-      <w:proofErr w:type="spellEnd"/>
-      <w:r>
-        <w:t xml:space="preserve"> i </w:t>
-      </w:r>
-      <w:proofErr w:type="spellStart"/>
-      <w:r>
-        <w:t>merdevine</w:t>
-      </w:r>
-      <w:proofErr w:type="spellEnd"/>
-      <w:r>
-        <w:t xml:space="preserve">). </w:t>
-      </w:r>
-      <w:proofErr w:type="spellStart"/>
-      <w:proofErr w:type="gramStart"/>
-      <w:r>
-        <w:t>Cilj</w:t>
-      </w:r>
-      <w:proofErr w:type="spellEnd"/>
-      <w:r>
-        <w:t xml:space="preserve"> </w:t>
-      </w:r>
-      <w:proofErr w:type="spellStart"/>
-      <w:r>
-        <w:t>projekta</w:t>
-      </w:r>
-      <w:proofErr w:type="spellEnd"/>
-      <w:r>
-        <w:t xml:space="preserve"> je da </w:t>
-      </w:r>
-      <w:proofErr w:type="spellStart"/>
-      <w:r>
-        <w:t>omogući</w:t>
-      </w:r>
-      <w:proofErr w:type="spellEnd"/>
-      <w:r>
-        <w:t xml:space="preserve"> </w:t>
-      </w:r>
-      <w:proofErr w:type="spellStart"/>
-      <w:r>
-        <w:t>korisnicima</w:t>
-      </w:r>
-      <w:proofErr w:type="spellEnd"/>
-      <w:r>
-        <w:t xml:space="preserve"> </w:t>
-      </w:r>
-      <w:proofErr w:type="spellStart"/>
-      <w:r>
-        <w:t>ne</w:t>
-      </w:r>
-      <w:proofErr w:type="spellEnd"/>
-      <w:r>
-        <w:t xml:space="preserve"> </w:t>
-      </w:r>
-      <w:proofErr w:type="spellStart"/>
-      <w:r>
-        <w:t>samo</w:t>
-      </w:r>
-      <w:proofErr w:type="spellEnd"/>
-      <w:r>
-        <w:t xml:space="preserve"> </w:t>
-      </w:r>
-      <w:proofErr w:type="spellStart"/>
-      <w:r>
-        <w:t>igranje</w:t>
-      </w:r>
-      <w:proofErr w:type="spellEnd"/>
-      <w:r>
-        <w:t xml:space="preserve">, </w:t>
-      </w:r>
-      <w:proofErr w:type="spellStart"/>
-      <w:r>
-        <w:t>već</w:t>
-      </w:r>
-      <w:proofErr w:type="spellEnd"/>
-      <w:r>
-        <w:t xml:space="preserve"> i </w:t>
-      </w:r>
-      <w:proofErr w:type="spellStart"/>
-      <w:r>
-        <w:t>dizajniranje</w:t>
-      </w:r>
-      <w:proofErr w:type="spellEnd"/>
-      <w:r>
-        <w:t xml:space="preserve"> </w:t>
-      </w:r>
-      <w:proofErr w:type="spellStart"/>
-      <w:r>
-        <w:t>sopstvenih</w:t>
-      </w:r>
-      <w:proofErr w:type="spellEnd"/>
-      <w:r>
-        <w:t xml:space="preserve"> </w:t>
-      </w:r>
-      <w:proofErr w:type="spellStart"/>
-      <w:r>
-        <w:t>mapa</w:t>
-      </w:r>
-      <w:proofErr w:type="spellEnd"/>
-      <w:r>
-        <w:t xml:space="preserve"> u </w:t>
-      </w:r>
-      <w:proofErr w:type="spellStart"/>
-      <w:r>
-        <w:t>realnom</w:t>
-      </w:r>
-      <w:proofErr w:type="spellEnd"/>
-      <w:r>
-        <w:t xml:space="preserve"> </w:t>
-      </w:r>
-      <w:proofErr w:type="spellStart"/>
-      <w:r>
-        <w:t>vremenu</w:t>
-      </w:r>
-      <w:proofErr w:type="spellEnd"/>
-      <w:r>
+        <w:rPr>
+          <w:lang w:val="sr-Latn-RS"/>
+        </w:rPr>
+        <w:t xml:space="preserve"> je višekorisnička veb aplikacija koja simulira trku na tabli sa preprekama (zmije i merdevine). Cilj projekta je da omogući korisnicima ne samo igranje, već i dizajniranje sopstvenih mapa u realnom vremenu. Sistem podržava sinhronizaciju stanja između više igrača, omogućavajući im da prate poteze protivnika i promene na tabli bez odlaganja.</w:t>
+      </w:r>
+    </w:p>
+    <w:p>
+      <w:pPr>
+        <w:pStyle w:val="Heading1"/>
+        <w:rPr>
+          <w:lang w:val="sr-Latn-RS"/>
+        </w:rPr>
+      </w:pPr>
+      <w:r>
+        <w:rPr>
+          <w:lang w:val="sr-Latn-RS"/>
+        </w:rPr>
+        <w:t>Arhitekturni zahtevi</w:t>
+      </w:r>
+    </w:p>
+    <w:p>
+      <w:pPr>
+        <w:rPr>
+          <w:lang w:val="sr-Latn-RS"/>
+        </w:rPr>
+      </w:pPr>
+      <w:r>
+        <w:rPr>
+          <w:lang w:val="sr-Latn-RS"/>
+        </w:rPr>
+        <w:t xml:space="preserve">Ovde ćemo definisati arhitekturno značajne slučajeve korišćenja, glavne funkcionalne i ne-funkcionalne zahteve (atributi kvaliteta) i  tehnička i poslovna ograničenja vezana za realizaciju projekta </w:t>
+      </w:r>
+      <w:r>
+        <w:rPr>
+          <w:lang w:val="sr-Latn-RS"/>
+        </w:rPr>
+        <w:t>Snake Architect</w:t>
+      </w:r>
+      <w:r>
+        <w:rPr>
+          <w:lang w:val="sr-Latn-RS"/>
+        </w:rPr>
         <w:t>.</w:t>
       </w:r>
-      <w:proofErr w:type="gramEnd"/>
-      <w:r>
-        <w:t xml:space="preserve"> </w:t>
-      </w:r>
-      <w:proofErr w:type="spellStart"/>
-      <w:r>
-        <w:t>Sistem</w:t>
-      </w:r>
-      <w:proofErr w:type="spellEnd"/>
-      <w:r>
-        <w:t xml:space="preserve"> </w:t>
-      </w:r>
-      <w:proofErr w:type="spellStart"/>
-      <w:r>
-        <w:t>podržava</w:t>
-      </w:r>
-      <w:proofErr w:type="spellEnd"/>
-      <w:r>
-        <w:t xml:space="preserve"> </w:t>
-      </w:r>
-      <w:proofErr w:type="spellStart"/>
-      <w:r>
-        <w:t>sinhronizaciju</w:t>
-      </w:r>
-      <w:proofErr w:type="spellEnd"/>
-      <w:r>
-        <w:t xml:space="preserve"> </w:t>
-      </w:r>
-      <w:proofErr w:type="spellStart"/>
-      <w:r>
-        <w:t>stanja</w:t>
-      </w:r>
-      <w:proofErr w:type="spellEnd"/>
-      <w:r>
-        <w:t xml:space="preserve"> </w:t>
-      </w:r>
-      <w:proofErr w:type="spellStart"/>
-      <w:r>
-        <w:t>između</w:t>
-      </w:r>
-      <w:proofErr w:type="spellEnd"/>
-      <w:r>
-        <w:t xml:space="preserve"> </w:t>
-      </w:r>
-      <w:proofErr w:type="spellStart"/>
-      <w:r>
-        <w:t>više</w:t>
-      </w:r>
-      <w:proofErr w:type="spellEnd"/>
-      <w:r>
-        <w:t xml:space="preserve"> </w:t>
-      </w:r>
-      <w:proofErr w:type="spellStart"/>
-      <w:r>
-        <w:t>igrača</w:t>
-      </w:r>
-      <w:proofErr w:type="spellEnd"/>
-      <w:r>
-        <w:t xml:space="preserve">, </w:t>
-      </w:r>
-      <w:proofErr w:type="spellStart"/>
-      <w:r>
-        <w:t>omogućavajući</w:t>
-      </w:r>
-      <w:proofErr w:type="spellEnd"/>
-      <w:r>
-        <w:t xml:space="preserve"> </w:t>
-      </w:r>
-      <w:proofErr w:type="spellStart"/>
-      <w:r>
-        <w:t>im</w:t>
-      </w:r>
-      <w:proofErr w:type="spellEnd"/>
-      <w:r>
-        <w:t xml:space="preserve"> da prate </w:t>
-      </w:r>
-      <w:proofErr w:type="spellStart"/>
-      <w:r>
-        <w:t>poteze</w:t>
-      </w:r>
-      <w:proofErr w:type="spellEnd"/>
-      <w:r>
-        <w:t xml:space="preserve"> </w:t>
-      </w:r>
-      <w:proofErr w:type="spellStart"/>
-      <w:r>
-        <w:t>protivnika</w:t>
-      </w:r>
-      <w:proofErr w:type="spellEnd"/>
-      <w:r>
-        <w:t xml:space="preserve"> i </w:t>
-      </w:r>
-      <w:proofErr w:type="spellStart"/>
-      <w:r>
-        <w:t>promene</w:t>
-      </w:r>
-      <w:proofErr w:type="spellEnd"/>
-      <w:r>
-        <w:t xml:space="preserve"> </w:t>
-      </w:r>
-      <w:proofErr w:type="spellStart"/>
-      <w:proofErr w:type="gramStart"/>
-      <w:r>
-        <w:t>na</w:t>
-      </w:r>
-      <w:proofErr w:type="spellEnd"/>
-      <w:proofErr w:type="gramEnd"/>
-      <w:r>
-        <w:t xml:space="preserve"> </w:t>
-      </w:r>
-      <w:proofErr w:type="spellStart"/>
-      <w:r>
-        <w:t>tabli</w:t>
-      </w:r>
-      <w:proofErr w:type="spellEnd"/>
-      <w:r>
-        <w:t xml:space="preserve"> </w:t>
-      </w:r>
-      <w:proofErr w:type="spellStart"/>
-      <w:r>
-        <w:t>bez</w:t>
-      </w:r>
-      <w:proofErr w:type="spellEnd"/>
-      <w:r>
-        <w:t xml:space="preserve"> </w:t>
-      </w:r>
-      <w:proofErr w:type="spellStart"/>
-      <w:r>
-        <w:t>odlaganja</w:t>
-      </w:r>
-      <w:proofErr w:type="spellEnd"/>
-      <w:r>
-        <w:t>.</w:t>
-      </w:r>
-    </w:p>
-    <w:p>
-      <w:pPr>
-        <w:pStyle w:val="Heading1"/>
-        <w:rPr>
-          <w:lang w:val="sr-Latn-RS"/>
-        </w:rPr>
-      </w:pPr>
-      <w:r>
-        <w:rPr>
-          <w:lang w:val="sr-Latn-RS"/>
-        </w:rPr>
-        <w:t>Arhitekturni zahtevi</w:t>
-      </w:r>
-    </w:p>
-    <w:p>
-      <w:pPr>
-        <w:rPr>
-          <w:lang w:val="sr-Latn-RS"/>
-        </w:rPr>
-      </w:pPr>
-      <w:r>
-        <w:rPr>
-          <w:lang w:val="sr-Latn-RS"/>
-        </w:rPr>
-        <w:t xml:space="preserve">Ovde ćemo definisati arhitekturno značajne slučajeve korišćenja, glavne funkcionalne i ne-funkcionalne zahteve (atributi kvaliteta) i  tehnička i poslovna ograničenja vezana za realizaciju projekta </w:t>
+    </w:p>
+    <w:p>
+      <w:pPr>
+        <w:pStyle w:val="Heading2"/>
+        <w:rPr>
+          <w:lang w:val="sr-Latn-RS"/>
+        </w:rPr>
+      </w:pPr>
+      <w:r>
+        <w:rPr>
+          <w:lang w:val="sr-Latn-RS"/>
+        </w:rPr>
+        <w:t>Arhitekturni značajni slučajevi korišćenja</w:t>
+      </w:r>
+    </w:p>
+    <w:p>
+      <w:pPr>
+        <w:rPr>
+          <w:lang w:val="sr-Latn-RS"/>
+        </w:rPr>
+      </w:pPr>
+      <w:r>
+        <w:rPr>
+          <w:lang w:val="sr-Latn-RS"/>
+        </w:rPr>
+        <w:t xml:space="preserve">Funkcionalni zahtevi web aplikacije </w:t>
       </w:r>
       <w:r>
         <w:rPr>
@@ -744,37 +334,6 @@
         <w:rPr>
           <w:lang w:val="sr-Latn-RS"/>
         </w:rPr>
-        <w:t>.</w:t>
-      </w:r>
-    </w:p>
-    <w:p>
-      <w:pPr>
-        <w:pStyle w:val="Heading2"/>
-        <w:rPr>
-          <w:lang w:val="sr-Latn-RS"/>
-        </w:rPr>
-      </w:pPr>
-      <w:r>
-        <w:rPr>
-          <w:lang w:val="sr-Latn-RS"/>
-        </w:rPr>
-        <w:t>Arhitekturni značajni slučajevi korišćenja</w:t>
-      </w:r>
-    </w:p>
-    <w:p>
-      <w:r>
-        <w:rPr>
-          <w:lang w:val="sr-Latn-RS"/>
-        </w:rPr>
-        <w:t xml:space="preserve">Funkcionalni zahtevi web aplikacije </w:t>
-      </w:r>
-      <w:r>
-        <w:rPr>
-          <w:lang w:val="sr-Latn-RS"/>
-        </w:rPr>
-        <w:t>Snake Architect</w:t>
-      </w:r>
-      <w:r>
         <w:t>:</w:t>
       </w:r>
     </w:p>
@@ -789,9 +348,9 @@
           <w:rFonts w:asciiTheme="minorHAnsi" w:hAnsiTheme="minorHAnsi" w:cstheme="minorHAnsi"/>
           <w:sz w:val="22"/>
           <w:szCs w:val="22"/>
-        </w:rPr>
-      </w:pPr>
-      <w:proofErr w:type="spellStart"/>
+          <w:lang w:val="sr-Latn-RS"/>
+        </w:rPr>
+      </w:pPr>
       <w:r>
         <w:rPr>
           <w:rStyle w:val="citation-97"/>
@@ -799,80 +358,19 @@
           <w:bCs/>
           <w:sz w:val="22"/>
           <w:szCs w:val="22"/>
-        </w:rPr>
-        <w:t>Registracija</w:t>
-      </w:r>
-      <w:proofErr w:type="spellEnd"/>
-      <w:r>
-        <w:rPr>
-          <w:rStyle w:val="citation-97"/>
-          <w:rFonts w:asciiTheme="minorHAnsi" w:eastAsiaTheme="majorEastAsia" w:hAnsiTheme="minorHAnsi" w:cstheme="minorHAnsi"/>
-          <w:bCs/>
-          <w:sz w:val="22"/>
-          <w:szCs w:val="22"/>
-        </w:rPr>
-        <w:t xml:space="preserve"> </w:t>
-      </w:r>
-      <w:proofErr w:type="spellStart"/>
-      <w:r>
-        <w:rPr>
-          <w:rStyle w:val="citation-97"/>
-          <w:rFonts w:asciiTheme="minorHAnsi" w:eastAsiaTheme="majorEastAsia" w:hAnsiTheme="minorHAnsi" w:cstheme="minorHAnsi"/>
-          <w:bCs/>
-          <w:sz w:val="22"/>
-          <w:szCs w:val="22"/>
-        </w:rPr>
-        <w:t>korisnika</w:t>
-      </w:r>
-      <w:proofErr w:type="spellEnd"/>
+          <w:lang w:val="sr-Latn-RS"/>
+        </w:rPr>
+        <w:t>Registracija korisnika</w:t>
+      </w:r>
       <w:r>
         <w:rPr>
           <w:rStyle w:val="citation-97"/>
           <w:rFonts w:asciiTheme="minorHAnsi" w:eastAsiaTheme="majorEastAsia" w:hAnsiTheme="minorHAnsi" w:cstheme="minorHAnsi"/>
           <w:sz w:val="22"/>
           <w:szCs w:val="22"/>
-        </w:rPr>
-        <w:t xml:space="preserve"> (</w:t>
-      </w:r>
-      <w:proofErr w:type="spellStart"/>
-      <w:r>
-        <w:rPr>
-          <w:rStyle w:val="citation-97"/>
-          <w:rFonts w:asciiTheme="minorHAnsi" w:eastAsiaTheme="majorEastAsia" w:hAnsiTheme="minorHAnsi" w:cstheme="minorHAnsi"/>
-          <w:sz w:val="22"/>
-          <w:szCs w:val="22"/>
-        </w:rPr>
-        <w:t>kreiranje</w:t>
-      </w:r>
-      <w:proofErr w:type="spellEnd"/>
-      <w:r>
-        <w:rPr>
-          <w:rStyle w:val="citation-97"/>
-          <w:rFonts w:asciiTheme="minorHAnsi" w:eastAsiaTheme="majorEastAsia" w:hAnsiTheme="minorHAnsi" w:cstheme="minorHAnsi"/>
-          <w:sz w:val="22"/>
-          <w:szCs w:val="22"/>
-        </w:rPr>
-        <w:t xml:space="preserve"> </w:t>
-      </w:r>
-      <w:proofErr w:type="spellStart"/>
-      <w:r>
-        <w:rPr>
-          <w:rStyle w:val="citation-97"/>
-          <w:rFonts w:asciiTheme="minorHAnsi" w:eastAsiaTheme="majorEastAsia" w:hAnsiTheme="minorHAnsi" w:cstheme="minorHAnsi"/>
-          <w:sz w:val="22"/>
-          <w:szCs w:val="22"/>
-        </w:rPr>
-        <w:t>naloga</w:t>
-      </w:r>
-      <w:proofErr w:type="spellEnd"/>
-      <w:r>
-        <w:rPr>
-          <w:rStyle w:val="citation-97"/>
-          <w:rFonts w:asciiTheme="minorHAnsi" w:eastAsiaTheme="majorEastAsia" w:hAnsiTheme="minorHAnsi" w:cstheme="minorHAnsi"/>
-          <w:sz w:val="22"/>
-          <w:szCs w:val="22"/>
-        </w:rPr>
-        <w:t xml:space="preserve">) </w:t>
+          <w:lang w:val="sr-Latn-RS"/>
+        </w:rPr>
+        <w:t xml:space="preserve"> (kreiranje naloga) </w:t>
       </w:r>
     </w:p>
     <w:p>
@@ -886,9 +384,9 @@
           <w:rFonts w:asciiTheme="minorHAnsi" w:hAnsiTheme="minorHAnsi" w:cstheme="minorHAnsi"/>
           <w:sz w:val="22"/>
           <w:szCs w:val="22"/>
-        </w:rPr>
-      </w:pPr>
-      <w:proofErr w:type="spellStart"/>
+          <w:lang w:val="sr-Latn-RS"/>
+        </w:rPr>
+      </w:pPr>
       <w:r>
         <w:rPr>
           <w:rStyle w:val="citation-96"/>
@@ -896,80 +394,19 @@
           <w:bCs/>
           <w:sz w:val="22"/>
           <w:szCs w:val="22"/>
-        </w:rPr>
-        <w:t>Prijavljivanje</w:t>
-      </w:r>
-      <w:proofErr w:type="spellEnd"/>
-      <w:r>
-        <w:rPr>
-          <w:rStyle w:val="citation-96"/>
-          <w:rFonts w:asciiTheme="minorHAnsi" w:hAnsiTheme="minorHAnsi" w:cstheme="minorHAnsi"/>
-          <w:bCs/>
-          <w:sz w:val="22"/>
-          <w:szCs w:val="22"/>
-        </w:rPr>
-        <w:t xml:space="preserve"> </w:t>
-      </w:r>
-      <w:proofErr w:type="spellStart"/>
-      <w:r>
-        <w:rPr>
-          <w:rStyle w:val="citation-96"/>
-          <w:rFonts w:asciiTheme="minorHAnsi" w:hAnsiTheme="minorHAnsi" w:cstheme="minorHAnsi"/>
-          <w:bCs/>
-          <w:sz w:val="22"/>
-          <w:szCs w:val="22"/>
-        </w:rPr>
-        <w:t>korisnika</w:t>
-      </w:r>
-      <w:proofErr w:type="spellEnd"/>
+          <w:lang w:val="sr-Latn-RS"/>
+        </w:rPr>
+        <w:t>Prijavljivanje korisnika</w:t>
+      </w:r>
       <w:r>
         <w:rPr>
           <w:rStyle w:val="citation-96"/>
           <w:rFonts w:asciiTheme="minorHAnsi" w:hAnsiTheme="minorHAnsi" w:cstheme="minorHAnsi"/>
           <w:sz w:val="22"/>
           <w:szCs w:val="22"/>
-        </w:rPr>
-        <w:t xml:space="preserve"> (</w:t>
-      </w:r>
-      <w:proofErr w:type="spellStart"/>
-      <w:r>
-        <w:rPr>
-          <w:rStyle w:val="citation-96"/>
-          <w:rFonts w:asciiTheme="minorHAnsi" w:hAnsiTheme="minorHAnsi" w:cstheme="minorHAnsi"/>
-          <w:sz w:val="22"/>
-          <w:szCs w:val="22"/>
-        </w:rPr>
-        <w:t>autentifikacija</w:t>
-      </w:r>
-      <w:proofErr w:type="spellEnd"/>
-      <w:r>
-        <w:rPr>
-          <w:rStyle w:val="citation-96"/>
-          <w:rFonts w:asciiTheme="minorHAnsi" w:hAnsiTheme="minorHAnsi" w:cstheme="minorHAnsi"/>
-          <w:sz w:val="22"/>
-          <w:szCs w:val="22"/>
-        </w:rPr>
-        <w:t xml:space="preserve"> </w:t>
-      </w:r>
-      <w:proofErr w:type="spellStart"/>
-      <w:r>
-        <w:rPr>
-          <w:rStyle w:val="citation-96"/>
-          <w:rFonts w:asciiTheme="minorHAnsi" w:hAnsiTheme="minorHAnsi" w:cstheme="minorHAnsi"/>
-          <w:sz w:val="22"/>
-          <w:szCs w:val="22"/>
-        </w:rPr>
-        <w:t>putem</w:t>
-      </w:r>
-      <w:proofErr w:type="spellEnd"/>
-      <w:r>
-        <w:rPr>
-          <w:rStyle w:val="citation-96"/>
-          <w:rFonts w:asciiTheme="minorHAnsi" w:hAnsiTheme="minorHAnsi" w:cstheme="minorHAnsi"/>
-          <w:sz w:val="22"/>
-          <w:szCs w:val="22"/>
-        </w:rPr>
-        <w:t xml:space="preserve"> JWT) </w:t>
+          <w:lang w:val="sr-Latn-RS"/>
+        </w:rPr>
+        <w:t xml:space="preserve"> (autentifikacija putem JWT) </w:t>
       </w:r>
     </w:p>
     <w:p>
@@ -983,9 +420,9 @@
           <w:rFonts w:asciiTheme="minorHAnsi" w:hAnsiTheme="minorHAnsi" w:cstheme="minorHAnsi"/>
           <w:sz w:val="22"/>
           <w:szCs w:val="22"/>
-        </w:rPr>
-      </w:pPr>
-      <w:proofErr w:type="spellStart"/>
+          <w:lang w:val="sr-Latn-RS"/>
+        </w:rPr>
+      </w:pPr>
       <w:r>
         <w:rPr>
           <w:rStyle w:val="citation-95"/>
@@ -993,82 +430,17 @@
           <w:bCs/>
           <w:sz w:val="22"/>
           <w:szCs w:val="22"/>
-        </w:rPr>
-        <w:t>Kreiranje</w:t>
-      </w:r>
-      <w:proofErr w:type="spellEnd"/>
-      <w:r>
-        <w:rPr>
-          <w:rStyle w:val="citation-95"/>
-          <w:rFonts w:asciiTheme="minorHAnsi" w:hAnsiTheme="minorHAnsi" w:cstheme="minorHAnsi"/>
-          <w:bCs/>
-          <w:sz w:val="22"/>
-          <w:szCs w:val="22"/>
-        </w:rPr>
-        <w:t xml:space="preserve"> </w:t>
-      </w:r>
-      <w:proofErr w:type="spellStart"/>
-      <w:r>
-        <w:rPr>
-          <w:rStyle w:val="citation-95"/>
-          <w:rFonts w:asciiTheme="minorHAnsi" w:hAnsiTheme="minorHAnsi" w:cstheme="minorHAnsi"/>
-          <w:bCs/>
-          <w:sz w:val="22"/>
-          <w:szCs w:val="22"/>
-        </w:rPr>
-        <w:t>sobe</w:t>
-      </w:r>
-      <w:proofErr w:type="spellEnd"/>
-      <w:r>
-        <w:rPr>
-          <w:rStyle w:val="citation-95"/>
-          <w:rFonts w:asciiTheme="minorHAnsi" w:hAnsiTheme="minorHAnsi" w:cstheme="minorHAnsi"/>
-          <w:bCs/>
-          <w:sz w:val="22"/>
-          <w:szCs w:val="22"/>
-        </w:rPr>
-        <w:t xml:space="preserve"> </w:t>
-      </w:r>
-      <w:proofErr w:type="spellStart"/>
-      <w:r>
-        <w:rPr>
-          <w:rStyle w:val="citation-95"/>
-          <w:rFonts w:asciiTheme="minorHAnsi" w:hAnsiTheme="minorHAnsi" w:cstheme="minorHAnsi"/>
-          <w:bCs/>
-          <w:sz w:val="22"/>
-          <w:szCs w:val="22"/>
-        </w:rPr>
-        <w:t>za</w:t>
-      </w:r>
-      <w:proofErr w:type="spellEnd"/>
-      <w:r>
-        <w:rPr>
-          <w:rStyle w:val="citation-95"/>
-          <w:rFonts w:asciiTheme="minorHAnsi" w:hAnsiTheme="minorHAnsi" w:cstheme="minorHAnsi"/>
-          <w:bCs/>
-          <w:sz w:val="22"/>
-          <w:szCs w:val="22"/>
-        </w:rPr>
-        <w:t xml:space="preserve"> </w:t>
-      </w:r>
-      <w:proofErr w:type="spellStart"/>
-      <w:r>
-        <w:rPr>
-          <w:rStyle w:val="citation-95"/>
-          <w:rFonts w:asciiTheme="minorHAnsi" w:hAnsiTheme="minorHAnsi" w:cstheme="minorHAnsi"/>
-          <w:bCs/>
-          <w:sz w:val="22"/>
-          <w:szCs w:val="22"/>
-        </w:rPr>
-        <w:t>igru</w:t>
-      </w:r>
-      <w:proofErr w:type="spellEnd"/>
+          <w:lang w:val="sr-Latn-RS"/>
+        </w:rPr>
+        <w:t>Kreiranje sobe za igru</w:t>
+      </w:r>
       <w:r>
         <w:rPr>
           <w:rStyle w:val="citation-95"/>
           <w:rFonts w:asciiTheme="minorHAnsi" w:hAnsiTheme="minorHAnsi" w:cstheme="minorHAnsi"/>
           <w:sz w:val="22"/>
           <w:szCs w:val="22"/>
+          <w:lang w:val="sr-Latn-RS"/>
         </w:rPr>
         <w:t xml:space="preserve"> </w:t>
       </w:r>
@@ -1084,143 +456,27 @@
           <w:rFonts w:asciiTheme="minorHAnsi" w:hAnsiTheme="minorHAnsi" w:cstheme="minorHAnsi"/>
           <w:sz w:val="22"/>
           <w:szCs w:val="22"/>
-        </w:rPr>
-      </w:pPr>
-      <w:proofErr w:type="spellStart"/>
+          <w:lang w:val="sr-Latn-RS"/>
+        </w:rPr>
+      </w:pPr>
       <w:r>
         <w:rPr>
           <w:rFonts w:asciiTheme="minorHAnsi" w:hAnsiTheme="minorHAnsi" w:cstheme="minorHAnsi"/>
           <w:bCs/>
           <w:sz w:val="22"/>
           <w:szCs w:val="22"/>
-        </w:rPr>
-        <w:t>Dizajniranje</w:t>
-      </w:r>
-      <w:proofErr w:type="spellEnd"/>
-      <w:r>
-        <w:rPr>
-          <w:rFonts w:asciiTheme="minorHAnsi" w:hAnsiTheme="minorHAnsi" w:cstheme="minorHAnsi"/>
-          <w:bCs/>
-          <w:sz w:val="22"/>
-          <w:szCs w:val="22"/>
-        </w:rPr>
-        <w:t xml:space="preserve"> table</w:t>
+          <w:lang w:val="sr-Latn-RS"/>
+        </w:rPr>
+        <w:t>Dizajniranje table</w:t>
       </w:r>
       <w:r>
         <w:rPr>
           <w:rFonts w:asciiTheme="minorHAnsi" w:hAnsiTheme="minorHAnsi" w:cstheme="minorHAnsi"/>
           <w:sz w:val="22"/>
           <w:szCs w:val="22"/>
-        </w:rPr>
-        <w:t xml:space="preserve"> (</w:t>
-      </w:r>
-      <w:proofErr w:type="spellStart"/>
-      <w:r>
-        <w:rPr>
-          <w:rFonts w:asciiTheme="minorHAnsi" w:hAnsiTheme="minorHAnsi" w:cstheme="minorHAnsi"/>
-          <w:sz w:val="22"/>
-          <w:szCs w:val="22"/>
-        </w:rPr>
-        <w:t>postavljanje</w:t>
-      </w:r>
-      <w:proofErr w:type="spellEnd"/>
-      <w:r>
-        <w:rPr>
-          <w:rFonts w:asciiTheme="minorHAnsi" w:hAnsiTheme="minorHAnsi" w:cstheme="minorHAnsi"/>
-          <w:sz w:val="22"/>
-          <w:szCs w:val="22"/>
-        </w:rPr>
-        <w:t xml:space="preserve"> </w:t>
-      </w:r>
-      <w:proofErr w:type="spellStart"/>
-      <w:r>
-        <w:rPr>
-          <w:rFonts w:asciiTheme="minorHAnsi" w:hAnsiTheme="minorHAnsi" w:cstheme="minorHAnsi"/>
-          <w:sz w:val="22"/>
-          <w:szCs w:val="22"/>
-        </w:rPr>
-        <w:t>zmijica</w:t>
-      </w:r>
-      <w:proofErr w:type="spellEnd"/>
-      <w:r>
-        <w:rPr>
-          <w:rFonts w:asciiTheme="minorHAnsi" w:hAnsiTheme="minorHAnsi" w:cstheme="minorHAnsi"/>
-          <w:sz w:val="22"/>
-          <w:szCs w:val="22"/>
-        </w:rPr>
-        <w:t xml:space="preserve"> i </w:t>
-      </w:r>
-      <w:proofErr w:type="spellStart"/>
-      <w:r>
-        <w:rPr>
-          <w:rFonts w:asciiTheme="minorHAnsi" w:hAnsiTheme="minorHAnsi" w:cstheme="minorHAnsi"/>
-          <w:sz w:val="22"/>
-          <w:szCs w:val="22"/>
-        </w:rPr>
-        <w:t>merdevina</w:t>
-      </w:r>
-      <w:proofErr w:type="spellEnd"/>
-      <w:r>
-        <w:rPr>
-          <w:rFonts w:asciiTheme="minorHAnsi" w:hAnsiTheme="minorHAnsi" w:cstheme="minorHAnsi"/>
-          <w:sz w:val="22"/>
-          <w:szCs w:val="22"/>
-        </w:rPr>
-        <w:t xml:space="preserve"> od </w:t>
-      </w:r>
-      <w:proofErr w:type="spellStart"/>
-      <w:r>
-        <w:rPr>
-          <w:rFonts w:asciiTheme="minorHAnsi" w:hAnsiTheme="minorHAnsi" w:cstheme="minorHAnsi"/>
-          <w:sz w:val="22"/>
-          <w:szCs w:val="22"/>
-        </w:rPr>
-        <w:t>strane</w:t>
-      </w:r>
-      <w:proofErr w:type="spellEnd"/>
-      <w:r>
-        <w:rPr>
-          <w:rFonts w:asciiTheme="minorHAnsi" w:hAnsiTheme="minorHAnsi" w:cstheme="minorHAnsi"/>
-          <w:sz w:val="22"/>
-          <w:szCs w:val="22"/>
-        </w:rPr>
-        <w:t xml:space="preserve"> </w:t>
-      </w:r>
-      <w:proofErr w:type="spellStart"/>
-      <w:r>
-        <w:rPr>
-          <w:rFonts w:asciiTheme="minorHAnsi" w:hAnsiTheme="minorHAnsi" w:cstheme="minorHAnsi"/>
-          <w:sz w:val="22"/>
-          <w:szCs w:val="22"/>
-        </w:rPr>
-        <w:t>kreatora</w:t>
-      </w:r>
-      <w:proofErr w:type="spellEnd"/>
-      <w:r>
-        <w:rPr>
-          <w:rFonts w:asciiTheme="minorHAnsi" w:hAnsiTheme="minorHAnsi" w:cstheme="minorHAnsi"/>
-          <w:sz w:val="22"/>
-          <w:szCs w:val="22"/>
-        </w:rPr>
-        <w:t xml:space="preserve"> </w:t>
-      </w:r>
-      <w:proofErr w:type="spellStart"/>
-      <w:r>
-        <w:rPr>
-          <w:rFonts w:asciiTheme="minorHAnsi" w:hAnsiTheme="minorHAnsi" w:cstheme="minorHAnsi"/>
-          <w:sz w:val="22"/>
-          <w:szCs w:val="22"/>
-        </w:rPr>
-        <w:t>sobe</w:t>
-      </w:r>
-      <w:proofErr w:type="spellEnd"/>
-      <w:r>
-        <w:rPr>
-          <w:rFonts w:asciiTheme="minorHAnsi" w:hAnsiTheme="minorHAnsi" w:cstheme="minorHAnsi"/>
-          <w:sz w:val="22"/>
-          <w:szCs w:val="22"/>
-        </w:rPr>
-        <w:t>)</w:t>
+          <w:lang w:val="sr-Latn-RS"/>
+        </w:rPr>
+        <w:t xml:space="preserve"> (postavljanje zmijica i merdevina od strane kreatora sobe)</w:t>
       </w:r>
     </w:p>
     <w:p>
@@ -1235,9 +491,9 @@
           <w:rFonts w:asciiTheme="minorHAnsi" w:hAnsiTheme="minorHAnsi" w:cstheme="minorHAnsi"/>
           <w:sz w:val="22"/>
           <w:szCs w:val="22"/>
-        </w:rPr>
-      </w:pPr>
-      <w:proofErr w:type="spellStart"/>
+          <w:lang w:val="sr-Latn-RS"/>
+        </w:rPr>
+      </w:pPr>
       <w:r>
         <w:rPr>
           <w:rStyle w:val="citation-94"/>
@@ -1245,140 +501,19 @@
           <w:bCs/>
           <w:sz w:val="22"/>
           <w:szCs w:val="22"/>
-        </w:rPr>
-        <w:t>Pridruživanje</w:t>
-      </w:r>
-      <w:proofErr w:type="spellEnd"/>
-      <w:r>
-        <w:rPr>
-          <w:rStyle w:val="citation-94"/>
-          <w:rFonts w:asciiTheme="minorHAnsi" w:hAnsiTheme="minorHAnsi" w:cstheme="minorHAnsi"/>
-          <w:bCs/>
-          <w:sz w:val="22"/>
-          <w:szCs w:val="22"/>
-        </w:rPr>
-        <w:t xml:space="preserve"> </w:t>
-      </w:r>
-      <w:proofErr w:type="spellStart"/>
-      <w:r>
-        <w:rPr>
-          <w:rStyle w:val="citation-94"/>
-          <w:rFonts w:asciiTheme="minorHAnsi" w:hAnsiTheme="minorHAnsi" w:cstheme="minorHAnsi"/>
-          <w:bCs/>
-          <w:sz w:val="22"/>
-          <w:szCs w:val="22"/>
-        </w:rPr>
-        <w:t>igri</w:t>
-      </w:r>
-      <w:proofErr w:type="spellEnd"/>
+          <w:lang w:val="sr-Latn-RS"/>
+        </w:rPr>
+        <w:t>Pridruživanje igri</w:t>
+      </w:r>
       <w:r>
         <w:rPr>
           <w:rStyle w:val="citation-94"/>
           <w:rFonts w:asciiTheme="minorHAnsi" w:hAnsiTheme="minorHAnsi" w:cstheme="minorHAnsi"/>
           <w:sz w:val="22"/>
           <w:szCs w:val="22"/>
-        </w:rPr>
-        <w:t xml:space="preserve"> (</w:t>
-      </w:r>
-      <w:proofErr w:type="spellStart"/>
-      <w:r>
-        <w:rPr>
-          <w:rStyle w:val="citation-94"/>
-          <w:rFonts w:asciiTheme="minorHAnsi" w:hAnsiTheme="minorHAnsi" w:cstheme="minorHAnsi"/>
-          <w:sz w:val="22"/>
-          <w:szCs w:val="22"/>
-        </w:rPr>
-        <w:t>ulazak</w:t>
-      </w:r>
-      <w:proofErr w:type="spellEnd"/>
-      <w:r>
-        <w:rPr>
-          <w:rStyle w:val="citation-94"/>
-          <w:rFonts w:asciiTheme="minorHAnsi" w:hAnsiTheme="minorHAnsi" w:cstheme="minorHAnsi"/>
-          <w:sz w:val="22"/>
-          <w:szCs w:val="22"/>
-        </w:rPr>
-        <w:t xml:space="preserve"> u </w:t>
-      </w:r>
-      <w:proofErr w:type="spellStart"/>
-      <w:r>
-        <w:rPr>
-          <w:rStyle w:val="citation-94"/>
-          <w:rFonts w:asciiTheme="minorHAnsi" w:hAnsiTheme="minorHAnsi" w:cstheme="minorHAnsi"/>
-          <w:sz w:val="22"/>
-          <w:szCs w:val="22"/>
-        </w:rPr>
-        <w:t>postojeću</w:t>
-      </w:r>
-      <w:proofErr w:type="spellEnd"/>
-      <w:r>
-        <w:rPr>
-          <w:rStyle w:val="citation-94"/>
-          <w:rFonts w:asciiTheme="minorHAnsi" w:hAnsiTheme="minorHAnsi" w:cstheme="minorHAnsi"/>
-          <w:sz w:val="22"/>
-          <w:szCs w:val="22"/>
-        </w:rPr>
-        <w:t xml:space="preserve"> </w:t>
-      </w:r>
-      <w:proofErr w:type="spellStart"/>
-      <w:r>
-        <w:rPr>
-          <w:rStyle w:val="citation-94"/>
-          <w:rFonts w:asciiTheme="minorHAnsi" w:hAnsiTheme="minorHAnsi" w:cstheme="minorHAnsi"/>
-          <w:sz w:val="22"/>
-          <w:szCs w:val="22"/>
-        </w:rPr>
-        <w:t>sobu</w:t>
-      </w:r>
-      <w:proofErr w:type="spellEnd"/>
-      <w:r>
-        <w:rPr>
-          <w:rStyle w:val="citation-94"/>
-          <w:rFonts w:asciiTheme="minorHAnsi" w:hAnsiTheme="minorHAnsi" w:cstheme="minorHAnsi"/>
-          <w:sz w:val="22"/>
-          <w:szCs w:val="22"/>
-        </w:rPr>
-        <w:t xml:space="preserve"> </w:t>
-      </w:r>
-      <w:proofErr w:type="spellStart"/>
-      <w:r>
-        <w:rPr>
-          <w:rStyle w:val="citation-94"/>
-          <w:rFonts w:asciiTheme="minorHAnsi" w:hAnsiTheme="minorHAnsi" w:cstheme="minorHAnsi"/>
-          <w:sz w:val="22"/>
-          <w:szCs w:val="22"/>
-        </w:rPr>
-        <w:t>kao</w:t>
-      </w:r>
-      <w:proofErr w:type="spellEnd"/>
-      <w:r>
-        <w:rPr>
-          <w:rStyle w:val="citation-94"/>
-          <w:rFonts w:asciiTheme="minorHAnsi" w:hAnsiTheme="minorHAnsi" w:cstheme="minorHAnsi"/>
-          <w:sz w:val="22"/>
-          <w:szCs w:val="22"/>
-        </w:rPr>
-        <w:t xml:space="preserve"> </w:t>
-      </w:r>
-      <w:proofErr w:type="spellStart"/>
-      <w:r>
-        <w:rPr>
-          <w:rStyle w:val="citation-94"/>
-          <w:rFonts w:asciiTheme="minorHAnsi" w:hAnsiTheme="minorHAnsi" w:cstheme="minorHAnsi"/>
-          <w:sz w:val="22"/>
-          <w:szCs w:val="22"/>
-        </w:rPr>
-        <w:t>igrač</w:t>
-      </w:r>
-      <w:proofErr w:type="spellEnd"/>
-      <w:r>
-        <w:rPr>
-          <w:rStyle w:val="citation-94"/>
-          <w:rFonts w:asciiTheme="minorHAnsi" w:hAnsiTheme="minorHAnsi" w:cstheme="minorHAnsi"/>
-          <w:sz w:val="22"/>
-          <w:szCs w:val="22"/>
-        </w:rPr>
-        <w:t>)</w:t>
+          <w:lang w:val="sr-Latn-RS"/>
+        </w:rPr>
+        <w:t xml:space="preserve"> (ulazak u postojeću sobu kao igrač)</w:t>
       </w:r>
     </w:p>
     <w:p>
@@ -1390,44 +525,16 @@
         </w:numPr>
         <w:rPr>
           <w:rFonts w:cstheme="minorHAnsi"/>
-        </w:rPr>
-      </w:pPr>
-      <w:proofErr w:type="spellStart"/>
+          <w:lang w:val="sr-Latn-RS"/>
+        </w:rPr>
+      </w:pPr>
       <w:r>
         <w:rPr>
           <w:rFonts w:cstheme="minorHAnsi"/>
-        </w:rPr>
-        <w:t>Omogućavanje</w:t>
-      </w:r>
-      <w:proofErr w:type="spellEnd"/>
-      <w:r>
-        <w:rPr>
-          <w:rFonts w:cstheme="minorHAnsi"/>
-        </w:rPr>
-        <w:t xml:space="preserve"> </w:t>
-      </w:r>
-      <w:proofErr w:type="spellStart"/>
-      <w:r>
-        <w:rPr>
-          <w:rFonts w:cstheme="minorHAnsi"/>
-        </w:rPr>
-        <w:t>odigravanja</w:t>
-      </w:r>
-      <w:proofErr w:type="spellEnd"/>
-      <w:r>
-        <w:rPr>
-          <w:rFonts w:cstheme="minorHAnsi"/>
-        </w:rPr>
-        <w:t xml:space="preserve"> </w:t>
-      </w:r>
-      <w:proofErr w:type="spellStart"/>
-      <w:r>
-        <w:rPr>
-          <w:rFonts w:cstheme="minorHAnsi"/>
-        </w:rPr>
-        <w:t>poteza</w:t>
-      </w:r>
-      <w:proofErr w:type="spellEnd"/>
+          <w:lang w:val="sr-Latn-RS"/>
+        </w:rPr>
+        <w:t>Omogućavanje odigravanja poteza</w:t>
+      </w:r>
     </w:p>
     <w:p>
       <w:pPr>
@@ -1438,159 +545,23 @@
         </w:numPr>
         <w:rPr>
           <w:rFonts w:cstheme="minorHAnsi"/>
-        </w:rPr>
-      </w:pPr>
-      <w:r>
-        <w:rPr>
-          <w:rStyle w:val="citation-94"/>
-          <w:rFonts w:cstheme="minorHAnsi"/>
-        </w:rPr>
-        <w:t xml:space="preserve"> </w:t>
-      </w:r>
-      <w:proofErr w:type="spellStart"/>
+          <w:lang w:val="sr-Latn-RS"/>
+        </w:rPr>
+      </w:pPr>
       <w:r>
         <w:rPr>
           <w:rFonts w:cstheme="minorHAnsi"/>
           <w:bCs/>
-        </w:rPr>
-        <w:t>Automatsko</w:t>
-      </w:r>
-      <w:proofErr w:type="spellEnd"/>
+          <w:lang w:val="sr-Latn-RS"/>
+        </w:rPr>
+        <w:t>Automatsko detektovanje prečica</w:t>
+      </w:r>
       <w:r>
         <w:rPr>
           <w:rFonts w:cstheme="minorHAnsi"/>
-          <w:bCs/>
-        </w:rPr>
-        <w:t xml:space="preserve"> </w:t>
-      </w:r>
-      <w:proofErr w:type="spellStart"/>
-      <w:r>
-        <w:rPr>
-          <w:rFonts w:cstheme="minorHAnsi"/>
-          <w:bCs/>
-        </w:rPr>
-        <w:t>detektovanje</w:t>
-      </w:r>
-      <w:proofErr w:type="spellEnd"/>
-      <w:r>
-        <w:rPr>
-          <w:rFonts w:cstheme="minorHAnsi"/>
-          <w:bCs/>
-        </w:rPr>
-        <w:t xml:space="preserve"> </w:t>
-      </w:r>
-      <w:proofErr w:type="spellStart"/>
-      <w:r>
-        <w:rPr>
-          <w:rFonts w:cstheme="minorHAnsi"/>
-          <w:bCs/>
-        </w:rPr>
-        <w:t>prečica</w:t>
-      </w:r>
-      <w:proofErr w:type="spellEnd"/>
-      <w:r>
-        <w:rPr>
-          <w:rFonts w:cstheme="minorHAnsi"/>
-        </w:rPr>
-        <w:t xml:space="preserve"> (</w:t>
-      </w:r>
-      <w:proofErr w:type="spellStart"/>
-      <w:r>
-        <w:rPr>
-          <w:rFonts w:cstheme="minorHAnsi"/>
-        </w:rPr>
-        <w:t>pomeranje</w:t>
-      </w:r>
-      <w:proofErr w:type="spellEnd"/>
-      <w:r>
-        <w:rPr>
-          <w:rFonts w:cstheme="minorHAnsi"/>
-        </w:rPr>
-        <w:t xml:space="preserve"> figure </w:t>
-      </w:r>
-      <w:proofErr w:type="spellStart"/>
-      <w:r>
-        <w:rPr>
-          <w:rFonts w:cstheme="minorHAnsi"/>
-        </w:rPr>
-        <w:t>usled</w:t>
-      </w:r>
-      <w:proofErr w:type="spellEnd"/>
-      <w:r>
-        <w:rPr>
-          <w:rFonts w:cstheme="minorHAnsi"/>
-        </w:rPr>
-        <w:t xml:space="preserve"> </w:t>
-      </w:r>
-      <w:proofErr w:type="spellStart"/>
-      <w:r>
-        <w:rPr>
-          <w:rFonts w:cstheme="minorHAnsi"/>
-        </w:rPr>
-        <w:t>nailaska</w:t>
-      </w:r>
-      <w:proofErr w:type="spellEnd"/>
-      <w:r>
-        <w:rPr>
-          <w:rFonts w:cstheme="minorHAnsi"/>
-        </w:rPr>
-        <w:t xml:space="preserve"> </w:t>
-      </w:r>
-      <w:proofErr w:type="spellStart"/>
-      <w:r>
-        <w:rPr>
-          <w:rFonts w:cstheme="minorHAnsi"/>
-        </w:rPr>
-        <w:t>na</w:t>
-      </w:r>
-      <w:proofErr w:type="spellEnd"/>
-      <w:r>
-        <w:rPr>
-          <w:rFonts w:cstheme="minorHAnsi"/>
-        </w:rPr>
-        <w:t xml:space="preserve"> </w:t>
-      </w:r>
-      <w:proofErr w:type="spellStart"/>
-      <w:r>
-        <w:rPr>
-          <w:rFonts w:cstheme="minorHAnsi"/>
-        </w:rPr>
-        <w:t>zmiju</w:t>
-      </w:r>
-      <w:proofErr w:type="spellEnd"/>
-      <w:r>
-        <w:rPr>
-          <w:rFonts w:cstheme="minorHAnsi"/>
-        </w:rPr>
-        <w:t xml:space="preserve"> </w:t>
-      </w:r>
-      <w:proofErr w:type="spellStart"/>
-      <w:r>
-        <w:rPr>
-          <w:rFonts w:cstheme="minorHAnsi"/>
-        </w:rPr>
-        <w:t>ili</w:t>
-      </w:r>
-      <w:proofErr w:type="spellEnd"/>
-      <w:r>
-        <w:rPr>
-          <w:rFonts w:cstheme="minorHAnsi"/>
-        </w:rPr>
-        <w:t xml:space="preserve"> </w:t>
-      </w:r>
-      <w:proofErr w:type="spellStart"/>
-      <w:r>
-        <w:rPr>
-          <w:rFonts w:cstheme="minorHAnsi"/>
-        </w:rPr>
-        <w:t>merdevine</w:t>
-      </w:r>
-      <w:proofErr w:type="spellEnd"/>
-      <w:r>
-        <w:rPr>
-          <w:rFonts w:cstheme="minorHAnsi"/>
-        </w:rPr>
-        <w:t>)</w:t>
+          <w:lang w:val="sr-Latn-RS"/>
+        </w:rPr>
+        <w:t xml:space="preserve"> (pomeranje figure usled nailaska na zmiju ili merdevine)</w:t>
       </w:r>
     </w:p>
     <w:p>
@@ -1602,58 +573,16 @@
         </w:numPr>
         <w:rPr>
           <w:rFonts w:cstheme="minorHAnsi"/>
-        </w:rPr>
-      </w:pPr>
-      <w:proofErr w:type="spellStart"/>
+          <w:lang w:val="sr-Latn-RS"/>
+        </w:rPr>
+      </w:pPr>
       <w:r>
         <w:rPr>
           <w:rFonts w:cstheme="minorHAnsi"/>
-        </w:rPr>
-        <w:t>Razmena</w:t>
-      </w:r>
-      <w:proofErr w:type="spellEnd"/>
-      <w:r>
-        <w:rPr>
-          <w:rFonts w:cstheme="minorHAnsi"/>
-        </w:rPr>
-        <w:t xml:space="preserve"> </w:t>
-      </w:r>
-      <w:proofErr w:type="spellStart"/>
-      <w:r>
-        <w:rPr>
-          <w:rFonts w:cstheme="minorHAnsi"/>
-        </w:rPr>
-        <w:t>poruka</w:t>
-      </w:r>
-      <w:proofErr w:type="spellEnd"/>
-      <w:r>
-        <w:rPr>
-          <w:rFonts w:cstheme="minorHAnsi"/>
-        </w:rPr>
-        <w:t xml:space="preserve"> </w:t>
-      </w:r>
-      <w:proofErr w:type="spellStart"/>
-      <w:r>
-        <w:rPr>
-          <w:rFonts w:cstheme="minorHAnsi"/>
-        </w:rPr>
-        <w:t>izmedju</w:t>
-      </w:r>
-      <w:proofErr w:type="spellEnd"/>
-      <w:r>
-        <w:rPr>
-          <w:rFonts w:cstheme="minorHAnsi"/>
-        </w:rPr>
-        <w:t xml:space="preserve"> </w:t>
-      </w:r>
-      <w:proofErr w:type="spellStart"/>
-      <w:r>
-        <w:rPr>
-          <w:rFonts w:cstheme="minorHAnsi"/>
-        </w:rPr>
-        <w:t>igrača</w:t>
-      </w:r>
-      <w:proofErr w:type="spellEnd"/>
+          <w:lang w:val="sr-Latn-RS"/>
+        </w:rPr>
+        <w:t>Dodavanje i brisanje prijatelja</w:t>
+      </w:r>
     </w:p>
     <w:p>
       <w:pPr>
@@ -1664,105 +593,16 @@
         </w:numPr>
         <w:rPr>
           <w:rFonts w:cstheme="minorHAnsi"/>
-        </w:rPr>
-      </w:pPr>
-      <w:proofErr w:type="spellStart"/>
-      <w:r>
-        <w:rPr>
-          <w:rStyle w:val="citation-433"/>
-          <w:bCs/>
-        </w:rPr>
-        <w:t>Upravljanje</w:t>
-      </w:r>
-      <w:proofErr w:type="spellEnd"/>
-      <w:r>
-        <w:rPr>
-          <w:rStyle w:val="citation-433"/>
-          <w:bCs/>
-        </w:rPr>
-        <w:t xml:space="preserve"> </w:t>
-      </w:r>
-      <w:proofErr w:type="spellStart"/>
-      <w:r>
-        <w:rPr>
-          <w:rStyle w:val="citation-433"/>
-          <w:bCs/>
-        </w:rPr>
-        <w:t>podešavanjima</w:t>
-      </w:r>
-      <w:proofErr w:type="spellEnd"/>
-      <w:r>
-        <w:rPr>
-          <w:rStyle w:val="citation-433"/>
-          <w:bCs/>
-        </w:rPr>
-        <w:t xml:space="preserve"> </w:t>
-      </w:r>
-      <w:proofErr w:type="spellStart"/>
-      <w:r>
-        <w:rPr>
-          <w:rStyle w:val="citation-433"/>
-          <w:bCs/>
-        </w:rPr>
-        <w:t>profila</w:t>
-      </w:r>
-      <w:proofErr w:type="spellEnd"/>
-      <w:r>
-        <w:rPr>
-          <w:rStyle w:val="citation-433"/>
-        </w:rPr>
-        <w:t xml:space="preserve"> – </w:t>
-      </w:r>
-      <w:proofErr w:type="spellStart"/>
-      <w:r>
-        <w:rPr>
-          <w:rStyle w:val="citation-433"/>
-        </w:rPr>
-        <w:t>mogućnost</w:t>
-      </w:r>
-      <w:proofErr w:type="spellEnd"/>
-      <w:r>
-        <w:rPr>
-          <w:rStyle w:val="citation-433"/>
-        </w:rPr>
-        <w:t xml:space="preserve"> </w:t>
-      </w:r>
-      <w:proofErr w:type="spellStart"/>
-      <w:r>
-        <w:rPr>
-          <w:rStyle w:val="citation-433"/>
-        </w:rPr>
-        <w:t>izmene</w:t>
-      </w:r>
-      <w:proofErr w:type="spellEnd"/>
-      <w:r>
-        <w:rPr>
-          <w:rStyle w:val="citation-433"/>
-        </w:rPr>
-        <w:t xml:space="preserve"> </w:t>
-      </w:r>
-      <w:proofErr w:type="spellStart"/>
-      <w:r>
-        <w:rPr>
-          <w:rStyle w:val="citation-433"/>
-        </w:rPr>
-        <w:t>korisničkih</w:t>
-      </w:r>
-      <w:proofErr w:type="spellEnd"/>
-      <w:r>
-        <w:rPr>
-          <w:rStyle w:val="citation-433"/>
-        </w:rPr>
-        <w:t xml:space="preserve"> </w:t>
-      </w:r>
-      <w:proofErr w:type="spellStart"/>
-      <w:r>
-        <w:rPr>
-          <w:rStyle w:val="citation-433"/>
-        </w:rPr>
-        <w:t>podataka</w:t>
-      </w:r>
-      <w:proofErr w:type="spellEnd"/>
+          <w:lang w:val="sr-Latn-RS"/>
+        </w:rPr>
+      </w:pPr>
+      <w:r>
+        <w:rPr>
+          <w:rFonts w:cstheme="minorHAnsi"/>
+          <w:lang w:val="sr-Latn-RS"/>
+        </w:rPr>
+        <w:t>Razmena poruka izmedju igrača</w:t>
+      </w:r>
     </w:p>
     <w:p>
       <w:pPr>
@@ -1774,122 +614,55 @@
         <w:rPr>
           <w:rStyle w:val="citation-91"/>
           <w:rFonts w:cstheme="minorHAnsi"/>
-        </w:rPr>
-      </w:pPr>
-      <w:proofErr w:type="spellStart"/>
+          <w:lang w:val="sr-Latn-RS"/>
+        </w:rPr>
+      </w:pPr>
       <w:r>
         <w:rPr>
           <w:rStyle w:val="citation-91"/>
           <w:rFonts w:cstheme="minorHAnsi"/>
           <w:bCs/>
-        </w:rPr>
-        <w:t>Kraj</w:t>
-      </w:r>
-      <w:proofErr w:type="spellEnd"/>
+          <w:lang w:val="sr-Latn-RS"/>
+        </w:rPr>
+        <w:t>Kraj igre</w:t>
+      </w:r>
       <w:r>
         <w:rPr>
           <w:rStyle w:val="citation-91"/>
           <w:rFonts w:cstheme="minorHAnsi"/>
-          <w:bCs/>
-        </w:rPr>
-        <w:t xml:space="preserve"> </w:t>
-      </w:r>
-      <w:proofErr w:type="spellStart"/>
-      <w:r>
+          <w:lang w:val="sr-Latn-RS"/>
+        </w:rPr>
+        <w:t xml:space="preserve"> (proglašenje pobednika i upis rezultata u bazu)</w:t>
+      </w:r>
+    </w:p>
+    <w:p>
+      <w:pPr>
+        <w:pStyle w:val="ListParagraph"/>
+        <w:numPr>
+          <w:ilvl w:val="0"/>
+          <w:numId w:val="16"/>
+        </w:numPr>
         <w:rPr>
           <w:rStyle w:val="citation-91"/>
           <w:rFonts w:cstheme="minorHAnsi"/>
-          <w:bCs/>
-        </w:rPr>
-        <w:t>igre</w:t>
-      </w:r>
-      <w:proofErr w:type="spellEnd"/>
+          <w:lang w:val="sr-Latn-RS"/>
+        </w:rPr>
+      </w:pPr>
       <w:r>
         <w:rPr>
           <w:rStyle w:val="citation-91"/>
           <w:rFonts w:cstheme="minorHAnsi"/>
-        </w:rPr>
-        <w:t xml:space="preserve"> (</w:t>
-      </w:r>
-      <w:proofErr w:type="spellStart"/>
+          <w:lang w:val="sr-Latn-RS"/>
+        </w:rPr>
+        <w:t>Čuvanje</w:t>
+      </w:r>
       <w:r>
         <w:rPr>
           <w:rStyle w:val="citation-91"/>
           <w:rFonts w:cstheme="minorHAnsi"/>
-        </w:rPr>
-        <w:t>proglašenje</w:t>
-      </w:r>
-      <w:proofErr w:type="spellEnd"/>
-      <w:r>
-        <w:rPr>
-          <w:rStyle w:val="citation-91"/>
-          <w:rFonts w:cstheme="minorHAnsi"/>
-        </w:rPr>
-        <w:t xml:space="preserve"> </w:t>
-      </w:r>
-      <w:proofErr w:type="spellStart"/>
-      <w:r>
-        <w:rPr>
-          <w:rStyle w:val="citation-91"/>
-          <w:rFonts w:cstheme="minorHAnsi"/>
-        </w:rPr>
-        <w:t>pobednika</w:t>
-      </w:r>
-      <w:proofErr w:type="spellEnd"/>
-      <w:r>
-        <w:rPr>
-          <w:rStyle w:val="citation-91"/>
-          <w:rFonts w:cstheme="minorHAnsi"/>
-        </w:rPr>
-        <w:t xml:space="preserve"> i </w:t>
-      </w:r>
-      <w:proofErr w:type="spellStart"/>
-      <w:r>
-        <w:rPr>
-          <w:rStyle w:val="citation-91"/>
-          <w:rFonts w:cstheme="minorHAnsi"/>
-        </w:rPr>
-        <w:t>upis</w:t>
-      </w:r>
-      <w:proofErr w:type="spellEnd"/>
-      <w:r>
-        <w:rPr>
-          <w:rStyle w:val="citation-91"/>
-          <w:rFonts w:cstheme="minorHAnsi"/>
-        </w:rPr>
-        <w:t xml:space="preserve"> </w:t>
-      </w:r>
-      <w:proofErr w:type="spellStart"/>
-      <w:r>
-        <w:rPr>
-          <w:rStyle w:val="citation-91"/>
-          <w:rFonts w:cstheme="minorHAnsi"/>
-        </w:rPr>
-        <w:t>rezultata</w:t>
-      </w:r>
-      <w:proofErr w:type="spellEnd"/>
-      <w:r>
-        <w:rPr>
-          <w:rStyle w:val="citation-91"/>
-          <w:rFonts w:cstheme="minorHAnsi"/>
-        </w:rPr>
-        <w:t xml:space="preserve"> u </w:t>
-      </w:r>
-      <w:proofErr w:type="spellStart"/>
-      <w:r>
-        <w:rPr>
-          <w:rStyle w:val="citation-91"/>
-          <w:rFonts w:cstheme="minorHAnsi"/>
-        </w:rPr>
-        <w:t>bazu</w:t>
-      </w:r>
-      <w:proofErr w:type="spellEnd"/>
-      <w:r>
-        <w:rPr>
-          <w:rStyle w:val="citation-91"/>
-          <w:rFonts w:cstheme="minorHAnsi"/>
-        </w:rPr>
-        <w:t>)</w:t>
+          <w:lang w:val="sr-Latn-RS"/>
+        </w:rPr>
+        <w:t xml:space="preserve"> podatka o ličnim pobedama i porazima</w:t>
       </w:r>
     </w:p>
     <w:p>
@@ -1898,6 +671,7 @@
         <w:ind w:left="1440"/>
         <w:rPr>
           <w:rFonts w:cstheme="minorHAnsi"/>
+          <w:lang w:val="sr-Latn-RS"/>
         </w:rPr>
       </w:pPr>
     </w:p>
@@ -1907,38 +681,58 @@
         <w:ind w:left="1440"/>
         <w:rPr>
           <w:rFonts w:cstheme="minorHAnsi"/>
+          <w:lang w:val="sr-Latn-RS"/>
         </w:rPr>
       </w:pPr>
     </w:p>
     <w:p>
       <w:pPr>
         <w:pStyle w:val="ListParagraph"/>
+        <w:rPr>
+          <w:lang w:val="sr-Latn-RS"/>
+        </w:rPr>
       </w:pPr>
     </w:p>
     <w:p>
       <w:pPr>
         <w:pStyle w:val="ListParagraph"/>
+        <w:rPr>
+          <w:lang w:val="sr-Latn-RS"/>
+        </w:rPr>
       </w:pPr>
     </w:p>
     <w:p>
       <w:pPr>
         <w:pStyle w:val="ListParagraph"/>
+        <w:rPr>
+          <w:lang w:val="sr-Latn-RS"/>
+        </w:rPr>
       </w:pPr>
     </w:p>
     <w:p>
       <w:pPr>
         <w:pStyle w:val="ListParagraph"/>
+        <w:rPr>
+          <w:lang w:val="sr-Latn-RS"/>
+        </w:rPr>
       </w:pPr>
     </w:p>
     <w:p>
       <w:pPr>
         <w:pStyle w:val="ListParagraph"/>
+        <w:rPr>
+          <w:lang w:val="sr-Latn-RS"/>
+        </w:rPr>
       </w:pPr>
     </w:p>
     <w:p>
       <w:pPr>
         <w:pStyle w:val="Caption"/>
-      </w:pPr>
+        <w:rPr>
+          <w:lang w:val="sr-Latn-RS"/>
+        </w:rPr>
+      </w:pPr>
+      <w:bookmarkStart w:id="0" w:name="_GoBack"/>
       <w:r>
         <w:rPr>
           <w:noProof/>
@@ -1946,9 +740,9 @@
         <w:lastRenderedPageBreak/>
         <w:drawing>
           <wp:inline distT="0" distB="0" distL="0" distR="0">
-            <wp:extent cx="5748793" cy="3025398"/>
-            <wp:effectExtent l="0" t="0" r="4445" b="3810"/>
-            <wp:docPr id="9" name="Picture 9" descr="C:\Users\sveti\Desktop\AIPS\Snake-Architect\Dokumentacija\Faza 1 Arhitektura\Log in, register, create and join game use case diagram.jpg"/>
+            <wp:extent cx="5626100" cy="2615896"/>
+            <wp:effectExtent l="0" t="0" r="0" b="0"/>
+            <wp:docPr id="5" name="Picture 5"/>
             <wp:cNvGraphicFramePr>
               <a:graphicFrameLocks xmlns:a="http://schemas.openxmlformats.org/drawingml/2006/main" noChangeAspect="1"/>
             </wp:cNvGraphicFramePr>
@@ -1956,10 +750,8 @@
               <a:graphicData uri="http://schemas.openxmlformats.org/drawingml/2006/picture">
                 <pic:pic xmlns:pic="http://schemas.openxmlformats.org/drawingml/2006/picture">
                   <pic:nvPicPr>
-                    <pic:cNvPr id="0" name="Picture 3" descr="C:\Users\sveti\Desktop\AIPS\Snake-Architect\Dokumentacija\Faza 1 Arhitektura\Log in, register, create and join game use case diagram.jpg"/>
-                    <pic:cNvPicPr>
-                      <a:picLocks noChangeAspect="1" noChangeArrowheads="1"/>
-                    </pic:cNvPicPr>
+                    <pic:cNvPr id="0" name="loginregisterUseCase.drawio.png"/>
+                    <pic:cNvPicPr/>
                   </pic:nvPicPr>
                   <pic:blipFill>
                     <a:blip r:embed="rId7">
@@ -1969,23 +761,18 @@
                         </a:ext>
                       </a:extLst>
                     </a:blip>
-                    <a:srcRect/>
                     <a:stretch>
                       <a:fillRect/>
                     </a:stretch>
                   </pic:blipFill>
-                  <pic:spPr bwMode="auto">
+                  <pic:spPr>
                     <a:xfrm>
                       <a:off x="0" y="0"/>
-                      <a:ext cx="5761242" cy="3031949"/>
+                      <a:ext cx="5631577" cy="2618442"/>
                     </a:xfrm>
                     <a:prstGeom prst="rect">
                       <a:avLst/>
                     </a:prstGeom>
-                    <a:noFill/>
-                    <a:ln>
-                      <a:noFill/>
-                    </a:ln>
                   </pic:spPr>
                 </pic:pic>
               </a:graphicData>
@@ -1993,30 +780,45 @@
           </wp:inline>
         </w:drawing>
       </w:r>
+      <w:bookmarkEnd w:id="0"/>
     </w:p>
     <w:p>
       <w:pPr>
         <w:pStyle w:val="Caption"/>
+        <w:rPr>
+          <w:lang w:val="sr-Latn-RS"/>
+        </w:rPr>
       </w:pPr>
     </w:p>
     <w:p>
       <w:pPr>
         <w:pStyle w:val="Caption"/>
-      </w:pPr>
-      <w:r>
+        <w:rPr>
+          <w:lang w:val="sr-Latn-RS"/>
+        </w:rPr>
+      </w:pPr>
+      <w:r>
+        <w:rPr>
+          <w:lang w:val="sr-Latn-RS"/>
+        </w:rPr>
         <w:t>Log in, register, create and join game use case diagram</w:t>
       </w:r>
     </w:p>
     <w:p>
+      <w:pPr>
+        <w:rPr>
+          <w:lang w:val="sr-Latn-RS"/>
+        </w:rPr>
+      </w:pPr>
       <w:r>
         <w:rPr>
           <w:noProof/>
         </w:rPr>
         <w:drawing>
           <wp:inline distT="0" distB="0" distL="0" distR="0">
-            <wp:extent cx="5943600" cy="3785870"/>
-            <wp:effectExtent l="0" t="0" r="0" b="5080"/>
-            <wp:docPr id="10" name="Picture 10"/>
+            <wp:extent cx="5255977" cy="3378200"/>
+            <wp:effectExtent l="0" t="0" r="1905" b="0"/>
+            <wp:docPr id="6" name="Picture 6"/>
             <wp:cNvGraphicFramePr>
               <a:graphicFrameLocks xmlns:a="http://schemas.openxmlformats.org/drawingml/2006/main" noChangeAspect="1"/>
             </wp:cNvGraphicFramePr>
@@ -2024,7 +826,7 @@
               <a:graphicData uri="http://schemas.openxmlformats.org/drawingml/2006/picture">
                 <pic:pic xmlns:pic="http://schemas.openxmlformats.org/drawingml/2006/picture">
                   <pic:nvPicPr>
-                    <pic:cNvPr id="0" name="Play use case diagram.jpg"/>
+                    <pic:cNvPr id="0" name="playUseCase.drawio.png"/>
                     <pic:cNvPicPr/>
                   </pic:nvPicPr>
                   <pic:blipFill>
@@ -2042,7 +844,7 @@
                   <pic:spPr>
                     <a:xfrm>
                       <a:off x="0" y="0"/>
-                      <a:ext cx="5943600" cy="3785870"/>
+                      <a:ext cx="5257105" cy="3378925"/>
                     </a:xfrm>
                     <a:prstGeom prst="rect">
                       <a:avLst/>
@@ -2059,13 +861,22 @@
       <w:pPr>
         <w:keepNext/>
         <w:jc w:val="center"/>
+        <w:rPr>
+          <w:lang w:val="sr-Latn-RS"/>
+        </w:rPr>
       </w:pPr>
     </w:p>
     <w:p>
       <w:pPr>
         <w:pStyle w:val="Caption"/>
-      </w:pPr>
-      <w:r>
+        <w:rPr>
+          <w:lang w:val="sr-Latn-RS"/>
+        </w:rPr>
+      </w:pPr>
+      <w:r>
+        <w:rPr>
+          <w:lang w:val="sr-Latn-RS"/>
+        </w:rPr>
         <w:t>Play use case diagram</w:t>
       </w:r>
     </w:p>
@@ -2080,7 +891,6 @@
         <w:rPr>
           <w:lang w:val="sr-Latn-RS"/>
         </w:rPr>
-        <w:lastRenderedPageBreak/>
         <w:t>Ne-funkcionalni zahtevi</w:t>
       </w:r>
     </w:p>
@@ -2138,6 +948,7 @@
           <w:b/>
           <w:lang w:val="sr-Latn-RS"/>
         </w:rPr>
+        <w:lastRenderedPageBreak/>
         <w:t>Skalabilnost</w:t>
       </w:r>
       <w:r>
@@ -2207,13 +1018,7 @@
         <w:rPr>
           <w:lang w:val="sr-Latn-RS"/>
         </w:rPr>
-        <w:t>:</w:t>
-      </w:r>
-      <w:r>
-        <w:rPr>
-          <w:lang w:val="sr-Latn-RS"/>
-        </w:rPr>
-        <w:t xml:space="preserve"> aplikacija treba da obezbedi što manje vreme odziva i najbolje performanse u zavisnosti od trenutnog broja korisnika</w:t>
+        <w:t>: aplikacija treba da obezbedi što manje vreme odziva i najbolje performanse u zavisnosti od trenutnog broja korisnika</w:t>
       </w:r>
     </w:p>
     <w:p>
@@ -2238,13 +1043,7 @@
         <w:rPr>
           <w:lang w:val="sr-Latn-RS"/>
         </w:rPr>
-        <w:t>:</w:t>
-      </w:r>
-      <w:r>
-        <w:rPr>
-          <w:lang w:val="sr-Latn-RS"/>
-        </w:rPr>
-        <w:t xml:space="preserve"> Obezbediti autentifikaciju i autorizaciju, kao i enkripciju osetljivih podataka. Klasicni SQL Injection ne sme probiti zastitu servera.</w:t>
+        <w:t>: Obezbediti autentifikaciju i autorizaciju, kao i enkripciju osetljivih podataka. Klasicni SQL Injection ne sme probiti zastitu servera.</w:t>
       </w:r>
     </w:p>
     <w:p>
@@ -2314,13 +1113,7 @@
         <w:rPr>
           <w:lang w:val="sr-Latn-RS"/>
         </w:rPr>
-        <w:t xml:space="preserve">, npr. kad </w:t>
-      </w:r>
-      <w:r>
-        <w:rPr>
-          <w:lang w:val="sr-Latn-ME"/>
-        </w:rPr>
-        <w:t>igrač baci kockicu</w:t>
+        <w:t>, npr. kad igrač baci kockicu</w:t>
       </w:r>
     </w:p>
     <w:p>
@@ -2372,13 +1165,7 @@
         <w:rPr>
           <w:lang w:val="sr-Latn-RS"/>
         </w:rPr>
-        <w:t>Dati su arhitekturni obrasci korišćeni</w:t>
-      </w:r>
-      <w:r>
-        <w:rPr>
-          <w:lang w:val="sr-Latn-RS"/>
-        </w:rPr>
-        <w:t xml:space="preserve"> u projektovanju arhitekture aplikacije </w:t>
+        <w:t xml:space="preserve">Dati su arhitekturni obrasci korišćeni u projektovanju arhitekture aplikacije </w:t>
       </w:r>
       <w:r>
         <w:rPr>
@@ -2459,13 +1246,7 @@
         <w:rPr>
           <w:lang w:val="sr-Latn-RS"/>
         </w:rPr>
-        <w:t xml:space="preserve"> </w:t>
-      </w:r>
-      <w:r>
-        <w:rPr>
-          <w:lang w:val="sr-Latn-RS"/>
-        </w:rPr>
-        <w:t xml:space="preserve">Kod projektovanja aplikacije </w:t>
+        <w:t xml:space="preserve"> Kod projektovanja aplikacije </w:t>
       </w:r>
       <w:r>
         <w:rPr>
@@ -2896,10 +1677,11 @@
       <w:r>
         <w:rPr>
           <w:noProof/>
+          <w:lang w:val="sr-Latn-RS"/>
         </w:rPr>
         <w:lastRenderedPageBreak/>
         <w:drawing>
-          <wp:inline distT="0" distB="0" distL="0" distR="0">
+          <wp:inline distT="0" distB="0" distL="0" distR="0" wp14:anchorId="39E277A5" wp14:editId="4014C9FC">
             <wp:extent cx="5800954" cy="5007661"/>
             <wp:effectExtent l="0" t="0" r="0" b="0"/>
             <wp:docPr id="3" name="Picture 3"/>
@@ -3017,10 +1799,11 @@
       <w:r>
         <w:rPr>
           <w:noProof/>
+          <w:lang w:val="sr-Latn-RS"/>
         </w:rPr>
         <w:lastRenderedPageBreak/>
         <w:drawing>
-          <wp:inline distT="0" distB="0" distL="0" distR="0">
+          <wp:inline distT="0" distB="0" distL="0" distR="0" wp14:anchorId="7895A89A" wp14:editId="207216E8">
             <wp:extent cx="4820717" cy="4324741"/>
             <wp:effectExtent l="0" t="0" r="0" b="0"/>
             <wp:docPr id="4" name="Picture 4"/>
@@ -3109,9 +1892,10 @@
         <w:rPr>
           <w:b/>
           <w:noProof/>
+          <w:lang w:val="sr-Latn-RS"/>
         </w:rPr>
         <w:drawing>
-          <wp:inline distT="0" distB="0" distL="0" distR="0">
+          <wp:inline distT="0" distB="0" distL="0" distR="0" wp14:anchorId="18166236" wp14:editId="2DC27355">
             <wp:extent cx="5418798" cy="3323645"/>
             <wp:effectExtent l="0" t="0" r="0" b="0"/>
             <wp:docPr id="1" name="Picture 1"/>
@@ -3156,16 +1940,6 @@
     <w:p>
       <w:pPr>
         <w:pStyle w:val="ListParagraph"/>
-        <w:ind w:left="360"/>
-        <w:rPr>
-          <w:b/>
-          <w:lang w:val="sr-Latn-RS"/>
-        </w:rPr>
-      </w:pPr>
-    </w:p>
-    <w:p>
-      <w:pPr>
-        <w:pStyle w:val="ListParagraph"/>
         <w:numPr>
           <w:ilvl w:val="0"/>
           <w:numId w:val="15"/>
@@ -3180,6 +1954,7 @@
           <w:b/>
           <w:lang w:val="sr-Latn-RS"/>
         </w:rPr>
+        <w:lastRenderedPageBreak/>
         <w:t>Odigravanje poteza</w:t>
       </w:r>
     </w:p>
@@ -3194,9 +1969,10 @@
         <w:rPr>
           <w:b/>
           <w:noProof/>
+          <w:lang w:val="sr-Latn-RS"/>
         </w:rPr>
         <w:drawing>
-          <wp:inline distT="0" distB="0" distL="0" distR="0">
+          <wp:inline distT="0" distB="0" distL="0" distR="0" wp14:anchorId="211FF40B" wp14:editId="61E20018">
             <wp:extent cx="5943600" cy="4575175"/>
             <wp:effectExtent l="0" t="0" r="0" b="0"/>
             <wp:docPr id="2" name="Picture 2"/>
@@ -3298,13 +2074,7 @@
         <w:rPr>
           <w:lang w:val="sr-Latn-RS"/>
         </w:rPr>
-        <w:t>Razvojna platforma, izgrađena na Typescript-u, uključuje kolekciju dobro integrisanih biblioteka koje pokrivaju širok spektar funkcija, uključujući rutiranje, upravljanje obrascima, komu</w:t>
-      </w:r>
-      <w:r>
-        <w:rPr>
-          <w:lang w:val="sr-Latn-RS"/>
-        </w:rPr>
-        <w:t>nikaciju klijent-server itd.</w:t>
+        <w:t>Razvojna platforma, izgrađena na Typescript-u, uključuje kolekciju dobro integrisanih biblioteka koje pokrivaju širok spektar funkcija, uključujući rutiranje, upravljanje obrascima, komunikaciju klijent-server itd.</w:t>
       </w:r>
     </w:p>
     <w:p>
@@ -3344,13 +2114,7 @@
         <w:rPr>
           <w:lang w:val="sr-Latn-RS"/>
         </w:rPr>
-        <w:t>Open-source okvir za kreiranje modernih aplikacija. Dizajniran je tako da obezbedi optimizovani razvojni okvir za aplikacije koje se postavljaju u o</w:t>
-      </w:r>
-      <w:r>
-        <w:rPr>
-          <w:lang w:val="sr-Latn-RS"/>
-        </w:rPr>
-        <w:t>blak ili se pokreću lokalno.</w:t>
+        <w:t>Open-source okvir za kreiranje modernih aplikacija. Dizajniran je tako da obezbedi optimizovani razvojni okvir za aplikacije koje se postavljaju u oblak ili se pokreću lokalno.</w:t>
       </w:r>
     </w:p>
     <w:p>
@@ -3364,19 +2128,12 @@
           <w:lang w:val="sr-Latn-RS"/>
         </w:rPr>
       </w:pPr>
-      <w:proofErr w:type="spellStart"/>
       <w:r>
         <w:rPr>
           <w:b/>
-        </w:rPr>
-        <w:t>PostgreSQL</w:t>
-      </w:r>
-      <w:proofErr w:type="spellEnd"/>
-      <w:r>
-        <w:rPr>
-          <w:b/>
-        </w:rPr>
-        <w:t xml:space="preserve">- </w:t>
+          <w:lang w:val="sr-Latn-RS"/>
+        </w:rPr>
+        <w:t xml:space="preserve">PostgreSQL- </w:t>
       </w:r>
       <w:r>
         <w:rPr>
@@ -3432,15 +2189,7 @@
         <w:rPr>
           <w:lang w:val="sr-Latn-RS"/>
         </w:rPr>
-        <w:t xml:space="preserve"> - okvir za objektn</w:t>
-      </w:r>
-      <w:bookmarkStart w:id="0" w:name="_GoBack"/>
-      <w:bookmarkEnd w:id="0"/>
-      <w:r>
-        <w:rPr>
-          <w:lang w:val="sr-Latn-RS"/>
-        </w:rPr>
-        <w:t>o-relaciono mapiranje</w:t>
+        <w:t xml:space="preserve"> - okvir za objektno-relaciono mapiranje</w:t>
       </w:r>
     </w:p>
     <w:sectPr>
@@ -6679,7 +5428,7 @@
 </file>
 
 <file path=customXml/itemProps1.xml><?xml version="1.0" encoding="utf-8"?>
-<ds:datastoreItem xmlns:ds="http://schemas.openxmlformats.org/officeDocument/2006/customXml" ds:itemID="{6B561B95-870C-48A6-B19B-8C3BDFFC5C10}">
+<ds:datastoreItem xmlns:ds="http://schemas.openxmlformats.org/officeDocument/2006/customXml" ds:itemID="{AC1FA08C-C2C9-47F2-A916-3B15977867DB}">
   <ds:schemaRefs>
     <ds:schemaRef ds:uri="http://schemas.openxmlformats.org/officeDocument/2006/bibliography"/>
   </ds:schemaRefs>

--- a/Dokumentacija/Faza 1 Arhitektura/Faza 1.docx
+++ b/Dokumentacija/Faza 1 Arhitektura/Faza 1.docx
@@ -732,7 +732,6 @@
           <w:lang w:val="sr-Latn-RS"/>
         </w:rPr>
       </w:pPr>
-      <w:bookmarkStart w:id="0" w:name="_GoBack"/>
       <w:r>
         <w:rPr>
           <w:noProof/>
@@ -780,7 +779,6 @@
           </wp:inline>
         </w:drawing>
       </w:r>
-      <w:bookmarkEnd w:id="0"/>
     </w:p>
     <w:p>
       <w:pPr>
@@ -1201,22 +1199,7 @@
         </w:rPr>
       </w:pPr>
       <w:r>
-        <w:rPr>
-          <w:lang w:val="sr-Latn-RS"/>
-        </w:rPr>
-        <w:t xml:space="preserve">Za projetovanje arhitekture </w:t>
-      </w:r>
-      <w:r>
-        <w:rPr>
-          <w:lang w:val="sr-Latn-RS"/>
-        </w:rPr>
-        <w:t>Snake Architect</w:t>
-      </w:r>
-      <w:r>
-        <w:rPr>
-          <w:lang w:val="sr-Latn-RS"/>
-        </w:rPr>
-        <w:t xml:space="preserve"> aplikacije biće korišeni arhitekturni obrasci: Layered, MVC, Repository i Publish/Subscribe.</w:t>
+        <w:t>Za projektovanje arhitekture Snake Architect aplikacije korišćeni su arhitekturni obrasci: Layered, klijent/server, MVC, Repository, Unit of Work i Publish/Subscribe. Pored njih, u domenskoj logici igre primenjen je Strategy Pattern za izbor pravila kretanja igrača.</w:t>
       </w:r>
     </w:p>
     <w:p>
@@ -1297,10 +1280,7 @@
         </w:rPr>
       </w:pPr>
       <w:r>
-        <w:rPr>
-          <w:lang w:val="sr-Latn-RS"/>
-        </w:rPr>
-        <w:t>Serverski sloj: Zahtevi primljeni sa klijentskog sloja se prihvataju i šalju dalje odgovarajućem agentu. Ovaj sloj će klijentu omogućiti sinhronu komunikaciju preko RESTful API poziva i asinhronu komunikaciju pomoću message brokera.</w:t>
+        <w:t>Serverski sloj: Zahtevi primljeni sa klijentskog sloja se prihvataju i šalju dalje odgovarajućem agentu. Ovaj sloj klijentu omogućava sinhronu komunikaciju preko RESTful API poziva i real-time komunikaciju pomoću SignalR Hub-a.</w:t>
       </w:r>
     </w:p>
     <w:p>
@@ -1601,43 +1581,427 @@
         </w:rPr>
       </w:pPr>
       <w:r>
-        <w:rPr>
-          <w:lang w:val="sr-Latn-RS"/>
-        </w:rPr>
-        <w:t>Publish/Subscribe: Arhite</w:t>
-      </w:r>
-      <w:r>
-        <w:rPr>
-          <w:lang w:val="sr-Latn-RS"/>
-        </w:rPr>
-        <w:t>kturni obrazac koji obezbeđuje</w:t>
-      </w:r>
-      <w:r>
-        <w:rPr>
-          <w:lang w:val="sr-Latn-RS"/>
-        </w:rPr>
-        <w:t xml:space="preserve"> okvir za razmenu poruka izmedju onoga ko ih proizvodi (publisher) i pretplatnika (subscriber). Publisher i Subscriber se oslanjaju na message brokera, koji poruke prenosi od</w:t>
-      </w:r>
-      <w:r>
-        <w:rPr>
-          <w:lang w:val="sr-Latn-RS"/>
-        </w:rPr>
-        <w:t xml:space="preserve"> proizvođača do pretplatnika.</w:t>
+        <w:t xml:space="preserve">Publish/Subscribe: </w:t>
+      </w:r>
+      <w:proofErr w:type="spellStart"/>
+      <w:r>
+        <w:t>Arhitekturni</w:t>
+      </w:r>
+      <w:proofErr w:type="spellEnd"/>
+      <w:r>
+        <w:t xml:space="preserve"> </w:t>
+      </w:r>
+      <w:proofErr w:type="spellStart"/>
+      <w:r>
+        <w:t>obrazac</w:t>
+      </w:r>
+      <w:proofErr w:type="spellEnd"/>
+      <w:r>
+        <w:t xml:space="preserve"> </w:t>
+      </w:r>
+      <w:proofErr w:type="spellStart"/>
+      <w:r>
+        <w:t>koji</w:t>
+      </w:r>
+      <w:proofErr w:type="spellEnd"/>
+      <w:r>
+        <w:t xml:space="preserve"> </w:t>
+      </w:r>
+      <w:proofErr w:type="spellStart"/>
+      <w:r>
+        <w:t>obezbeđuje</w:t>
+      </w:r>
+      <w:proofErr w:type="spellEnd"/>
+      <w:r>
+        <w:t xml:space="preserve"> </w:t>
+      </w:r>
+      <w:proofErr w:type="spellStart"/>
+      <w:r>
+        <w:t>okvir</w:t>
+      </w:r>
+      <w:proofErr w:type="spellEnd"/>
+      <w:r>
+        <w:t xml:space="preserve"> </w:t>
+      </w:r>
+      <w:proofErr w:type="spellStart"/>
+      <w:r>
+        <w:t>za</w:t>
+      </w:r>
+      <w:proofErr w:type="spellEnd"/>
+      <w:r>
+        <w:t xml:space="preserve"> </w:t>
+      </w:r>
+      <w:proofErr w:type="spellStart"/>
+      <w:r>
+        <w:t>razmenu</w:t>
+      </w:r>
+      <w:proofErr w:type="spellEnd"/>
+      <w:r>
+        <w:t xml:space="preserve"> </w:t>
+      </w:r>
+      <w:proofErr w:type="spellStart"/>
+      <w:r>
+        <w:t>poruka</w:t>
+      </w:r>
+      <w:proofErr w:type="spellEnd"/>
+      <w:r>
+        <w:t xml:space="preserve"> </w:t>
+      </w:r>
+      <w:proofErr w:type="spellStart"/>
+      <w:r>
+        <w:t>između</w:t>
+      </w:r>
+      <w:proofErr w:type="spellEnd"/>
+      <w:r>
+        <w:t xml:space="preserve"> publisher-</w:t>
+      </w:r>
+      <w:proofErr w:type="gramStart"/>
+      <w:r>
+        <w:t>a</w:t>
+      </w:r>
+      <w:proofErr w:type="gramEnd"/>
+      <w:r>
+        <w:t xml:space="preserve"> i subscriber-a. U </w:t>
+      </w:r>
+      <w:proofErr w:type="spellStart"/>
+      <w:r>
+        <w:t>implementaciji</w:t>
+      </w:r>
+      <w:proofErr w:type="spellEnd"/>
+      <w:r>
+        <w:t xml:space="preserve"> server </w:t>
+      </w:r>
+      <w:proofErr w:type="spellStart"/>
+      <w:r>
+        <w:t>objavljuje</w:t>
+      </w:r>
+      <w:proofErr w:type="spellEnd"/>
+      <w:r>
+        <w:t xml:space="preserve"> </w:t>
+      </w:r>
+      <w:proofErr w:type="spellStart"/>
+      <w:r>
+        <w:t>događaje</w:t>
+      </w:r>
+      <w:proofErr w:type="spellEnd"/>
+      <w:r>
+        <w:t xml:space="preserve"> </w:t>
+      </w:r>
+      <w:proofErr w:type="spellStart"/>
+      <w:r>
+        <w:t>kroz</w:t>
+      </w:r>
+      <w:proofErr w:type="spellEnd"/>
+      <w:r>
+        <w:t xml:space="preserve"> </w:t>
+      </w:r>
+      <w:proofErr w:type="spellStart"/>
+      <w:r>
+        <w:t>SignalR</w:t>
+      </w:r>
+      <w:proofErr w:type="spellEnd"/>
+      <w:r>
+        <w:t xml:space="preserve"> Hub, a </w:t>
+      </w:r>
+      <w:proofErr w:type="spellStart"/>
+      <w:r>
+        <w:t>klijenti</w:t>
+      </w:r>
+      <w:proofErr w:type="spellEnd"/>
+      <w:r>
+        <w:t xml:space="preserve"> </w:t>
+      </w:r>
+      <w:proofErr w:type="spellStart"/>
+      <w:r>
+        <w:t>pretplaćeni</w:t>
+      </w:r>
+      <w:proofErr w:type="spellEnd"/>
+      <w:r>
+        <w:t xml:space="preserve"> </w:t>
+      </w:r>
+      <w:proofErr w:type="spellStart"/>
+      <w:proofErr w:type="gramStart"/>
+      <w:r>
+        <w:t>na</w:t>
+      </w:r>
+      <w:proofErr w:type="spellEnd"/>
+      <w:proofErr w:type="gramEnd"/>
+      <w:r>
+        <w:t xml:space="preserve"> </w:t>
+      </w:r>
+      <w:proofErr w:type="spellStart"/>
+      <w:r>
+        <w:t>korisničke</w:t>
+      </w:r>
+      <w:proofErr w:type="spellEnd"/>
+      <w:r>
+        <w:t xml:space="preserve"> i game </w:t>
+      </w:r>
+      <w:proofErr w:type="spellStart"/>
+      <w:r>
+        <w:t>grupe</w:t>
+      </w:r>
+      <w:proofErr w:type="spellEnd"/>
+      <w:r>
+        <w:t xml:space="preserve"> </w:t>
+      </w:r>
+      <w:proofErr w:type="spellStart"/>
+      <w:r>
+        <w:t>primaju</w:t>
+      </w:r>
+      <w:proofErr w:type="spellEnd"/>
+      <w:r>
+        <w:t xml:space="preserve"> </w:t>
+      </w:r>
+      <w:proofErr w:type="spellStart"/>
+      <w:r>
+        <w:t>promene</w:t>
+      </w:r>
+      <w:proofErr w:type="spellEnd"/>
+      <w:r>
+        <w:t xml:space="preserve"> u </w:t>
+      </w:r>
+      <w:proofErr w:type="spellStart"/>
+      <w:r>
+        <w:t>realnom</w:t>
+      </w:r>
+      <w:proofErr w:type="spellEnd"/>
+      <w:r>
+        <w:t xml:space="preserve"> </w:t>
+      </w:r>
+      <w:proofErr w:type="spellStart"/>
+      <w:r>
+        <w:t>vremenu</w:t>
+      </w:r>
+      <w:proofErr w:type="spellEnd"/>
+      <w:r>
+        <w:t>.</w:t>
       </w:r>
     </w:p>
     <w:p>
       <w:pPr>
         <w:pStyle w:val="ListParagraph"/>
         <w:ind w:left="360"/>
-        <w:rPr>
-          <w:lang w:val="sr-Latn-RS"/>
-        </w:rPr>
-      </w:pPr>
-      <w:r>
-        <w:rPr>
-          <w:lang w:val="sr-Latn-RS"/>
-        </w:rPr>
-        <w:t>Ovaj obrazac biće korišćen radi predavanja asinhronih poruka klijentu od strane servera, putem message broker komponente.</w:t>
+      </w:pPr>
+      <w:proofErr w:type="spellStart"/>
+      <w:r>
+        <w:t>Ovaj</w:t>
+      </w:r>
+      <w:proofErr w:type="spellEnd"/>
+      <w:r>
+        <w:t xml:space="preserve"> </w:t>
+      </w:r>
+      <w:proofErr w:type="spellStart"/>
+      <w:r>
+        <w:t>obrazac</w:t>
+      </w:r>
+      <w:proofErr w:type="spellEnd"/>
+      <w:r>
+        <w:t xml:space="preserve"> se </w:t>
+      </w:r>
+      <w:proofErr w:type="spellStart"/>
+      <w:r>
+        <w:t>koristi</w:t>
+      </w:r>
+      <w:proofErr w:type="spellEnd"/>
+      <w:r>
+        <w:t xml:space="preserve"> </w:t>
+      </w:r>
+      <w:proofErr w:type="spellStart"/>
+      <w:r>
+        <w:t>za</w:t>
+      </w:r>
+      <w:proofErr w:type="spellEnd"/>
+      <w:r>
+        <w:t xml:space="preserve"> </w:t>
+      </w:r>
+      <w:proofErr w:type="spellStart"/>
+      <w:r>
+        <w:t>objavljivanje</w:t>
+      </w:r>
+      <w:proofErr w:type="spellEnd"/>
+      <w:r>
+        <w:t xml:space="preserve"> real-time </w:t>
+      </w:r>
+      <w:proofErr w:type="spellStart"/>
+      <w:r>
+        <w:t>događaja</w:t>
+      </w:r>
+      <w:proofErr w:type="spellEnd"/>
+      <w:r>
+        <w:t xml:space="preserve"> </w:t>
+      </w:r>
+      <w:proofErr w:type="spellStart"/>
+      <w:r>
+        <w:t>klijentima</w:t>
+      </w:r>
+      <w:proofErr w:type="spellEnd"/>
+      <w:r>
+        <w:t xml:space="preserve"> </w:t>
+      </w:r>
+      <w:proofErr w:type="spellStart"/>
+      <w:r>
+        <w:t>preko</w:t>
+      </w:r>
+      <w:proofErr w:type="spellEnd"/>
+      <w:r>
+        <w:t xml:space="preserve"> </w:t>
+      </w:r>
+      <w:proofErr w:type="spellStart"/>
+      <w:r>
+        <w:t>SignalR</w:t>
+      </w:r>
+      <w:proofErr w:type="spellEnd"/>
+      <w:r>
+        <w:t xml:space="preserve"> Hub-a i </w:t>
+      </w:r>
+      <w:proofErr w:type="spellStart"/>
+      <w:r>
+        <w:t>grupa</w:t>
+      </w:r>
+      <w:proofErr w:type="spellEnd"/>
+      <w:r>
+        <w:t xml:space="preserve"> </w:t>
+      </w:r>
+      <w:proofErr w:type="spellStart"/>
+      <w:r>
+        <w:t>tipa</w:t>
+      </w:r>
+      <w:proofErr w:type="spellEnd"/>
+      <w:r>
+        <w:t xml:space="preserve"> </w:t>
+      </w:r>
+      <w:proofErr w:type="gramStart"/>
+      <w:r>
+        <w:t>game:</w:t>
+      </w:r>
+      <w:proofErr w:type="gramEnd"/>
+      <w:r>
+        <w:t>{</w:t>
+      </w:r>
+      <w:proofErr w:type="spellStart"/>
+      <w:r>
+        <w:t>roomId</w:t>
+      </w:r>
+      <w:proofErr w:type="spellEnd"/>
+      <w:r>
+        <w:t xml:space="preserve">}. </w:t>
+      </w:r>
+      <w:proofErr w:type="spellStart"/>
+      <w:proofErr w:type="gramStart"/>
+      <w:r>
+        <w:t>SignalR</w:t>
+      </w:r>
+      <w:proofErr w:type="spellEnd"/>
+      <w:r>
+        <w:t xml:space="preserve"> u </w:t>
+      </w:r>
+      <w:proofErr w:type="spellStart"/>
+      <w:r>
+        <w:t>implementaciji</w:t>
+      </w:r>
+      <w:proofErr w:type="spellEnd"/>
+      <w:r>
+        <w:t xml:space="preserve"> </w:t>
+      </w:r>
+      <w:proofErr w:type="spellStart"/>
+      <w:r>
+        <w:t>nije</w:t>
+      </w:r>
+      <w:proofErr w:type="spellEnd"/>
+      <w:r>
+        <w:t xml:space="preserve"> </w:t>
+      </w:r>
+      <w:proofErr w:type="spellStart"/>
+      <w:r>
+        <w:t>zaseban</w:t>
+      </w:r>
+      <w:proofErr w:type="spellEnd"/>
+      <w:r>
+        <w:t xml:space="preserve"> message broker, </w:t>
+      </w:r>
+      <w:proofErr w:type="spellStart"/>
+      <w:r>
+        <w:t>već</w:t>
+      </w:r>
+      <w:proofErr w:type="spellEnd"/>
+      <w:r>
+        <w:t xml:space="preserve"> </w:t>
+      </w:r>
+      <w:proofErr w:type="spellStart"/>
+      <w:r>
+        <w:t>komunikaciona</w:t>
+      </w:r>
+      <w:proofErr w:type="spellEnd"/>
+      <w:r>
+        <w:t xml:space="preserve"> </w:t>
+      </w:r>
+      <w:proofErr w:type="spellStart"/>
+      <w:r>
+        <w:t>biblioteka</w:t>
+      </w:r>
+      <w:proofErr w:type="spellEnd"/>
+      <w:r>
+        <w:t xml:space="preserve"> </w:t>
+      </w:r>
+      <w:proofErr w:type="spellStart"/>
+      <w:r>
+        <w:t>unutar</w:t>
+      </w:r>
+      <w:proofErr w:type="spellEnd"/>
+      <w:r>
+        <w:t xml:space="preserve"> ASP.NET Core </w:t>
+      </w:r>
+      <w:proofErr w:type="spellStart"/>
+      <w:r>
+        <w:t>servera</w:t>
+      </w:r>
+      <w:proofErr w:type="spellEnd"/>
+      <w:r>
+        <w:t>.</w:t>
+      </w:r>
+      <w:proofErr w:type="gramEnd"/>
+      <w:r>
+        <w:t xml:space="preserve">  </w:t>
+      </w:r>
+    </w:p>
+    <w:p>
+      <w:pPr>
+        <w:pStyle w:val="ListParagraph"/>
+        <w:ind w:left="360"/>
+      </w:pPr>
+      <w:bookmarkStart w:id="0" w:name="_GoBack"/>
+      <w:bookmarkEnd w:id="0"/>
+    </w:p>
+    <w:p>
+      <w:pPr>
+        <w:pStyle w:val="ListParagraph"/>
+        <w:numPr>
+          <w:ilvl w:val="0"/>
+          <w:numId w:val="30"/>
+        </w:numPr>
+      </w:pPr>
+      <w:r>
+        <w:t xml:space="preserve">Strategy Pattern: U </w:t>
+      </w:r>
+      <w:proofErr w:type="spellStart"/>
+      <w:r>
+        <w:t>domenskoj</w:t>
+      </w:r>
+      <w:proofErr w:type="spellEnd"/>
+      <w:r>
+        <w:t xml:space="preserve"> logici kretanja igrača klasa MovementRuleEngine bira odgovarajuću strategiju (BlockedMovementRule, SnakeMovementRule, LadderMovementRule </w:t>
+      </w:r>
+      <w:proofErr w:type="gramStart"/>
+      <w:r>
+        <w:t>ili</w:t>
+      </w:r>
+      <w:proofErr w:type="gramEnd"/>
+      <w:r>
+        <w:t xml:space="preserve"> NormalMovementRule). Time se pra</w:t>
+      </w:r>
+      <w:r>
+        <w:t>vila za kraj table, zmije, merdevine i običan potez odvajaju u nezavisne klase i mogu se proširivati bez izmene osnovnog toka bacanja kockice u GameService.</w:t>
       </w:r>
     </w:p>
     <w:p>
@@ -1655,6 +2019,26 @@
       </w:r>
     </w:p>
     <w:p>
+      <w:r>
+        <w:t>[DORADA DIJAGRAMA - GENERALNA ARHITEKTURA] Na box-line dijagramu zameniti naz</w:t>
+      </w:r>
+      <w:r>
+        <w:t xml:space="preserve">iv Message Broker / Message broker service nazivom SignalR Hub. Dijagram treba da prikaže tok: React klijent komande šalje REST API kontrolerima, REST API poziva BLL servise, BLL koristi Repository/UnitOfWork i EF Core za PostgreSQL bazu, a SignalR Hub se </w:t>
+      </w:r>
+      <w:r>
+        <w:t>koristi samo za objavu događaja klijentima nakon uspešne perzistencije.</w:t>
+      </w:r>
+    </w:p>
+    <w:p>
+      <w:r>
+        <w:lastRenderedPageBreak/>
+        <w:t>Napomena uz dijagrame: komponenta koja je ranije označena kao Message broker u implementaciji odgovara SignalR Hub-u. REST kontroleri i BLL servisi primaju komande, validiraju ih i per</w:t>
+      </w:r>
+      <w:r>
+        <w:t>zistiraju kroz Unit of Work/Repository sloj, dok SignalR objavljuje događaje klijentima nakon uspešne promene stanja.</w:t>
+      </w:r>
+    </w:p>
+    <w:p>
       <w:pPr>
         <w:rPr>
           <w:lang w:val="sr-Latn-RS"/>
@@ -1677,9 +2061,7 @@
       <w:r>
         <w:rPr>
           <w:noProof/>
-          <w:lang w:val="sr-Latn-RS"/>
-        </w:rPr>
-        <w:lastRenderedPageBreak/>
+        </w:rPr>
         <w:drawing>
           <wp:inline distT="0" distB="0" distL="0" distR="0" wp14:anchorId="39E277A5" wp14:editId="4014C9FC">
             <wp:extent cx="5800954" cy="5007661"/>
@@ -1738,6 +2120,14 @@
       </w:r>
     </w:p>
     <w:p>
+      <w:r>
+        <w:t xml:space="preserve">[DORADA DIJAGRAMA - STRUKTURNI POGLED] Na komponentnom/strukturnom dijagramu u komunikacionom podsloju zameniti Message broker komponentu komponentom SignalR Hub. U business podsloju dodati ili naznačiti BLL servise, </w:t>
+      </w:r>
+      <w:r>
+        <w:t>Repository/UnitOfWork i MovementRuleEngine sa Strategy pravilima kretanja. Smer zavisnosti treba da bude API/Hub -&gt; BLL -&gt; DAL -&gt; Database, bez direktnog pristupa kontrolera DbContext-u.</w:t>
+      </w:r>
+    </w:p>
+    <w:p>
       <w:pPr>
         <w:rPr>
           <w:lang w:val="sr-Latn-RS"/>
@@ -1760,6 +2150,7 @@
         <w:rPr>
           <w:lang w:val="sr-Latn-RS"/>
         </w:rPr>
+        <w:lastRenderedPageBreak/>
         <w:t xml:space="preserve">Klijentski sloj, koji predstavlja deo aplikacije sa kojim korisnici interaguju, se sastoji od skripti, od kojih su neke zadužene za prikaz, dok neke ostvaruju komunikaciju sa serverom. Serverski sloj se sastoji od komunikacionog podsloja i podsloja za logiku igre tj. biznis logiku sa podslojem perzistencije. </w:t>
       </w:r>
     </w:p>
@@ -1799,9 +2190,7 @@
       <w:r>
         <w:rPr>
           <w:noProof/>
-          <w:lang w:val="sr-Latn-RS"/>
-        </w:rPr>
-        <w:lastRenderedPageBreak/>
+        </w:rPr>
         <w:drawing>
           <wp:inline distT="0" distB="0" distL="0" distR="0" wp14:anchorId="7895A89A" wp14:editId="207216E8">
             <wp:extent cx="4820717" cy="4324741"/>
@@ -1860,6 +2249,14 @@
       </w:r>
     </w:p>
     <w:p>
+      <w:r>
+        <w:t xml:space="preserve">[DORADA DIJAGRAMA - BIHEVIORALNI POGLED] Sekvencijalne dijagrame treba uskladiti tako da ne prikazuju poseban Message Broker, već SignalR Hub. Za odigravanje poteza redosled treba da bude: Client -&gt; GameController.RollDice -&gt; </w:t>
+      </w:r>
+      <w:r>
+        <w:t>GameService.RollDiceAsync -&gt; MovementRuleEngine/IMovementRule -&gt; Repository/UnitOfWork -&gt; PostgreSQL -&gt; IHubContext&lt;ChatHub&gt;.Clients.Group("game:{roomId}").SendAsync("ReceiveMove") -&gt; ostali klijenti.</w:t>
+      </w:r>
+    </w:p>
+    <w:p>
       <w:pPr>
         <w:pStyle w:val="ListParagraph"/>
         <w:numPr>
@@ -1892,8 +2289,8 @@
         <w:rPr>
           <w:b/>
           <w:noProof/>
-          <w:lang w:val="sr-Latn-RS"/>
-        </w:rPr>
+        </w:rPr>
+        <w:lastRenderedPageBreak/>
         <w:drawing>
           <wp:inline distT="0" distB="0" distL="0" distR="0" wp14:anchorId="18166236" wp14:editId="2DC27355">
             <wp:extent cx="5418798" cy="3323645"/>
@@ -1954,7 +2351,6 @@
           <w:b/>
           <w:lang w:val="sr-Latn-RS"/>
         </w:rPr>
-        <w:lastRenderedPageBreak/>
         <w:t>Odigravanje poteza</w:t>
       </w:r>
     </w:p>
@@ -1969,7 +2365,6 @@
         <w:rPr>
           <w:b/>
           <w:noProof/>
-          <w:lang w:val="sr-Latn-RS"/>
         </w:rPr>
         <w:drawing>
           <wp:inline distT="0" distB="0" distL="0" distR="0" wp14:anchorId="211FF40B" wp14:editId="61E20018">
@@ -2049,17 +2444,7 @@
         </w:rPr>
       </w:pPr>
       <w:r>
-        <w:rPr>
-          <w:b/>
-          <w:lang w:val="sr-Latn-RS"/>
-        </w:rPr>
-        <w:t>React</w:t>
-      </w:r>
-      <w:r>
-        <w:rPr>
-          <w:lang w:val="sr-Latn-RS"/>
-        </w:rPr>
-        <w:t xml:space="preserve"> - klijentska strana aplikacije</w:t>
+        <w:t>React - klijentska strana aplikacije (komponentni View sloj, sa pristupom bliskim MVVM obrascu kroz state i props)</w:t>
       </w:r>
     </w:p>
     <w:p>
@@ -2089,17 +2474,7 @@
         </w:rPr>
       </w:pPr>
       <w:r>
-        <w:rPr>
-          <w:b/>
-          <w:lang w:val="sr-Latn-RS"/>
-        </w:rPr>
-        <w:t>ASP.NET Core</w:t>
-      </w:r>
-      <w:r>
-        <w:rPr>
-          <w:lang w:val="sr-Latn-RS"/>
-        </w:rPr>
-        <w:t xml:space="preserve"> - serverska strana aplikacije</w:t>
+        <w:t>ASP.NET Core - serverska strana aplikacije (Web API kontroleri primenjuju MVC obrazac bez serverski renderovanog View sloja)</w:t>
       </w:r>
     </w:p>
     <w:p>
@@ -2154,17 +2529,7 @@
         </w:rPr>
       </w:pPr>
       <w:r>
-        <w:rPr>
-          <w:b/>
-          <w:lang w:val="sr-Latn-RS"/>
-        </w:rPr>
-        <w:t>Signal R</w:t>
-      </w:r>
-      <w:r>
-        <w:rPr>
-          <w:lang w:val="sr-Latn-RS"/>
-        </w:rPr>
-        <w:t xml:space="preserve"> - biblioteka za uspostavljanje real-time komunikacije </w:t>
+        <w:t>SignalR - biblioteka za uspostavljanje real-time komunikacije i publish/subscribe distribuciju događaja po korisničkim i game grupama</w:t>
       </w:r>
     </w:p>
     <w:p>
@@ -2205,6 +2570,119 @@
 <file path=word/numbering.xml><?xml version="1.0" encoding="utf-8"?>
 <w:numbering xmlns:wpc="http://schemas.microsoft.com/office/word/2010/wordprocessingCanvas" xmlns:mc="http://schemas.openxmlformats.org/markup-compatibility/2006" xmlns:o="urn:schemas-microsoft-com:office:office" xmlns:r="http://schemas.openxmlformats.org/officeDocument/2006/relationships" xmlns:m="http://schemas.openxmlformats.org/officeDocument/2006/math" xmlns:v="urn:schemas-microsoft-com:vml" xmlns:wp14="http://schemas.microsoft.com/office/word/2010/wordprocessingDrawing" xmlns:wp="http://schemas.openxmlformats.org/drawingml/2006/wordprocessingDrawing" xmlns:w10="urn:schemas-microsoft-com:office:word" xmlns:w="http://schemas.openxmlformats.org/wordprocessingml/2006/main" xmlns:w14="http://schemas.microsoft.com/office/word/2010/wordml" xmlns:wpg="http://schemas.microsoft.com/office/word/2010/wordprocessingGroup" xmlns:wpi="http://schemas.microsoft.com/office/word/2010/wordprocessingInk" xmlns:wne="http://schemas.microsoft.com/office/word/2006/wordml" xmlns:wps="http://schemas.microsoft.com/office/word/2010/wordprocessingShape" mc:Ignorable="w14 wp14">
   <w:abstractNum w:abstractNumId="0">
+    <w:nsid w:val="026C0B62"/>
+    <w:multiLevelType w:val="hybridMultilevel"/>
+    <w:tmpl w:val="E27404A0"/>
+    <w:lvl w:ilvl="0" w:tplc="04090001">
+      <w:start w:val="1"/>
+      <w:numFmt w:val="bullet"/>
+      <w:lvlText w:val=""/>
+      <w:lvlJc w:val="left"/>
+      <w:pPr>
+        <w:ind w:left="1080" w:hanging="360"/>
+      </w:pPr>
+      <w:rPr>
+        <w:rFonts w:ascii="Symbol" w:hAnsi="Symbol" w:hint="default"/>
+      </w:rPr>
+    </w:lvl>
+    <w:lvl w:ilvl="1" w:tplc="04090003" w:tentative="1">
+      <w:start w:val="1"/>
+      <w:numFmt w:val="bullet"/>
+      <w:lvlText w:val="o"/>
+      <w:lvlJc w:val="left"/>
+      <w:pPr>
+        <w:ind w:left="1800" w:hanging="360"/>
+      </w:pPr>
+      <w:rPr>
+        <w:rFonts w:ascii="Courier New" w:hAnsi="Courier New" w:cs="Courier New" w:hint="default"/>
+      </w:rPr>
+    </w:lvl>
+    <w:lvl w:ilvl="2" w:tplc="04090005" w:tentative="1">
+      <w:start w:val="1"/>
+      <w:numFmt w:val="bullet"/>
+      <w:lvlText w:val=""/>
+      <w:lvlJc w:val="left"/>
+      <w:pPr>
+        <w:ind w:left="2520" w:hanging="360"/>
+      </w:pPr>
+      <w:rPr>
+        <w:rFonts w:ascii="Wingdings" w:hAnsi="Wingdings" w:hint="default"/>
+      </w:rPr>
+    </w:lvl>
+    <w:lvl w:ilvl="3" w:tplc="04090001" w:tentative="1">
+      <w:start w:val="1"/>
+      <w:numFmt w:val="bullet"/>
+      <w:lvlText w:val=""/>
+      <w:lvlJc w:val="left"/>
+      <w:pPr>
+        <w:ind w:left="3240" w:hanging="360"/>
+      </w:pPr>
+      <w:rPr>
+        <w:rFonts w:ascii="Symbol" w:hAnsi="Symbol" w:hint="default"/>
+      </w:rPr>
+    </w:lvl>
+    <w:lvl w:ilvl="4" w:tplc="04090003" w:tentative="1">
+      <w:start w:val="1"/>
+      <w:numFmt w:val="bullet"/>
+      <w:lvlText w:val="o"/>
+      <w:lvlJc w:val="left"/>
+      <w:pPr>
+        <w:ind w:left="3960" w:hanging="360"/>
+      </w:pPr>
+      <w:rPr>
+        <w:rFonts w:ascii="Courier New" w:hAnsi="Courier New" w:cs="Courier New" w:hint="default"/>
+      </w:rPr>
+    </w:lvl>
+    <w:lvl w:ilvl="5" w:tplc="04090005" w:tentative="1">
+      <w:start w:val="1"/>
+      <w:numFmt w:val="bullet"/>
+      <w:lvlText w:val=""/>
+      <w:lvlJc w:val="left"/>
+      <w:pPr>
+        <w:ind w:left="4680" w:hanging="360"/>
+      </w:pPr>
+      <w:rPr>
+        <w:rFonts w:ascii="Wingdings" w:hAnsi="Wingdings" w:hint="default"/>
+      </w:rPr>
+    </w:lvl>
+    <w:lvl w:ilvl="6" w:tplc="04090001" w:tentative="1">
+      <w:start w:val="1"/>
+      <w:numFmt w:val="bullet"/>
+      <w:lvlText w:val=""/>
+      <w:lvlJc w:val="left"/>
+      <w:pPr>
+        <w:ind w:left="5400" w:hanging="360"/>
+      </w:pPr>
+      <w:rPr>
+        <w:rFonts w:ascii="Symbol" w:hAnsi="Symbol" w:hint="default"/>
+      </w:rPr>
+    </w:lvl>
+    <w:lvl w:ilvl="7" w:tplc="04090003" w:tentative="1">
+      <w:start w:val="1"/>
+      <w:numFmt w:val="bullet"/>
+      <w:lvlText w:val="o"/>
+      <w:lvlJc w:val="left"/>
+      <w:pPr>
+        <w:ind w:left="6120" w:hanging="360"/>
+      </w:pPr>
+      <w:rPr>
+        <w:rFonts w:ascii="Courier New" w:hAnsi="Courier New" w:cs="Courier New" w:hint="default"/>
+      </w:rPr>
+    </w:lvl>
+    <w:lvl w:ilvl="8" w:tplc="04090005" w:tentative="1">
+      <w:start w:val="1"/>
+      <w:numFmt w:val="bullet"/>
+      <w:lvlText w:val=""/>
+      <w:lvlJc w:val="left"/>
+      <w:pPr>
+        <w:ind w:left="6840" w:hanging="360"/>
+      </w:pPr>
+      <w:rPr>
+        <w:rFonts w:ascii="Wingdings" w:hAnsi="Wingdings" w:hint="default"/>
+      </w:rPr>
+    </w:lvl>
+  </w:abstractNum>
+  <w:abstractNum w:abstractNumId="1">
     <w:nsid w:val="058D1404"/>
     <w:multiLevelType w:val="multilevel"/>
     <w:tmpl w:val="04090021"/>
@@ -2317,7 +2795,120 @@
       </w:rPr>
     </w:lvl>
   </w:abstractNum>
-  <w:abstractNum w:abstractNumId="1">
+  <w:abstractNum w:abstractNumId="2">
+    <w:nsid w:val="0CBB1247"/>
+    <w:multiLevelType w:val="hybridMultilevel"/>
+    <w:tmpl w:val="C7048502"/>
+    <w:lvl w:ilvl="0" w:tplc="04090001">
+      <w:start w:val="1"/>
+      <w:numFmt w:val="bullet"/>
+      <w:lvlText w:val=""/>
+      <w:lvlJc w:val="left"/>
+      <w:pPr>
+        <w:ind w:left="720" w:hanging="360"/>
+      </w:pPr>
+      <w:rPr>
+        <w:rFonts w:ascii="Symbol" w:hAnsi="Symbol" w:hint="default"/>
+      </w:rPr>
+    </w:lvl>
+    <w:lvl w:ilvl="1" w:tplc="04090003" w:tentative="1">
+      <w:start w:val="1"/>
+      <w:numFmt w:val="bullet"/>
+      <w:lvlText w:val="o"/>
+      <w:lvlJc w:val="left"/>
+      <w:pPr>
+        <w:ind w:left="1440" w:hanging="360"/>
+      </w:pPr>
+      <w:rPr>
+        <w:rFonts w:ascii="Courier New" w:hAnsi="Courier New" w:cs="Courier New" w:hint="default"/>
+      </w:rPr>
+    </w:lvl>
+    <w:lvl w:ilvl="2" w:tplc="04090005" w:tentative="1">
+      <w:start w:val="1"/>
+      <w:numFmt w:val="bullet"/>
+      <w:lvlText w:val=""/>
+      <w:lvlJc w:val="left"/>
+      <w:pPr>
+        <w:ind w:left="2160" w:hanging="360"/>
+      </w:pPr>
+      <w:rPr>
+        <w:rFonts w:ascii="Wingdings" w:hAnsi="Wingdings" w:hint="default"/>
+      </w:rPr>
+    </w:lvl>
+    <w:lvl w:ilvl="3" w:tplc="04090001" w:tentative="1">
+      <w:start w:val="1"/>
+      <w:numFmt w:val="bullet"/>
+      <w:lvlText w:val=""/>
+      <w:lvlJc w:val="left"/>
+      <w:pPr>
+        <w:ind w:left="2880" w:hanging="360"/>
+      </w:pPr>
+      <w:rPr>
+        <w:rFonts w:ascii="Symbol" w:hAnsi="Symbol" w:hint="default"/>
+      </w:rPr>
+    </w:lvl>
+    <w:lvl w:ilvl="4" w:tplc="04090003" w:tentative="1">
+      <w:start w:val="1"/>
+      <w:numFmt w:val="bullet"/>
+      <w:lvlText w:val="o"/>
+      <w:lvlJc w:val="left"/>
+      <w:pPr>
+        <w:ind w:left="3600" w:hanging="360"/>
+      </w:pPr>
+      <w:rPr>
+        <w:rFonts w:ascii="Courier New" w:hAnsi="Courier New" w:cs="Courier New" w:hint="default"/>
+      </w:rPr>
+    </w:lvl>
+    <w:lvl w:ilvl="5" w:tplc="04090005" w:tentative="1">
+      <w:start w:val="1"/>
+      <w:numFmt w:val="bullet"/>
+      <w:lvlText w:val=""/>
+      <w:lvlJc w:val="left"/>
+      <w:pPr>
+        <w:ind w:left="4320" w:hanging="360"/>
+      </w:pPr>
+      <w:rPr>
+        <w:rFonts w:ascii="Wingdings" w:hAnsi="Wingdings" w:hint="default"/>
+      </w:rPr>
+    </w:lvl>
+    <w:lvl w:ilvl="6" w:tplc="04090001" w:tentative="1">
+      <w:start w:val="1"/>
+      <w:numFmt w:val="bullet"/>
+      <w:lvlText w:val=""/>
+      <w:lvlJc w:val="left"/>
+      <w:pPr>
+        <w:ind w:left="5040" w:hanging="360"/>
+      </w:pPr>
+      <w:rPr>
+        <w:rFonts w:ascii="Symbol" w:hAnsi="Symbol" w:hint="default"/>
+      </w:rPr>
+    </w:lvl>
+    <w:lvl w:ilvl="7" w:tplc="04090003" w:tentative="1">
+      <w:start w:val="1"/>
+      <w:numFmt w:val="bullet"/>
+      <w:lvlText w:val="o"/>
+      <w:lvlJc w:val="left"/>
+      <w:pPr>
+        <w:ind w:left="5760" w:hanging="360"/>
+      </w:pPr>
+      <w:rPr>
+        <w:rFonts w:ascii="Courier New" w:hAnsi="Courier New" w:cs="Courier New" w:hint="default"/>
+      </w:rPr>
+    </w:lvl>
+    <w:lvl w:ilvl="8" w:tplc="04090005" w:tentative="1">
+      <w:start w:val="1"/>
+      <w:numFmt w:val="bullet"/>
+      <w:lvlText w:val=""/>
+      <w:lvlJc w:val="left"/>
+      <w:pPr>
+        <w:ind w:left="6480" w:hanging="360"/>
+      </w:pPr>
+      <w:rPr>
+        <w:rFonts w:ascii="Wingdings" w:hAnsi="Wingdings" w:hint="default"/>
+      </w:rPr>
+    </w:lvl>
+  </w:abstractNum>
+  <w:abstractNum w:abstractNumId="3">
     <w:nsid w:val="105E0687"/>
     <w:multiLevelType w:val="hybridMultilevel"/>
     <w:tmpl w:val="3DA08B54"/>
@@ -2430,7 +3021,7 @@
       </w:rPr>
     </w:lvl>
   </w:abstractNum>
-  <w:abstractNum w:abstractNumId="2">
+  <w:abstractNum w:abstractNumId="4">
     <w:nsid w:val="1BFC566F"/>
     <w:multiLevelType w:val="multilevel"/>
     <w:tmpl w:val="04090021"/>
@@ -2543,7 +3134,120 @@
       </w:rPr>
     </w:lvl>
   </w:abstractNum>
-  <w:abstractNum w:abstractNumId="3">
+  <w:abstractNum w:abstractNumId="5">
+    <w:nsid w:val="1CCD2671"/>
+    <w:multiLevelType w:val="hybridMultilevel"/>
+    <w:tmpl w:val="FAD8FD7E"/>
+    <w:lvl w:ilvl="0" w:tplc="04090001">
+      <w:start w:val="1"/>
+      <w:numFmt w:val="bullet"/>
+      <w:lvlText w:val=""/>
+      <w:lvlJc w:val="left"/>
+      <w:pPr>
+        <w:ind w:left="720" w:hanging="360"/>
+      </w:pPr>
+      <w:rPr>
+        <w:rFonts w:ascii="Symbol" w:hAnsi="Symbol" w:hint="default"/>
+      </w:rPr>
+    </w:lvl>
+    <w:lvl w:ilvl="1" w:tplc="04090003" w:tentative="1">
+      <w:start w:val="1"/>
+      <w:numFmt w:val="bullet"/>
+      <w:lvlText w:val="o"/>
+      <w:lvlJc w:val="left"/>
+      <w:pPr>
+        <w:ind w:left="1440" w:hanging="360"/>
+      </w:pPr>
+      <w:rPr>
+        <w:rFonts w:ascii="Courier New" w:hAnsi="Courier New" w:cs="Courier New" w:hint="default"/>
+      </w:rPr>
+    </w:lvl>
+    <w:lvl w:ilvl="2" w:tplc="04090005" w:tentative="1">
+      <w:start w:val="1"/>
+      <w:numFmt w:val="bullet"/>
+      <w:lvlText w:val=""/>
+      <w:lvlJc w:val="left"/>
+      <w:pPr>
+        <w:ind w:left="2160" w:hanging="360"/>
+      </w:pPr>
+      <w:rPr>
+        <w:rFonts w:ascii="Wingdings" w:hAnsi="Wingdings" w:hint="default"/>
+      </w:rPr>
+    </w:lvl>
+    <w:lvl w:ilvl="3" w:tplc="04090001" w:tentative="1">
+      <w:start w:val="1"/>
+      <w:numFmt w:val="bullet"/>
+      <w:lvlText w:val=""/>
+      <w:lvlJc w:val="left"/>
+      <w:pPr>
+        <w:ind w:left="2880" w:hanging="360"/>
+      </w:pPr>
+      <w:rPr>
+        <w:rFonts w:ascii="Symbol" w:hAnsi="Symbol" w:hint="default"/>
+      </w:rPr>
+    </w:lvl>
+    <w:lvl w:ilvl="4" w:tplc="04090003" w:tentative="1">
+      <w:start w:val="1"/>
+      <w:numFmt w:val="bullet"/>
+      <w:lvlText w:val="o"/>
+      <w:lvlJc w:val="left"/>
+      <w:pPr>
+        <w:ind w:left="3600" w:hanging="360"/>
+      </w:pPr>
+      <w:rPr>
+        <w:rFonts w:ascii="Courier New" w:hAnsi="Courier New" w:cs="Courier New" w:hint="default"/>
+      </w:rPr>
+    </w:lvl>
+    <w:lvl w:ilvl="5" w:tplc="04090005" w:tentative="1">
+      <w:start w:val="1"/>
+      <w:numFmt w:val="bullet"/>
+      <w:lvlText w:val=""/>
+      <w:lvlJc w:val="left"/>
+      <w:pPr>
+        <w:ind w:left="4320" w:hanging="360"/>
+      </w:pPr>
+      <w:rPr>
+        <w:rFonts w:ascii="Wingdings" w:hAnsi="Wingdings" w:hint="default"/>
+      </w:rPr>
+    </w:lvl>
+    <w:lvl w:ilvl="6" w:tplc="04090001" w:tentative="1">
+      <w:start w:val="1"/>
+      <w:numFmt w:val="bullet"/>
+      <w:lvlText w:val=""/>
+      <w:lvlJc w:val="left"/>
+      <w:pPr>
+        <w:ind w:left="5040" w:hanging="360"/>
+      </w:pPr>
+      <w:rPr>
+        <w:rFonts w:ascii="Symbol" w:hAnsi="Symbol" w:hint="default"/>
+      </w:rPr>
+    </w:lvl>
+    <w:lvl w:ilvl="7" w:tplc="04090003" w:tentative="1">
+      <w:start w:val="1"/>
+      <w:numFmt w:val="bullet"/>
+      <w:lvlText w:val="o"/>
+      <w:lvlJc w:val="left"/>
+      <w:pPr>
+        <w:ind w:left="5760" w:hanging="360"/>
+      </w:pPr>
+      <w:rPr>
+        <w:rFonts w:ascii="Courier New" w:hAnsi="Courier New" w:cs="Courier New" w:hint="default"/>
+      </w:rPr>
+    </w:lvl>
+    <w:lvl w:ilvl="8" w:tplc="04090005" w:tentative="1">
+      <w:start w:val="1"/>
+      <w:numFmt w:val="bullet"/>
+      <w:lvlText w:val=""/>
+      <w:lvlJc w:val="left"/>
+      <w:pPr>
+        <w:ind w:left="6480" w:hanging="360"/>
+      </w:pPr>
+      <w:rPr>
+        <w:rFonts w:ascii="Wingdings" w:hAnsi="Wingdings" w:hint="default"/>
+      </w:rPr>
+    </w:lvl>
+  </w:abstractNum>
+  <w:abstractNum w:abstractNumId="6">
     <w:nsid w:val="1D737909"/>
     <w:multiLevelType w:val="hybridMultilevel"/>
     <w:tmpl w:val="41BE9074"/>
@@ -2667,7 +3371,7 @@
       </w:rPr>
     </w:lvl>
   </w:abstractNum>
-  <w:abstractNum w:abstractNumId="4">
+  <w:abstractNum w:abstractNumId="7">
     <w:nsid w:val="1F3E549A"/>
     <w:multiLevelType w:val="hybridMultilevel"/>
     <w:tmpl w:val="BF189E62"/>
@@ -2791,7 +3495,233 @@
       </w:rPr>
     </w:lvl>
   </w:abstractNum>
-  <w:abstractNum w:abstractNumId="5">
+  <w:abstractNum w:abstractNumId="8">
+    <w:nsid w:val="1F577951"/>
+    <w:multiLevelType w:val="hybridMultilevel"/>
+    <w:tmpl w:val="C5A84B04"/>
+    <w:lvl w:ilvl="0" w:tplc="04090001">
+      <w:start w:val="1"/>
+      <w:numFmt w:val="bullet"/>
+      <w:lvlText w:val=""/>
+      <w:lvlJc w:val="left"/>
+      <w:pPr>
+        <w:ind w:left="1080" w:hanging="360"/>
+      </w:pPr>
+      <w:rPr>
+        <w:rFonts w:ascii="Symbol" w:hAnsi="Symbol" w:hint="default"/>
+      </w:rPr>
+    </w:lvl>
+    <w:lvl w:ilvl="1" w:tplc="04090003" w:tentative="1">
+      <w:start w:val="1"/>
+      <w:numFmt w:val="bullet"/>
+      <w:lvlText w:val="o"/>
+      <w:lvlJc w:val="left"/>
+      <w:pPr>
+        <w:ind w:left="1800" w:hanging="360"/>
+      </w:pPr>
+      <w:rPr>
+        <w:rFonts w:ascii="Courier New" w:hAnsi="Courier New" w:cs="Courier New" w:hint="default"/>
+      </w:rPr>
+    </w:lvl>
+    <w:lvl w:ilvl="2" w:tplc="04090005" w:tentative="1">
+      <w:start w:val="1"/>
+      <w:numFmt w:val="bullet"/>
+      <w:lvlText w:val=""/>
+      <w:lvlJc w:val="left"/>
+      <w:pPr>
+        <w:ind w:left="2520" w:hanging="360"/>
+      </w:pPr>
+      <w:rPr>
+        <w:rFonts w:ascii="Wingdings" w:hAnsi="Wingdings" w:hint="default"/>
+      </w:rPr>
+    </w:lvl>
+    <w:lvl w:ilvl="3" w:tplc="04090001" w:tentative="1">
+      <w:start w:val="1"/>
+      <w:numFmt w:val="bullet"/>
+      <w:lvlText w:val=""/>
+      <w:lvlJc w:val="left"/>
+      <w:pPr>
+        <w:ind w:left="3240" w:hanging="360"/>
+      </w:pPr>
+      <w:rPr>
+        <w:rFonts w:ascii="Symbol" w:hAnsi="Symbol" w:hint="default"/>
+      </w:rPr>
+    </w:lvl>
+    <w:lvl w:ilvl="4" w:tplc="04090003" w:tentative="1">
+      <w:start w:val="1"/>
+      <w:numFmt w:val="bullet"/>
+      <w:lvlText w:val="o"/>
+      <w:lvlJc w:val="left"/>
+      <w:pPr>
+        <w:ind w:left="3960" w:hanging="360"/>
+      </w:pPr>
+      <w:rPr>
+        <w:rFonts w:ascii="Courier New" w:hAnsi="Courier New" w:cs="Courier New" w:hint="default"/>
+      </w:rPr>
+    </w:lvl>
+    <w:lvl w:ilvl="5" w:tplc="04090005" w:tentative="1">
+      <w:start w:val="1"/>
+      <w:numFmt w:val="bullet"/>
+      <w:lvlText w:val=""/>
+      <w:lvlJc w:val="left"/>
+      <w:pPr>
+        <w:ind w:left="4680" w:hanging="360"/>
+      </w:pPr>
+      <w:rPr>
+        <w:rFonts w:ascii="Wingdings" w:hAnsi="Wingdings" w:hint="default"/>
+      </w:rPr>
+    </w:lvl>
+    <w:lvl w:ilvl="6" w:tplc="04090001" w:tentative="1">
+      <w:start w:val="1"/>
+      <w:numFmt w:val="bullet"/>
+      <w:lvlText w:val=""/>
+      <w:lvlJc w:val="left"/>
+      <w:pPr>
+        <w:ind w:left="5400" w:hanging="360"/>
+      </w:pPr>
+      <w:rPr>
+        <w:rFonts w:ascii="Symbol" w:hAnsi="Symbol" w:hint="default"/>
+      </w:rPr>
+    </w:lvl>
+    <w:lvl w:ilvl="7" w:tplc="04090003" w:tentative="1">
+      <w:start w:val="1"/>
+      <w:numFmt w:val="bullet"/>
+      <w:lvlText w:val="o"/>
+      <w:lvlJc w:val="left"/>
+      <w:pPr>
+        <w:ind w:left="6120" w:hanging="360"/>
+      </w:pPr>
+      <w:rPr>
+        <w:rFonts w:ascii="Courier New" w:hAnsi="Courier New" w:cs="Courier New" w:hint="default"/>
+      </w:rPr>
+    </w:lvl>
+    <w:lvl w:ilvl="8" w:tplc="04090005" w:tentative="1">
+      <w:start w:val="1"/>
+      <w:numFmt w:val="bullet"/>
+      <w:lvlText w:val=""/>
+      <w:lvlJc w:val="left"/>
+      <w:pPr>
+        <w:ind w:left="6840" w:hanging="360"/>
+      </w:pPr>
+      <w:rPr>
+        <w:rFonts w:ascii="Wingdings" w:hAnsi="Wingdings" w:hint="default"/>
+      </w:rPr>
+    </w:lvl>
+  </w:abstractNum>
+  <w:abstractNum w:abstractNumId="9">
+    <w:nsid w:val="201D2DC8"/>
+    <w:multiLevelType w:val="hybridMultilevel"/>
+    <w:tmpl w:val="17405440"/>
+    <w:lvl w:ilvl="0" w:tplc="04090001">
+      <w:start w:val="1"/>
+      <w:numFmt w:val="bullet"/>
+      <w:lvlText w:val=""/>
+      <w:lvlJc w:val="left"/>
+      <w:pPr>
+        <w:ind w:left="720" w:hanging="360"/>
+      </w:pPr>
+      <w:rPr>
+        <w:rFonts w:ascii="Symbol" w:hAnsi="Symbol" w:hint="default"/>
+      </w:rPr>
+    </w:lvl>
+    <w:lvl w:ilvl="1" w:tplc="04090003" w:tentative="1">
+      <w:start w:val="1"/>
+      <w:numFmt w:val="bullet"/>
+      <w:lvlText w:val="o"/>
+      <w:lvlJc w:val="left"/>
+      <w:pPr>
+        <w:ind w:left="1440" w:hanging="360"/>
+      </w:pPr>
+      <w:rPr>
+        <w:rFonts w:ascii="Courier New" w:hAnsi="Courier New" w:cs="Courier New" w:hint="default"/>
+      </w:rPr>
+    </w:lvl>
+    <w:lvl w:ilvl="2" w:tplc="04090005" w:tentative="1">
+      <w:start w:val="1"/>
+      <w:numFmt w:val="bullet"/>
+      <w:lvlText w:val=""/>
+      <w:lvlJc w:val="left"/>
+      <w:pPr>
+        <w:ind w:left="2160" w:hanging="360"/>
+      </w:pPr>
+      <w:rPr>
+        <w:rFonts w:ascii="Wingdings" w:hAnsi="Wingdings" w:hint="default"/>
+      </w:rPr>
+    </w:lvl>
+    <w:lvl w:ilvl="3" w:tplc="04090001" w:tentative="1">
+      <w:start w:val="1"/>
+      <w:numFmt w:val="bullet"/>
+      <w:lvlText w:val=""/>
+      <w:lvlJc w:val="left"/>
+      <w:pPr>
+        <w:ind w:left="2880" w:hanging="360"/>
+      </w:pPr>
+      <w:rPr>
+        <w:rFonts w:ascii="Symbol" w:hAnsi="Symbol" w:hint="default"/>
+      </w:rPr>
+    </w:lvl>
+    <w:lvl w:ilvl="4" w:tplc="04090003" w:tentative="1">
+      <w:start w:val="1"/>
+      <w:numFmt w:val="bullet"/>
+      <w:lvlText w:val="o"/>
+      <w:lvlJc w:val="left"/>
+      <w:pPr>
+        <w:ind w:left="3600" w:hanging="360"/>
+      </w:pPr>
+      <w:rPr>
+        <w:rFonts w:ascii="Courier New" w:hAnsi="Courier New" w:cs="Courier New" w:hint="default"/>
+      </w:rPr>
+    </w:lvl>
+    <w:lvl w:ilvl="5" w:tplc="04090005" w:tentative="1">
+      <w:start w:val="1"/>
+      <w:numFmt w:val="bullet"/>
+      <w:lvlText w:val=""/>
+      <w:lvlJc w:val="left"/>
+      <w:pPr>
+        <w:ind w:left="4320" w:hanging="360"/>
+      </w:pPr>
+      <w:rPr>
+        <w:rFonts w:ascii="Wingdings" w:hAnsi="Wingdings" w:hint="default"/>
+      </w:rPr>
+    </w:lvl>
+    <w:lvl w:ilvl="6" w:tplc="04090001" w:tentative="1">
+      <w:start w:val="1"/>
+      <w:numFmt w:val="bullet"/>
+      <w:lvlText w:val=""/>
+      <w:lvlJc w:val="left"/>
+      <w:pPr>
+        <w:ind w:left="5040" w:hanging="360"/>
+      </w:pPr>
+      <w:rPr>
+        <w:rFonts w:ascii="Symbol" w:hAnsi="Symbol" w:hint="default"/>
+      </w:rPr>
+    </w:lvl>
+    <w:lvl w:ilvl="7" w:tplc="04090003" w:tentative="1">
+      <w:start w:val="1"/>
+      <w:numFmt w:val="bullet"/>
+      <w:lvlText w:val="o"/>
+      <w:lvlJc w:val="left"/>
+      <w:pPr>
+        <w:ind w:left="5760" w:hanging="360"/>
+      </w:pPr>
+      <w:rPr>
+        <w:rFonts w:ascii="Courier New" w:hAnsi="Courier New" w:cs="Courier New" w:hint="default"/>
+      </w:rPr>
+    </w:lvl>
+    <w:lvl w:ilvl="8" w:tplc="04090005" w:tentative="1">
+      <w:start w:val="1"/>
+      <w:numFmt w:val="bullet"/>
+      <w:lvlText w:val=""/>
+      <w:lvlJc w:val="left"/>
+      <w:pPr>
+        <w:ind w:left="6480" w:hanging="360"/>
+      </w:pPr>
+      <w:rPr>
+        <w:rFonts w:ascii="Wingdings" w:hAnsi="Wingdings" w:hint="default"/>
+      </w:rPr>
+    </w:lvl>
+  </w:abstractNum>
+  <w:abstractNum w:abstractNumId="10">
     <w:nsid w:val="26FD6B7C"/>
     <w:multiLevelType w:val="hybridMultilevel"/>
     <w:tmpl w:val="23105DDE"/>
@@ -2904,7 +3834,7 @@
       </w:rPr>
     </w:lvl>
   </w:abstractNum>
-  <w:abstractNum w:abstractNumId="6">
+  <w:abstractNum w:abstractNumId="11">
     <w:nsid w:val="297E76D0"/>
     <w:multiLevelType w:val="hybridMultilevel"/>
     <w:tmpl w:val="B9744EEA"/>
@@ -3017,7 +3947,7 @@
       </w:rPr>
     </w:lvl>
   </w:abstractNum>
-  <w:abstractNum w:abstractNumId="7">
+  <w:abstractNum w:abstractNumId="12">
     <w:nsid w:val="2D525C1C"/>
     <w:multiLevelType w:val="hybridMultilevel"/>
     <w:tmpl w:val="EDC2D2D0"/>
@@ -3130,7 +4060,7 @@
       </w:rPr>
     </w:lvl>
   </w:abstractNum>
-  <w:abstractNum w:abstractNumId="8">
+  <w:abstractNum w:abstractNumId="13">
     <w:nsid w:val="305906C0"/>
     <w:multiLevelType w:val="multilevel"/>
     <w:tmpl w:val="61EC36D8"/>
@@ -3243,7 +4173,7 @@
       </w:rPr>
     </w:lvl>
   </w:abstractNum>
-  <w:abstractNum w:abstractNumId="9">
+  <w:abstractNum w:abstractNumId="14">
     <w:nsid w:val="378650E9"/>
     <w:multiLevelType w:val="hybridMultilevel"/>
     <w:tmpl w:val="729E746A"/>
@@ -3356,7 +4286,7 @@
       </w:rPr>
     </w:lvl>
   </w:abstractNum>
-  <w:abstractNum w:abstractNumId="10">
+  <w:abstractNum w:abstractNumId="15">
     <w:nsid w:val="38D1609D"/>
     <w:multiLevelType w:val="multilevel"/>
     <w:tmpl w:val="5BC05F4C"/>
@@ -3469,7 +4399,7 @@
       </w:rPr>
     </w:lvl>
   </w:abstractNum>
-  <w:abstractNum w:abstractNumId="11">
+  <w:abstractNum w:abstractNumId="16">
     <w:nsid w:val="3C303B54"/>
     <w:multiLevelType w:val="multilevel"/>
     <w:tmpl w:val="85603A90"/>
@@ -3582,7 +4512,120 @@
       </w:rPr>
     </w:lvl>
   </w:abstractNum>
-  <w:abstractNum w:abstractNumId="12">
+  <w:abstractNum w:abstractNumId="17">
+    <w:nsid w:val="405D742F"/>
+    <w:multiLevelType w:val="hybridMultilevel"/>
+    <w:tmpl w:val="0AEEB502"/>
+    <w:lvl w:ilvl="0" w:tplc="04090001">
+      <w:start w:val="1"/>
+      <w:numFmt w:val="bullet"/>
+      <w:lvlText w:val=""/>
+      <w:lvlJc w:val="left"/>
+      <w:pPr>
+        <w:ind w:left="720" w:hanging="360"/>
+      </w:pPr>
+      <w:rPr>
+        <w:rFonts w:ascii="Symbol" w:hAnsi="Symbol" w:hint="default"/>
+      </w:rPr>
+    </w:lvl>
+    <w:lvl w:ilvl="1" w:tplc="04090003" w:tentative="1">
+      <w:start w:val="1"/>
+      <w:numFmt w:val="bullet"/>
+      <w:lvlText w:val="o"/>
+      <w:lvlJc w:val="left"/>
+      <w:pPr>
+        <w:ind w:left="1440" w:hanging="360"/>
+      </w:pPr>
+      <w:rPr>
+        <w:rFonts w:ascii="Courier New" w:hAnsi="Courier New" w:cs="Courier New" w:hint="default"/>
+      </w:rPr>
+    </w:lvl>
+    <w:lvl w:ilvl="2" w:tplc="04090005" w:tentative="1">
+      <w:start w:val="1"/>
+      <w:numFmt w:val="bullet"/>
+      <w:lvlText w:val=""/>
+      <w:lvlJc w:val="left"/>
+      <w:pPr>
+        <w:ind w:left="2160" w:hanging="360"/>
+      </w:pPr>
+      <w:rPr>
+        <w:rFonts w:ascii="Wingdings" w:hAnsi="Wingdings" w:hint="default"/>
+      </w:rPr>
+    </w:lvl>
+    <w:lvl w:ilvl="3" w:tplc="04090001" w:tentative="1">
+      <w:start w:val="1"/>
+      <w:numFmt w:val="bullet"/>
+      <w:lvlText w:val=""/>
+      <w:lvlJc w:val="left"/>
+      <w:pPr>
+        <w:ind w:left="2880" w:hanging="360"/>
+      </w:pPr>
+      <w:rPr>
+        <w:rFonts w:ascii="Symbol" w:hAnsi="Symbol" w:hint="default"/>
+      </w:rPr>
+    </w:lvl>
+    <w:lvl w:ilvl="4" w:tplc="04090003" w:tentative="1">
+      <w:start w:val="1"/>
+      <w:numFmt w:val="bullet"/>
+      <w:lvlText w:val="o"/>
+      <w:lvlJc w:val="left"/>
+      <w:pPr>
+        <w:ind w:left="3600" w:hanging="360"/>
+      </w:pPr>
+      <w:rPr>
+        <w:rFonts w:ascii="Courier New" w:hAnsi="Courier New" w:cs="Courier New" w:hint="default"/>
+      </w:rPr>
+    </w:lvl>
+    <w:lvl w:ilvl="5" w:tplc="04090005" w:tentative="1">
+      <w:start w:val="1"/>
+      <w:numFmt w:val="bullet"/>
+      <w:lvlText w:val=""/>
+      <w:lvlJc w:val="left"/>
+      <w:pPr>
+        <w:ind w:left="4320" w:hanging="360"/>
+      </w:pPr>
+      <w:rPr>
+        <w:rFonts w:ascii="Wingdings" w:hAnsi="Wingdings" w:hint="default"/>
+      </w:rPr>
+    </w:lvl>
+    <w:lvl w:ilvl="6" w:tplc="04090001" w:tentative="1">
+      <w:start w:val="1"/>
+      <w:numFmt w:val="bullet"/>
+      <w:lvlText w:val=""/>
+      <w:lvlJc w:val="left"/>
+      <w:pPr>
+        <w:ind w:left="5040" w:hanging="360"/>
+      </w:pPr>
+      <w:rPr>
+        <w:rFonts w:ascii="Symbol" w:hAnsi="Symbol" w:hint="default"/>
+      </w:rPr>
+    </w:lvl>
+    <w:lvl w:ilvl="7" w:tplc="04090003" w:tentative="1">
+      <w:start w:val="1"/>
+      <w:numFmt w:val="bullet"/>
+      <w:lvlText w:val="o"/>
+      <w:lvlJc w:val="left"/>
+      <w:pPr>
+        <w:ind w:left="5760" w:hanging="360"/>
+      </w:pPr>
+      <w:rPr>
+        <w:rFonts w:ascii="Courier New" w:hAnsi="Courier New" w:cs="Courier New" w:hint="default"/>
+      </w:rPr>
+    </w:lvl>
+    <w:lvl w:ilvl="8" w:tplc="04090005" w:tentative="1">
+      <w:start w:val="1"/>
+      <w:numFmt w:val="bullet"/>
+      <w:lvlText w:val=""/>
+      <w:lvlJc w:val="left"/>
+      <w:pPr>
+        <w:ind w:left="6480" w:hanging="360"/>
+      </w:pPr>
+      <w:rPr>
+        <w:rFonts w:ascii="Wingdings" w:hAnsi="Wingdings" w:hint="default"/>
+      </w:rPr>
+    </w:lvl>
+  </w:abstractNum>
+  <w:abstractNum w:abstractNumId="18">
     <w:nsid w:val="40C91637"/>
     <w:multiLevelType w:val="multilevel"/>
     <w:tmpl w:val="CE648BF0"/>
@@ -3695,7 +4738,233 @@
       </w:rPr>
     </w:lvl>
   </w:abstractNum>
-  <w:abstractNum w:abstractNumId="13">
+  <w:abstractNum w:abstractNumId="19">
+    <w:nsid w:val="438B6121"/>
+    <w:multiLevelType w:val="hybridMultilevel"/>
+    <w:tmpl w:val="E5CC4F9E"/>
+    <w:lvl w:ilvl="0" w:tplc="04090001">
+      <w:start w:val="1"/>
+      <w:numFmt w:val="bullet"/>
+      <w:lvlText w:val=""/>
+      <w:lvlJc w:val="left"/>
+      <w:pPr>
+        <w:ind w:left="1080" w:hanging="360"/>
+      </w:pPr>
+      <w:rPr>
+        <w:rFonts w:ascii="Symbol" w:hAnsi="Symbol" w:hint="default"/>
+      </w:rPr>
+    </w:lvl>
+    <w:lvl w:ilvl="1" w:tplc="04090003" w:tentative="1">
+      <w:start w:val="1"/>
+      <w:numFmt w:val="bullet"/>
+      <w:lvlText w:val="o"/>
+      <w:lvlJc w:val="left"/>
+      <w:pPr>
+        <w:ind w:left="1800" w:hanging="360"/>
+      </w:pPr>
+      <w:rPr>
+        <w:rFonts w:ascii="Courier New" w:hAnsi="Courier New" w:cs="Courier New" w:hint="default"/>
+      </w:rPr>
+    </w:lvl>
+    <w:lvl w:ilvl="2" w:tplc="04090005" w:tentative="1">
+      <w:start w:val="1"/>
+      <w:numFmt w:val="bullet"/>
+      <w:lvlText w:val=""/>
+      <w:lvlJc w:val="left"/>
+      <w:pPr>
+        <w:ind w:left="2520" w:hanging="360"/>
+      </w:pPr>
+      <w:rPr>
+        <w:rFonts w:ascii="Wingdings" w:hAnsi="Wingdings" w:hint="default"/>
+      </w:rPr>
+    </w:lvl>
+    <w:lvl w:ilvl="3" w:tplc="04090001" w:tentative="1">
+      <w:start w:val="1"/>
+      <w:numFmt w:val="bullet"/>
+      <w:lvlText w:val=""/>
+      <w:lvlJc w:val="left"/>
+      <w:pPr>
+        <w:ind w:left="3240" w:hanging="360"/>
+      </w:pPr>
+      <w:rPr>
+        <w:rFonts w:ascii="Symbol" w:hAnsi="Symbol" w:hint="default"/>
+      </w:rPr>
+    </w:lvl>
+    <w:lvl w:ilvl="4" w:tplc="04090003" w:tentative="1">
+      <w:start w:val="1"/>
+      <w:numFmt w:val="bullet"/>
+      <w:lvlText w:val="o"/>
+      <w:lvlJc w:val="left"/>
+      <w:pPr>
+        <w:ind w:left="3960" w:hanging="360"/>
+      </w:pPr>
+      <w:rPr>
+        <w:rFonts w:ascii="Courier New" w:hAnsi="Courier New" w:cs="Courier New" w:hint="default"/>
+      </w:rPr>
+    </w:lvl>
+    <w:lvl w:ilvl="5" w:tplc="04090005" w:tentative="1">
+      <w:start w:val="1"/>
+      <w:numFmt w:val="bullet"/>
+      <w:lvlText w:val=""/>
+      <w:lvlJc w:val="left"/>
+      <w:pPr>
+        <w:ind w:left="4680" w:hanging="360"/>
+      </w:pPr>
+      <w:rPr>
+        <w:rFonts w:ascii="Wingdings" w:hAnsi="Wingdings" w:hint="default"/>
+      </w:rPr>
+    </w:lvl>
+    <w:lvl w:ilvl="6" w:tplc="04090001" w:tentative="1">
+      <w:start w:val="1"/>
+      <w:numFmt w:val="bullet"/>
+      <w:lvlText w:val=""/>
+      <w:lvlJc w:val="left"/>
+      <w:pPr>
+        <w:ind w:left="5400" w:hanging="360"/>
+      </w:pPr>
+      <w:rPr>
+        <w:rFonts w:ascii="Symbol" w:hAnsi="Symbol" w:hint="default"/>
+      </w:rPr>
+    </w:lvl>
+    <w:lvl w:ilvl="7" w:tplc="04090003" w:tentative="1">
+      <w:start w:val="1"/>
+      <w:numFmt w:val="bullet"/>
+      <w:lvlText w:val="o"/>
+      <w:lvlJc w:val="left"/>
+      <w:pPr>
+        <w:ind w:left="6120" w:hanging="360"/>
+      </w:pPr>
+      <w:rPr>
+        <w:rFonts w:ascii="Courier New" w:hAnsi="Courier New" w:cs="Courier New" w:hint="default"/>
+      </w:rPr>
+    </w:lvl>
+    <w:lvl w:ilvl="8" w:tplc="04090005" w:tentative="1">
+      <w:start w:val="1"/>
+      <w:numFmt w:val="bullet"/>
+      <w:lvlText w:val=""/>
+      <w:lvlJc w:val="left"/>
+      <w:pPr>
+        <w:ind w:left="6840" w:hanging="360"/>
+      </w:pPr>
+      <w:rPr>
+        <w:rFonts w:ascii="Wingdings" w:hAnsi="Wingdings" w:hint="default"/>
+      </w:rPr>
+    </w:lvl>
+  </w:abstractNum>
+  <w:abstractNum w:abstractNumId="20">
+    <w:nsid w:val="44FD6450"/>
+    <w:multiLevelType w:val="hybridMultilevel"/>
+    <w:tmpl w:val="1474FBD8"/>
+    <w:lvl w:ilvl="0" w:tplc="04090001">
+      <w:start w:val="1"/>
+      <w:numFmt w:val="bullet"/>
+      <w:lvlText w:val=""/>
+      <w:lvlJc w:val="left"/>
+      <w:pPr>
+        <w:ind w:left="720" w:hanging="360"/>
+      </w:pPr>
+      <w:rPr>
+        <w:rFonts w:ascii="Symbol" w:hAnsi="Symbol" w:hint="default"/>
+      </w:rPr>
+    </w:lvl>
+    <w:lvl w:ilvl="1" w:tplc="04090003" w:tentative="1">
+      <w:start w:val="1"/>
+      <w:numFmt w:val="bullet"/>
+      <w:lvlText w:val="o"/>
+      <w:lvlJc w:val="left"/>
+      <w:pPr>
+        <w:ind w:left="1440" w:hanging="360"/>
+      </w:pPr>
+      <w:rPr>
+        <w:rFonts w:ascii="Courier New" w:hAnsi="Courier New" w:cs="Courier New" w:hint="default"/>
+      </w:rPr>
+    </w:lvl>
+    <w:lvl w:ilvl="2" w:tplc="04090005" w:tentative="1">
+      <w:start w:val="1"/>
+      <w:numFmt w:val="bullet"/>
+      <w:lvlText w:val=""/>
+      <w:lvlJc w:val="left"/>
+      <w:pPr>
+        <w:ind w:left="2160" w:hanging="360"/>
+      </w:pPr>
+      <w:rPr>
+        <w:rFonts w:ascii="Wingdings" w:hAnsi="Wingdings" w:hint="default"/>
+      </w:rPr>
+    </w:lvl>
+    <w:lvl w:ilvl="3" w:tplc="04090001" w:tentative="1">
+      <w:start w:val="1"/>
+      <w:numFmt w:val="bullet"/>
+      <w:lvlText w:val=""/>
+      <w:lvlJc w:val="left"/>
+      <w:pPr>
+        <w:ind w:left="2880" w:hanging="360"/>
+      </w:pPr>
+      <w:rPr>
+        <w:rFonts w:ascii="Symbol" w:hAnsi="Symbol" w:hint="default"/>
+      </w:rPr>
+    </w:lvl>
+    <w:lvl w:ilvl="4" w:tplc="04090003" w:tentative="1">
+      <w:start w:val="1"/>
+      <w:numFmt w:val="bullet"/>
+      <w:lvlText w:val="o"/>
+      <w:lvlJc w:val="left"/>
+      <w:pPr>
+        <w:ind w:left="3600" w:hanging="360"/>
+      </w:pPr>
+      <w:rPr>
+        <w:rFonts w:ascii="Courier New" w:hAnsi="Courier New" w:cs="Courier New" w:hint="default"/>
+      </w:rPr>
+    </w:lvl>
+    <w:lvl w:ilvl="5" w:tplc="04090005" w:tentative="1">
+      <w:start w:val="1"/>
+      <w:numFmt w:val="bullet"/>
+      <w:lvlText w:val=""/>
+      <w:lvlJc w:val="left"/>
+      <w:pPr>
+        <w:ind w:left="4320" w:hanging="360"/>
+      </w:pPr>
+      <w:rPr>
+        <w:rFonts w:ascii="Wingdings" w:hAnsi="Wingdings" w:hint="default"/>
+      </w:rPr>
+    </w:lvl>
+    <w:lvl w:ilvl="6" w:tplc="04090001" w:tentative="1">
+      <w:start w:val="1"/>
+      <w:numFmt w:val="bullet"/>
+      <w:lvlText w:val=""/>
+      <w:lvlJc w:val="left"/>
+      <w:pPr>
+        <w:ind w:left="5040" w:hanging="360"/>
+      </w:pPr>
+      <w:rPr>
+        <w:rFonts w:ascii="Symbol" w:hAnsi="Symbol" w:hint="default"/>
+      </w:rPr>
+    </w:lvl>
+    <w:lvl w:ilvl="7" w:tplc="04090003" w:tentative="1">
+      <w:start w:val="1"/>
+      <w:numFmt w:val="bullet"/>
+      <w:lvlText w:val="o"/>
+      <w:lvlJc w:val="left"/>
+      <w:pPr>
+        <w:ind w:left="5760" w:hanging="360"/>
+      </w:pPr>
+      <w:rPr>
+        <w:rFonts w:ascii="Courier New" w:hAnsi="Courier New" w:cs="Courier New" w:hint="default"/>
+      </w:rPr>
+    </w:lvl>
+    <w:lvl w:ilvl="8" w:tplc="04090005" w:tentative="1">
+      <w:start w:val="1"/>
+      <w:numFmt w:val="bullet"/>
+      <w:lvlText w:val=""/>
+      <w:lvlJc w:val="left"/>
+      <w:pPr>
+        <w:ind w:left="6480" w:hanging="360"/>
+      </w:pPr>
+      <w:rPr>
+        <w:rFonts w:ascii="Wingdings" w:hAnsi="Wingdings" w:hint="default"/>
+      </w:rPr>
+    </w:lvl>
+  </w:abstractNum>
+  <w:abstractNum w:abstractNumId="21">
     <w:nsid w:val="460D27D3"/>
     <w:multiLevelType w:val="hybridMultilevel"/>
     <w:tmpl w:val="0C3E15CC"/>
@@ -3808,7 +5077,7 @@
       </w:rPr>
     </w:lvl>
   </w:abstractNum>
-  <w:abstractNum w:abstractNumId="14">
+  <w:abstractNum w:abstractNumId="22">
     <w:nsid w:val="4EC22DC5"/>
     <w:multiLevelType w:val="hybridMultilevel"/>
     <w:tmpl w:val="34B441A6"/>
@@ -3921,7 +5190,120 @@
       </w:rPr>
     </w:lvl>
   </w:abstractNum>
-  <w:abstractNum w:abstractNumId="15">
+  <w:abstractNum w:abstractNumId="23">
+    <w:nsid w:val="50D84632"/>
+    <w:multiLevelType w:val="hybridMultilevel"/>
+    <w:tmpl w:val="7704511A"/>
+    <w:lvl w:ilvl="0" w:tplc="04090001">
+      <w:start w:val="1"/>
+      <w:numFmt w:val="bullet"/>
+      <w:lvlText w:val=""/>
+      <w:lvlJc w:val="left"/>
+      <w:pPr>
+        <w:ind w:left="720" w:hanging="360"/>
+      </w:pPr>
+      <w:rPr>
+        <w:rFonts w:ascii="Symbol" w:hAnsi="Symbol" w:hint="default"/>
+      </w:rPr>
+    </w:lvl>
+    <w:lvl w:ilvl="1" w:tplc="04090003" w:tentative="1">
+      <w:start w:val="1"/>
+      <w:numFmt w:val="bullet"/>
+      <w:lvlText w:val="o"/>
+      <w:lvlJc w:val="left"/>
+      <w:pPr>
+        <w:ind w:left="1440" w:hanging="360"/>
+      </w:pPr>
+      <w:rPr>
+        <w:rFonts w:ascii="Courier New" w:hAnsi="Courier New" w:cs="Courier New" w:hint="default"/>
+      </w:rPr>
+    </w:lvl>
+    <w:lvl w:ilvl="2" w:tplc="04090005" w:tentative="1">
+      <w:start w:val="1"/>
+      <w:numFmt w:val="bullet"/>
+      <w:lvlText w:val=""/>
+      <w:lvlJc w:val="left"/>
+      <w:pPr>
+        <w:ind w:left="2160" w:hanging="360"/>
+      </w:pPr>
+      <w:rPr>
+        <w:rFonts w:ascii="Wingdings" w:hAnsi="Wingdings" w:hint="default"/>
+      </w:rPr>
+    </w:lvl>
+    <w:lvl w:ilvl="3" w:tplc="04090001" w:tentative="1">
+      <w:start w:val="1"/>
+      <w:numFmt w:val="bullet"/>
+      <w:lvlText w:val=""/>
+      <w:lvlJc w:val="left"/>
+      <w:pPr>
+        <w:ind w:left="2880" w:hanging="360"/>
+      </w:pPr>
+      <w:rPr>
+        <w:rFonts w:ascii="Symbol" w:hAnsi="Symbol" w:hint="default"/>
+      </w:rPr>
+    </w:lvl>
+    <w:lvl w:ilvl="4" w:tplc="04090003" w:tentative="1">
+      <w:start w:val="1"/>
+      <w:numFmt w:val="bullet"/>
+      <w:lvlText w:val="o"/>
+      <w:lvlJc w:val="left"/>
+      <w:pPr>
+        <w:ind w:left="3600" w:hanging="360"/>
+      </w:pPr>
+      <w:rPr>
+        <w:rFonts w:ascii="Courier New" w:hAnsi="Courier New" w:cs="Courier New" w:hint="default"/>
+      </w:rPr>
+    </w:lvl>
+    <w:lvl w:ilvl="5" w:tplc="04090005" w:tentative="1">
+      <w:start w:val="1"/>
+      <w:numFmt w:val="bullet"/>
+      <w:lvlText w:val=""/>
+      <w:lvlJc w:val="left"/>
+      <w:pPr>
+        <w:ind w:left="4320" w:hanging="360"/>
+      </w:pPr>
+      <w:rPr>
+        <w:rFonts w:ascii="Wingdings" w:hAnsi="Wingdings" w:hint="default"/>
+      </w:rPr>
+    </w:lvl>
+    <w:lvl w:ilvl="6" w:tplc="04090001" w:tentative="1">
+      <w:start w:val="1"/>
+      <w:numFmt w:val="bullet"/>
+      <w:lvlText w:val=""/>
+      <w:lvlJc w:val="left"/>
+      <w:pPr>
+        <w:ind w:left="5040" w:hanging="360"/>
+      </w:pPr>
+      <w:rPr>
+        <w:rFonts w:ascii="Symbol" w:hAnsi="Symbol" w:hint="default"/>
+      </w:rPr>
+    </w:lvl>
+    <w:lvl w:ilvl="7" w:tplc="04090003" w:tentative="1">
+      <w:start w:val="1"/>
+      <w:numFmt w:val="bullet"/>
+      <w:lvlText w:val="o"/>
+      <w:lvlJc w:val="left"/>
+      <w:pPr>
+        <w:ind w:left="5760" w:hanging="360"/>
+      </w:pPr>
+      <w:rPr>
+        <w:rFonts w:ascii="Courier New" w:hAnsi="Courier New" w:cs="Courier New" w:hint="default"/>
+      </w:rPr>
+    </w:lvl>
+    <w:lvl w:ilvl="8" w:tplc="04090005" w:tentative="1">
+      <w:start w:val="1"/>
+      <w:numFmt w:val="bullet"/>
+      <w:lvlText w:val=""/>
+      <w:lvlJc w:val="left"/>
+      <w:pPr>
+        <w:ind w:left="6480" w:hanging="360"/>
+      </w:pPr>
+      <w:rPr>
+        <w:rFonts w:ascii="Wingdings" w:hAnsi="Wingdings" w:hint="default"/>
+      </w:rPr>
+    </w:lvl>
+  </w:abstractNum>
+  <w:abstractNum w:abstractNumId="24">
     <w:nsid w:val="55B42B95"/>
     <w:multiLevelType w:val="multilevel"/>
     <w:tmpl w:val="04090021"/>
@@ -4034,7 +5416,7 @@
       </w:rPr>
     </w:lvl>
   </w:abstractNum>
-  <w:abstractNum w:abstractNumId="16">
+  <w:abstractNum w:abstractNumId="25">
     <w:nsid w:val="5C9B766D"/>
     <w:multiLevelType w:val="hybridMultilevel"/>
     <w:tmpl w:val="0C5EAF60"/>
@@ -4147,7 +5529,7 @@
       </w:rPr>
     </w:lvl>
   </w:abstractNum>
-  <w:abstractNum w:abstractNumId="17">
+  <w:abstractNum w:abstractNumId="26">
     <w:nsid w:val="63086664"/>
     <w:multiLevelType w:val="multilevel"/>
     <w:tmpl w:val="04090021"/>
@@ -4260,7 +5642,120 @@
       </w:rPr>
     </w:lvl>
   </w:abstractNum>
-  <w:abstractNum w:abstractNumId="18">
+  <w:abstractNum w:abstractNumId="27">
+    <w:nsid w:val="6FE04700"/>
+    <w:multiLevelType w:val="hybridMultilevel"/>
+    <w:tmpl w:val="1CD8D476"/>
+    <w:lvl w:ilvl="0" w:tplc="04090001">
+      <w:start w:val="1"/>
+      <w:numFmt w:val="bullet"/>
+      <w:lvlText w:val=""/>
+      <w:lvlJc w:val="left"/>
+      <w:pPr>
+        <w:ind w:left="720" w:hanging="360"/>
+      </w:pPr>
+      <w:rPr>
+        <w:rFonts w:ascii="Symbol" w:hAnsi="Symbol" w:hint="default"/>
+      </w:rPr>
+    </w:lvl>
+    <w:lvl w:ilvl="1" w:tplc="04090003" w:tentative="1">
+      <w:start w:val="1"/>
+      <w:numFmt w:val="bullet"/>
+      <w:lvlText w:val="o"/>
+      <w:lvlJc w:val="left"/>
+      <w:pPr>
+        <w:ind w:left="1440" w:hanging="360"/>
+      </w:pPr>
+      <w:rPr>
+        <w:rFonts w:ascii="Courier New" w:hAnsi="Courier New" w:cs="Courier New" w:hint="default"/>
+      </w:rPr>
+    </w:lvl>
+    <w:lvl w:ilvl="2" w:tplc="04090005" w:tentative="1">
+      <w:start w:val="1"/>
+      <w:numFmt w:val="bullet"/>
+      <w:lvlText w:val=""/>
+      <w:lvlJc w:val="left"/>
+      <w:pPr>
+        <w:ind w:left="2160" w:hanging="360"/>
+      </w:pPr>
+      <w:rPr>
+        <w:rFonts w:ascii="Wingdings" w:hAnsi="Wingdings" w:hint="default"/>
+      </w:rPr>
+    </w:lvl>
+    <w:lvl w:ilvl="3" w:tplc="04090001" w:tentative="1">
+      <w:start w:val="1"/>
+      <w:numFmt w:val="bullet"/>
+      <w:lvlText w:val=""/>
+      <w:lvlJc w:val="left"/>
+      <w:pPr>
+        <w:ind w:left="2880" w:hanging="360"/>
+      </w:pPr>
+      <w:rPr>
+        <w:rFonts w:ascii="Symbol" w:hAnsi="Symbol" w:hint="default"/>
+      </w:rPr>
+    </w:lvl>
+    <w:lvl w:ilvl="4" w:tplc="04090003" w:tentative="1">
+      <w:start w:val="1"/>
+      <w:numFmt w:val="bullet"/>
+      <w:lvlText w:val="o"/>
+      <w:lvlJc w:val="left"/>
+      <w:pPr>
+        <w:ind w:left="3600" w:hanging="360"/>
+      </w:pPr>
+      <w:rPr>
+        <w:rFonts w:ascii="Courier New" w:hAnsi="Courier New" w:cs="Courier New" w:hint="default"/>
+      </w:rPr>
+    </w:lvl>
+    <w:lvl w:ilvl="5" w:tplc="04090005" w:tentative="1">
+      <w:start w:val="1"/>
+      <w:numFmt w:val="bullet"/>
+      <w:lvlText w:val=""/>
+      <w:lvlJc w:val="left"/>
+      <w:pPr>
+        <w:ind w:left="4320" w:hanging="360"/>
+      </w:pPr>
+      <w:rPr>
+        <w:rFonts w:ascii="Wingdings" w:hAnsi="Wingdings" w:hint="default"/>
+      </w:rPr>
+    </w:lvl>
+    <w:lvl w:ilvl="6" w:tplc="04090001" w:tentative="1">
+      <w:start w:val="1"/>
+      <w:numFmt w:val="bullet"/>
+      <w:lvlText w:val=""/>
+      <w:lvlJc w:val="left"/>
+      <w:pPr>
+        <w:ind w:left="5040" w:hanging="360"/>
+      </w:pPr>
+      <w:rPr>
+        <w:rFonts w:ascii="Symbol" w:hAnsi="Symbol" w:hint="default"/>
+      </w:rPr>
+    </w:lvl>
+    <w:lvl w:ilvl="7" w:tplc="04090003" w:tentative="1">
+      <w:start w:val="1"/>
+      <w:numFmt w:val="bullet"/>
+      <w:lvlText w:val="o"/>
+      <w:lvlJc w:val="left"/>
+      <w:pPr>
+        <w:ind w:left="5760" w:hanging="360"/>
+      </w:pPr>
+      <w:rPr>
+        <w:rFonts w:ascii="Courier New" w:hAnsi="Courier New" w:cs="Courier New" w:hint="default"/>
+      </w:rPr>
+    </w:lvl>
+    <w:lvl w:ilvl="8" w:tplc="04090005" w:tentative="1">
+      <w:start w:val="1"/>
+      <w:numFmt w:val="bullet"/>
+      <w:lvlText w:val=""/>
+      <w:lvlJc w:val="left"/>
+      <w:pPr>
+        <w:ind w:left="6480" w:hanging="360"/>
+      </w:pPr>
+      <w:rPr>
+        <w:rFonts w:ascii="Wingdings" w:hAnsi="Wingdings" w:hint="default"/>
+      </w:rPr>
+    </w:lvl>
+  </w:abstractNum>
+  <w:abstractNum w:abstractNumId="28">
     <w:nsid w:val="7D0504B6"/>
     <w:multiLevelType w:val="hybridMultilevel"/>
     <w:tmpl w:val="2D462A38"/>
@@ -4372,62 +5867,208 @@
       </w:rPr>
     </w:lvl>
   </w:abstractNum>
+  <w:abstractNum w:abstractNumId="29">
+    <w:nsid w:val="7DAF6A46"/>
+    <w:multiLevelType w:val="hybridMultilevel"/>
+    <w:tmpl w:val="AACCFA4C"/>
+    <w:lvl w:ilvl="0" w:tplc="04090001">
+      <w:start w:val="1"/>
+      <w:numFmt w:val="bullet"/>
+      <w:lvlText w:val=""/>
+      <w:lvlJc w:val="left"/>
+      <w:pPr>
+        <w:ind w:left="720" w:hanging="360"/>
+      </w:pPr>
+      <w:rPr>
+        <w:rFonts w:ascii="Symbol" w:hAnsi="Symbol" w:hint="default"/>
+      </w:rPr>
+    </w:lvl>
+    <w:lvl w:ilvl="1" w:tplc="04090003" w:tentative="1">
+      <w:start w:val="1"/>
+      <w:numFmt w:val="bullet"/>
+      <w:lvlText w:val="o"/>
+      <w:lvlJc w:val="left"/>
+      <w:pPr>
+        <w:ind w:left="1440" w:hanging="360"/>
+      </w:pPr>
+      <w:rPr>
+        <w:rFonts w:ascii="Courier New" w:hAnsi="Courier New" w:cs="Courier New" w:hint="default"/>
+      </w:rPr>
+    </w:lvl>
+    <w:lvl w:ilvl="2" w:tplc="04090005" w:tentative="1">
+      <w:start w:val="1"/>
+      <w:numFmt w:val="bullet"/>
+      <w:lvlText w:val=""/>
+      <w:lvlJc w:val="left"/>
+      <w:pPr>
+        <w:ind w:left="2160" w:hanging="360"/>
+      </w:pPr>
+      <w:rPr>
+        <w:rFonts w:ascii="Wingdings" w:hAnsi="Wingdings" w:hint="default"/>
+      </w:rPr>
+    </w:lvl>
+    <w:lvl w:ilvl="3" w:tplc="04090001" w:tentative="1">
+      <w:start w:val="1"/>
+      <w:numFmt w:val="bullet"/>
+      <w:lvlText w:val=""/>
+      <w:lvlJc w:val="left"/>
+      <w:pPr>
+        <w:ind w:left="2880" w:hanging="360"/>
+      </w:pPr>
+      <w:rPr>
+        <w:rFonts w:ascii="Symbol" w:hAnsi="Symbol" w:hint="default"/>
+      </w:rPr>
+    </w:lvl>
+    <w:lvl w:ilvl="4" w:tplc="04090003" w:tentative="1">
+      <w:start w:val="1"/>
+      <w:numFmt w:val="bullet"/>
+      <w:lvlText w:val="o"/>
+      <w:lvlJc w:val="left"/>
+      <w:pPr>
+        <w:ind w:left="3600" w:hanging="360"/>
+      </w:pPr>
+      <w:rPr>
+        <w:rFonts w:ascii="Courier New" w:hAnsi="Courier New" w:cs="Courier New" w:hint="default"/>
+      </w:rPr>
+    </w:lvl>
+    <w:lvl w:ilvl="5" w:tplc="04090005" w:tentative="1">
+      <w:start w:val="1"/>
+      <w:numFmt w:val="bullet"/>
+      <w:lvlText w:val=""/>
+      <w:lvlJc w:val="left"/>
+      <w:pPr>
+        <w:ind w:left="4320" w:hanging="360"/>
+      </w:pPr>
+      <w:rPr>
+        <w:rFonts w:ascii="Wingdings" w:hAnsi="Wingdings" w:hint="default"/>
+      </w:rPr>
+    </w:lvl>
+    <w:lvl w:ilvl="6" w:tplc="04090001" w:tentative="1">
+      <w:start w:val="1"/>
+      <w:numFmt w:val="bullet"/>
+      <w:lvlText w:val=""/>
+      <w:lvlJc w:val="left"/>
+      <w:pPr>
+        <w:ind w:left="5040" w:hanging="360"/>
+      </w:pPr>
+      <w:rPr>
+        <w:rFonts w:ascii="Symbol" w:hAnsi="Symbol" w:hint="default"/>
+      </w:rPr>
+    </w:lvl>
+    <w:lvl w:ilvl="7" w:tplc="04090003" w:tentative="1">
+      <w:start w:val="1"/>
+      <w:numFmt w:val="bullet"/>
+      <w:lvlText w:val="o"/>
+      <w:lvlJc w:val="left"/>
+      <w:pPr>
+        <w:ind w:left="5760" w:hanging="360"/>
+      </w:pPr>
+      <w:rPr>
+        <w:rFonts w:ascii="Courier New" w:hAnsi="Courier New" w:cs="Courier New" w:hint="default"/>
+      </w:rPr>
+    </w:lvl>
+    <w:lvl w:ilvl="8" w:tplc="04090005" w:tentative="1">
+      <w:start w:val="1"/>
+      <w:numFmt w:val="bullet"/>
+      <w:lvlText w:val=""/>
+      <w:lvlJc w:val="left"/>
+      <w:pPr>
+        <w:ind w:left="6480" w:hanging="360"/>
+      </w:pPr>
+      <w:rPr>
+        <w:rFonts w:ascii="Wingdings" w:hAnsi="Wingdings" w:hint="default"/>
+      </w:rPr>
+    </w:lvl>
+  </w:abstractNum>
   <w:num w:numId="1">
+    <w:abstractNumId w:val="10"/>
+  </w:num>
+  <w:num w:numId="2">
+    <w:abstractNumId w:val="11"/>
+  </w:num>
+  <w:num w:numId="3">
+    <w:abstractNumId w:val="25"/>
+  </w:num>
+  <w:num w:numId="4">
+    <w:abstractNumId w:val="24"/>
+  </w:num>
+  <w:num w:numId="5">
+    <w:abstractNumId w:val="6"/>
+  </w:num>
+  <w:num w:numId="6">
+    <w:abstractNumId w:val="13"/>
+  </w:num>
+  <w:num w:numId="7">
+    <w:abstractNumId w:val="14"/>
+  </w:num>
+  <w:num w:numId="8">
+    <w:abstractNumId w:val="12"/>
+  </w:num>
+  <w:num w:numId="9">
+    <w:abstractNumId w:val="4"/>
+  </w:num>
+  <w:num w:numId="10">
+    <w:abstractNumId w:val="16"/>
+  </w:num>
+  <w:num w:numId="11">
+    <w:abstractNumId w:val="7"/>
+  </w:num>
+  <w:num w:numId="12">
+    <w:abstractNumId w:val="26"/>
+  </w:num>
+  <w:num w:numId="13">
+    <w:abstractNumId w:val="18"/>
+  </w:num>
+  <w:num w:numId="14">
+    <w:abstractNumId w:val="1"/>
+  </w:num>
+  <w:num w:numId="15">
+    <w:abstractNumId w:val="15"/>
+  </w:num>
+  <w:num w:numId="16">
+    <w:abstractNumId w:val="22"/>
+  </w:num>
+  <w:num w:numId="17">
+    <w:abstractNumId w:val="28"/>
+  </w:num>
+  <w:num w:numId="18">
+    <w:abstractNumId w:val="21"/>
+  </w:num>
+  <w:num w:numId="19">
+    <w:abstractNumId w:val="3"/>
+  </w:num>
+  <w:num w:numId="20">
+    <w:abstractNumId w:val="20"/>
+  </w:num>
+  <w:num w:numId="21">
+    <w:abstractNumId w:val="8"/>
+  </w:num>
+  <w:num w:numId="22">
+    <w:abstractNumId w:val="9"/>
+  </w:num>
+  <w:num w:numId="23">
     <w:abstractNumId w:val="5"/>
   </w:num>
-  <w:num w:numId="2">
-    <w:abstractNumId w:val="6"/>
+  <w:num w:numId="24">
+    <w:abstractNumId w:val="29"/>
   </w:num>
-  <w:num w:numId="3">
-    <w:abstractNumId w:val="16"/>
-  </w:num>
-  <w:num w:numId="4">
-    <w:abstractNumId w:val="15"/>
-  </w:num>
-  <w:num w:numId="5">
-    <w:abstractNumId w:val="3"/>
-  </w:num>
-  <w:num w:numId="6">
-    <w:abstractNumId w:val="8"/>
-  </w:num>
-  <w:num w:numId="7">
-    <w:abstractNumId w:val="9"/>
-  </w:num>
-  <w:num w:numId="8">
-    <w:abstractNumId w:val="7"/>
-  </w:num>
-  <w:num w:numId="9">
+  <w:num w:numId="25">
     <w:abstractNumId w:val="2"/>
   </w:num>
-  <w:num w:numId="10">
-    <w:abstractNumId w:val="11"/>
+  <w:num w:numId="26">
+    <w:abstractNumId w:val="19"/>
   </w:num>
-  <w:num w:numId="11">
-    <w:abstractNumId w:val="4"/>
+  <w:num w:numId="27">
+    <w:abstractNumId w:val="23"/>
   </w:num>
-  <w:num w:numId="12">
-    <w:abstractNumId w:val="17"/>
-  </w:num>
-  <w:num w:numId="13">
-    <w:abstractNumId w:val="12"/>
-  </w:num>
-  <w:num w:numId="14">
+  <w:num w:numId="28">
     <w:abstractNumId w:val="0"/>
   </w:num>
-  <w:num w:numId="15">
-    <w:abstractNumId w:val="10"/>
+  <w:num w:numId="29">
+    <w:abstractNumId w:val="27"/>
   </w:num>
-  <w:num w:numId="16">
-    <w:abstractNumId w:val="14"/>
-  </w:num>
-  <w:num w:numId="17">
-    <w:abstractNumId w:val="18"/>
-  </w:num>
-  <w:num w:numId="18">
-    <w:abstractNumId w:val="13"/>
-  </w:num>
-  <w:num w:numId="19">
-    <w:abstractNumId w:val="1"/>
+  <w:num w:numId="30">
+    <w:abstractNumId w:val="17"/>
   </w:num>
 </w:numbering>
 </file>
@@ -5417,7 +7058,7 @@
   <a:extraClrSchemeLst/>
   <a:extLst>
     <a:ext uri="{05A4C25C-085E-4340-85A3-A5531E510DB2}">
-      <thm15:themeFamily xmlns="" xmlns:thm15="http://schemas.microsoft.com/office/thememl/2012/main" name="Office Theme" id="{62F939B6-93AF-4DB8-9C6B-D6C7DFDC589F}" vid="{4A3C46E8-61CC-4603-A589-7422A47A8E4A}"/>
+      <thm15:themeFamily xmlns:thm15="http://schemas.microsoft.com/office/thememl/2012/main" xmlns="" name="Office Theme" id="{62F939B6-93AF-4DB8-9C6B-D6C7DFDC589F}" vid="{4A3C46E8-61CC-4603-A589-7422A47A8E4A}"/>
     </a:ext>
   </a:extLst>
 </a:theme>
@@ -5428,7 +7069,7 @@
 </file>
 
 <file path=customXml/itemProps1.xml><?xml version="1.0" encoding="utf-8"?>
-<ds:datastoreItem xmlns:ds="http://schemas.openxmlformats.org/officeDocument/2006/customXml" ds:itemID="{AC1FA08C-C2C9-47F2-A916-3B15977867DB}">
+<ds:datastoreItem xmlns:ds="http://schemas.openxmlformats.org/officeDocument/2006/customXml" ds:itemID="{E815DBA8-850D-45EE-AC3E-04659190B96A}">
   <ds:schemaRefs>
     <ds:schemaRef ds:uri="http://schemas.openxmlformats.org/officeDocument/2006/bibliography"/>
   </ds:schemaRefs>

--- a/Dokumentacija/Faza 1 Arhitektura/Faza 1.docx
+++ b/Dokumentacija/Faza 1 Arhitektura/Faza 1.docx
@@ -51,6 +51,8 @@
           <w:lang w:val="sr-Latn-RS"/>
         </w:rPr>
       </w:pPr>
+      <w:bookmarkStart w:id="0" w:name="_GoBack"/>
+      <w:bookmarkEnd w:id="0"/>
     </w:p>
     <w:p>
       <w:pPr>
@@ -880,6 +882,20 @@
     </w:p>
     <w:p>
       <w:pPr>
+        <w:rPr>
+          <w:lang w:val="sr-Latn-RS"/>
+        </w:rPr>
+      </w:pPr>
+    </w:p>
+    <w:p>
+      <w:pPr>
+        <w:rPr>
+          <w:lang w:val="sr-Latn-RS"/>
+        </w:rPr>
+      </w:pPr>
+    </w:p>
+    <w:p>
+      <w:pPr>
         <w:pStyle w:val="Heading2"/>
         <w:rPr>
           <w:lang w:val="sr-Latn-RS"/>
@@ -889,6 +905,7 @@
         <w:rPr>
           <w:lang w:val="sr-Latn-RS"/>
         </w:rPr>
+        <w:lastRenderedPageBreak/>
         <w:t>Ne-funkcionalni zahtevi</w:t>
       </w:r>
     </w:p>
@@ -946,7 +963,6 @@
           <w:b/>
           <w:lang w:val="sr-Latn-RS"/>
         </w:rPr>
-        <w:lastRenderedPageBreak/>
         <w:t>Skalabilnost</w:t>
       </w:r>
       <w:r>
@@ -1300,13 +1316,6 @@
         </w:rPr>
         <w:t>Sloj baze podataka: Tokom rada ovako projektovane aplikacije (komunikacija klijenta i srvera) nastaće određeni podaci koje će biti neophodno očuvati radi omogućavanja normalne funkcije programa. Ovaj sloj će omogućiti trajnu perzistenciju ovako nastalih podataka.</w:t>
       </w:r>
-    </w:p>
-    <w:p>
-      <w:pPr>
-        <w:rPr>
-          <w:lang w:val="sr-Latn-RS"/>
-        </w:rPr>
-      </w:pPr>
       <w:r>
         <w:rPr>
           <w:lang w:val="sr-Latn-RS"/>
@@ -1581,387 +1590,30 @@
         </w:rPr>
       </w:pPr>
       <w:r>
-        <w:t xml:space="preserve">Publish/Subscribe: </w:t>
-      </w:r>
-      <w:proofErr w:type="spellStart"/>
-      <w:r>
-        <w:t>Arhitekturni</w:t>
-      </w:r>
-      <w:proofErr w:type="spellEnd"/>
-      <w:r>
-        <w:t xml:space="preserve"> </w:t>
-      </w:r>
-      <w:proofErr w:type="spellStart"/>
-      <w:r>
-        <w:t>obrazac</w:t>
-      </w:r>
-      <w:proofErr w:type="spellEnd"/>
-      <w:r>
-        <w:t xml:space="preserve"> </w:t>
-      </w:r>
-      <w:proofErr w:type="spellStart"/>
-      <w:r>
-        <w:t>koji</w:t>
-      </w:r>
-      <w:proofErr w:type="spellEnd"/>
-      <w:r>
-        <w:t xml:space="preserve"> </w:t>
-      </w:r>
-      <w:proofErr w:type="spellStart"/>
-      <w:r>
-        <w:t>obezbeđuje</w:t>
-      </w:r>
-      <w:proofErr w:type="spellEnd"/>
-      <w:r>
-        <w:t xml:space="preserve"> </w:t>
-      </w:r>
-      <w:proofErr w:type="spellStart"/>
-      <w:r>
-        <w:t>okvir</w:t>
-      </w:r>
-      <w:proofErr w:type="spellEnd"/>
-      <w:r>
-        <w:t xml:space="preserve"> </w:t>
-      </w:r>
-      <w:proofErr w:type="spellStart"/>
-      <w:r>
-        <w:t>za</w:t>
-      </w:r>
-      <w:proofErr w:type="spellEnd"/>
-      <w:r>
-        <w:t xml:space="preserve"> </w:t>
-      </w:r>
-      <w:proofErr w:type="spellStart"/>
-      <w:r>
-        <w:t>razmenu</w:t>
-      </w:r>
-      <w:proofErr w:type="spellEnd"/>
-      <w:r>
-        <w:t xml:space="preserve"> </w:t>
-      </w:r>
-      <w:proofErr w:type="spellStart"/>
-      <w:r>
-        <w:t>poruka</w:t>
-      </w:r>
-      <w:proofErr w:type="spellEnd"/>
-      <w:r>
-        <w:t xml:space="preserve"> </w:t>
-      </w:r>
-      <w:proofErr w:type="spellStart"/>
-      <w:r>
-        <w:t>između</w:t>
-      </w:r>
-      <w:proofErr w:type="spellEnd"/>
-      <w:r>
-        <w:t xml:space="preserve"> publisher-</w:t>
-      </w:r>
-      <w:proofErr w:type="gramStart"/>
-      <w:r>
-        <w:t>a</w:t>
-      </w:r>
-      <w:proofErr w:type="gramEnd"/>
-      <w:r>
-        <w:t xml:space="preserve"> i subscriber-a. U </w:t>
-      </w:r>
-      <w:proofErr w:type="spellStart"/>
-      <w:r>
-        <w:t>implementaciji</w:t>
-      </w:r>
-      <w:proofErr w:type="spellEnd"/>
-      <w:r>
-        <w:t xml:space="preserve"> server </w:t>
-      </w:r>
-      <w:proofErr w:type="spellStart"/>
-      <w:r>
-        <w:t>objavljuje</w:t>
-      </w:r>
-      <w:proofErr w:type="spellEnd"/>
-      <w:r>
-        <w:t xml:space="preserve"> </w:t>
-      </w:r>
-      <w:proofErr w:type="spellStart"/>
-      <w:r>
-        <w:t>događaje</w:t>
-      </w:r>
-      <w:proofErr w:type="spellEnd"/>
-      <w:r>
-        <w:t xml:space="preserve"> </w:t>
-      </w:r>
-      <w:proofErr w:type="spellStart"/>
-      <w:r>
-        <w:t>kroz</w:t>
-      </w:r>
-      <w:proofErr w:type="spellEnd"/>
-      <w:r>
-        <w:t xml:space="preserve"> </w:t>
-      </w:r>
-      <w:proofErr w:type="spellStart"/>
-      <w:r>
-        <w:t>SignalR</w:t>
-      </w:r>
-      <w:proofErr w:type="spellEnd"/>
-      <w:r>
-        <w:t xml:space="preserve"> Hub, a </w:t>
-      </w:r>
-      <w:proofErr w:type="spellStart"/>
-      <w:r>
-        <w:t>klijenti</w:t>
-      </w:r>
-      <w:proofErr w:type="spellEnd"/>
-      <w:r>
-        <w:t xml:space="preserve"> </w:t>
-      </w:r>
-      <w:proofErr w:type="spellStart"/>
-      <w:r>
-        <w:t>pretplaćeni</w:t>
-      </w:r>
-      <w:proofErr w:type="spellEnd"/>
-      <w:r>
-        <w:t xml:space="preserve"> </w:t>
-      </w:r>
-      <w:proofErr w:type="spellStart"/>
-      <w:proofErr w:type="gramStart"/>
-      <w:r>
-        <w:t>na</w:t>
-      </w:r>
-      <w:proofErr w:type="spellEnd"/>
-      <w:proofErr w:type="gramEnd"/>
-      <w:r>
-        <w:t xml:space="preserve"> </w:t>
-      </w:r>
-      <w:proofErr w:type="spellStart"/>
-      <w:r>
-        <w:t>korisničke</w:t>
-      </w:r>
-      <w:proofErr w:type="spellEnd"/>
-      <w:r>
-        <w:t xml:space="preserve"> i game </w:t>
-      </w:r>
-      <w:proofErr w:type="spellStart"/>
-      <w:r>
-        <w:t>grupe</w:t>
-      </w:r>
-      <w:proofErr w:type="spellEnd"/>
-      <w:r>
-        <w:t xml:space="preserve"> </w:t>
-      </w:r>
-      <w:proofErr w:type="spellStart"/>
-      <w:r>
-        <w:t>primaju</w:t>
-      </w:r>
-      <w:proofErr w:type="spellEnd"/>
-      <w:r>
-        <w:t xml:space="preserve"> </w:t>
-      </w:r>
-      <w:proofErr w:type="spellStart"/>
-      <w:r>
-        <w:t>promene</w:t>
-      </w:r>
-      <w:proofErr w:type="spellEnd"/>
-      <w:r>
-        <w:t xml:space="preserve"> u </w:t>
-      </w:r>
-      <w:proofErr w:type="spellStart"/>
-      <w:r>
-        <w:t>realnom</w:t>
-      </w:r>
-      <w:proofErr w:type="spellEnd"/>
-      <w:r>
-        <w:t xml:space="preserve"> </w:t>
-      </w:r>
-      <w:proofErr w:type="spellStart"/>
-      <w:r>
-        <w:t>vremenu</w:t>
-      </w:r>
-      <w:proofErr w:type="spellEnd"/>
-      <w:r>
-        <w:t>.</w:t>
+        <w:rPr>
+          <w:lang w:val="sr-Latn-RS"/>
+        </w:rPr>
+        <w:t>Publish/Subscribe: Arhitekturni obrazac koji obezbeđuje okvir za razmenu poruka između publisher-a i subscriber-a. U implementaciji server objavljuje događaje kroz SignalR Hub, a klijenti pretplaćeni na korisničke i game grupe primaju promene u realnom vremenu.</w:t>
       </w:r>
     </w:p>
     <w:p>
       <w:pPr>
         <w:pStyle w:val="ListParagraph"/>
         <w:ind w:left="360"/>
-      </w:pPr>
-      <w:proofErr w:type="spellStart"/>
-      <w:r>
-        <w:t>Ovaj</w:t>
-      </w:r>
-      <w:proofErr w:type="spellEnd"/>
-      <w:r>
-        <w:t xml:space="preserve"> </w:t>
-      </w:r>
-      <w:proofErr w:type="spellStart"/>
-      <w:r>
-        <w:t>obrazac</w:t>
-      </w:r>
-      <w:proofErr w:type="spellEnd"/>
-      <w:r>
-        <w:t xml:space="preserve"> se </w:t>
-      </w:r>
-      <w:proofErr w:type="spellStart"/>
-      <w:r>
-        <w:t>koristi</w:t>
-      </w:r>
-      <w:proofErr w:type="spellEnd"/>
-      <w:r>
-        <w:t xml:space="preserve"> </w:t>
-      </w:r>
-      <w:proofErr w:type="spellStart"/>
-      <w:r>
-        <w:t>za</w:t>
-      </w:r>
-      <w:proofErr w:type="spellEnd"/>
-      <w:r>
-        <w:t xml:space="preserve"> </w:t>
-      </w:r>
-      <w:proofErr w:type="spellStart"/>
-      <w:r>
-        <w:t>objavljivanje</w:t>
-      </w:r>
-      <w:proofErr w:type="spellEnd"/>
-      <w:r>
-        <w:t xml:space="preserve"> real-time </w:t>
-      </w:r>
-      <w:proofErr w:type="spellStart"/>
-      <w:r>
-        <w:t>događaja</w:t>
-      </w:r>
-      <w:proofErr w:type="spellEnd"/>
-      <w:r>
-        <w:t xml:space="preserve"> </w:t>
-      </w:r>
-      <w:proofErr w:type="spellStart"/>
-      <w:r>
-        <w:t>klijentima</w:t>
-      </w:r>
-      <w:proofErr w:type="spellEnd"/>
-      <w:r>
-        <w:t xml:space="preserve"> </w:t>
-      </w:r>
-      <w:proofErr w:type="spellStart"/>
-      <w:r>
-        <w:t>preko</w:t>
-      </w:r>
-      <w:proofErr w:type="spellEnd"/>
-      <w:r>
-        <w:t xml:space="preserve"> </w:t>
-      </w:r>
-      <w:proofErr w:type="spellStart"/>
-      <w:r>
-        <w:t>SignalR</w:t>
-      </w:r>
-      <w:proofErr w:type="spellEnd"/>
-      <w:r>
-        <w:t xml:space="preserve"> Hub-a i </w:t>
-      </w:r>
-      <w:proofErr w:type="spellStart"/>
-      <w:r>
-        <w:t>grupa</w:t>
-      </w:r>
-      <w:proofErr w:type="spellEnd"/>
-      <w:r>
-        <w:t xml:space="preserve"> </w:t>
-      </w:r>
-      <w:proofErr w:type="spellStart"/>
-      <w:r>
-        <w:t>tipa</w:t>
-      </w:r>
-      <w:proofErr w:type="spellEnd"/>
-      <w:r>
-        <w:t xml:space="preserve"> </w:t>
-      </w:r>
-      <w:proofErr w:type="gramStart"/>
-      <w:r>
-        <w:t>game:</w:t>
-      </w:r>
-      <w:proofErr w:type="gramEnd"/>
-      <w:r>
-        <w:t>{</w:t>
-      </w:r>
-      <w:proofErr w:type="spellStart"/>
-      <w:r>
-        <w:t>roomId</w:t>
-      </w:r>
-      <w:proofErr w:type="spellEnd"/>
-      <w:r>
-        <w:t xml:space="preserve">}. </w:t>
-      </w:r>
-      <w:proofErr w:type="spellStart"/>
-      <w:proofErr w:type="gramStart"/>
-      <w:r>
-        <w:t>SignalR</w:t>
-      </w:r>
-      <w:proofErr w:type="spellEnd"/>
-      <w:r>
-        <w:t xml:space="preserve"> u </w:t>
-      </w:r>
-      <w:proofErr w:type="spellStart"/>
-      <w:r>
-        <w:t>implementaciji</w:t>
-      </w:r>
-      <w:proofErr w:type="spellEnd"/>
-      <w:r>
-        <w:t xml:space="preserve"> </w:t>
-      </w:r>
-      <w:proofErr w:type="spellStart"/>
-      <w:r>
-        <w:t>nije</w:t>
-      </w:r>
-      <w:proofErr w:type="spellEnd"/>
-      <w:r>
-        <w:t xml:space="preserve"> </w:t>
-      </w:r>
-      <w:proofErr w:type="spellStart"/>
-      <w:r>
-        <w:t>zaseban</w:t>
-      </w:r>
-      <w:proofErr w:type="spellEnd"/>
-      <w:r>
-        <w:t xml:space="preserve"> message broker, </w:t>
-      </w:r>
-      <w:proofErr w:type="spellStart"/>
-      <w:r>
-        <w:t>već</w:t>
-      </w:r>
-      <w:proofErr w:type="spellEnd"/>
-      <w:r>
-        <w:t xml:space="preserve"> </w:t>
-      </w:r>
-      <w:proofErr w:type="spellStart"/>
-      <w:r>
-        <w:t>komunikaciona</w:t>
-      </w:r>
-      <w:proofErr w:type="spellEnd"/>
-      <w:r>
-        <w:t xml:space="preserve"> </w:t>
-      </w:r>
-      <w:proofErr w:type="spellStart"/>
-      <w:r>
-        <w:t>biblioteka</w:t>
-      </w:r>
-      <w:proofErr w:type="spellEnd"/>
-      <w:r>
-        <w:t xml:space="preserve"> </w:t>
-      </w:r>
-      <w:proofErr w:type="spellStart"/>
-      <w:r>
-        <w:t>unutar</w:t>
-      </w:r>
-      <w:proofErr w:type="spellEnd"/>
-      <w:r>
-        <w:t xml:space="preserve"> ASP.NET Core </w:t>
-      </w:r>
-      <w:proofErr w:type="spellStart"/>
-      <w:r>
-        <w:t>servera</w:t>
-      </w:r>
-      <w:proofErr w:type="spellEnd"/>
-      <w:r>
-        <w:t>.</w:t>
-      </w:r>
-      <w:proofErr w:type="gramEnd"/>
-      <w:r>
+        <w:rPr>
+          <w:lang w:val="sr-Latn-RS"/>
+        </w:rPr>
+      </w:pPr>
+      <w:r>
+        <w:rPr>
+          <w:lang w:val="sr-Latn-RS"/>
+        </w:rPr>
+        <w:t>Ovaj obrazac se koristi za objavljivanje real-time događaja klijentima preko SignalR Hub-a i grupa tipa game:{roomId}. SignalR u implementaciji nije zaseban message broker, već komunikaciona biblioteka unutar ASP.NET Core servera.</w:t>
+      </w:r>
+      <w:r>
+        <w:rPr>
+          <w:lang w:val="sr-Latn-RS"/>
+        </w:rPr>
         <w:t xml:space="preserve">  </w:t>
       </w:r>
     </w:p>
@@ -1970,8 +1622,6 @@
         <w:pStyle w:val="ListParagraph"/>
         <w:ind w:left="360"/>
       </w:pPr>
-      <w:bookmarkStart w:id="0" w:name="_GoBack"/>
-      <w:bookmarkEnd w:id="0"/>
     </w:p>
     <w:p>
       <w:pPr>
@@ -1980,28 +1630,15 @@
           <w:ilvl w:val="0"/>
           <w:numId w:val="30"/>
         </w:numPr>
-      </w:pPr>
-      <w:r>
-        <w:t xml:space="preserve">Strategy Pattern: U </w:t>
-      </w:r>
-      <w:proofErr w:type="spellStart"/>
-      <w:r>
-        <w:t>domenskoj</w:t>
-      </w:r>
-      <w:proofErr w:type="spellEnd"/>
-      <w:r>
-        <w:t xml:space="preserve"> logici kretanja igrača klasa MovementRuleEngine bira odgovarajuću strategiju (BlockedMovementRule, SnakeMovementRule, LadderMovementRule </w:t>
-      </w:r>
-      <w:proofErr w:type="gramStart"/>
-      <w:r>
-        <w:t>ili</w:t>
-      </w:r>
-      <w:proofErr w:type="gramEnd"/>
-      <w:r>
-        <w:t xml:space="preserve"> NormalMovementRule). Time se pra</w:t>
-      </w:r>
-      <w:r>
-        <w:t>vila za kraj table, zmije, merdevine i običan potez odvajaju u nezavisne klase i mogu se proširivati bez izmene osnovnog toka bacanja kockice u GameService.</w:t>
+        <w:rPr>
+          <w:lang w:val="sr-Latn-RS"/>
+        </w:rPr>
+      </w:pPr>
+      <w:r>
+        <w:rPr>
+          <w:lang w:val="sr-Latn-RS"/>
+        </w:rPr>
+        <w:t>Strategy Pattern: U domenskoj logici kretanja igrača klasa MovementRuleEngine bira odgovarajuću strategiju (BlockedMovementRule, SnakeMovementRule, LadderMovementRule ili NormalMovementRule). Time se pravila za kraj table, zmije, merdevine i običan potez odvajaju u nezavisne klase i mogu se proširivati bez izmene osnovnog toka bacanja kockice u GameService.</w:t>
       </w:r>
     </w:p>
     <w:p>
@@ -2011,44 +1648,138 @@
           <w:lang w:val="sr-Latn-RS"/>
         </w:rPr>
       </w:pPr>
-      <w:r>
-        <w:rPr>
-          <w:lang w:val="sr-Latn-RS"/>
-        </w:rPr>
+    </w:p>
+    <w:p>
+      <w:pPr>
+        <w:pStyle w:val="Heading2"/>
+        <w:rPr>
+          <w:lang w:val="sr-Latn-RS"/>
+        </w:rPr>
+      </w:pPr>
+    </w:p>
+    <w:p>
+      <w:pPr>
+        <w:rPr>
+          <w:lang w:val="sr-Latn-RS"/>
+        </w:rPr>
+      </w:pPr>
+    </w:p>
+    <w:p>
+      <w:pPr>
+        <w:rPr>
+          <w:lang w:val="sr-Latn-RS"/>
+        </w:rPr>
+      </w:pPr>
+    </w:p>
+    <w:p>
+      <w:pPr>
+        <w:pStyle w:val="Heading2"/>
+        <w:rPr>
+          <w:lang w:val="sr-Latn-RS"/>
+        </w:rPr>
+      </w:pPr>
+      <w:r>
+        <w:rPr>
+          <w:lang w:val="sr-Latn-RS"/>
+        </w:rPr>
+        <w:lastRenderedPageBreak/>
         <w:t>Generalna arhitektura</w:t>
       </w:r>
     </w:p>
     <w:p>
-      <w:r>
-        <w:t>[DORADA DIJAGRAMA - GENERALNA ARHITEKTURA] Na box-line dijagramu zameniti naz</w:t>
-      </w:r>
-      <w:r>
-        <w:t xml:space="preserve">iv Message Broker / Message broker service nazivom SignalR Hub. Dijagram treba da prikaže tok: React klijent komande šalje REST API kontrolerima, REST API poziva BLL servise, BLL koristi Repository/UnitOfWork i EF Core za PostgreSQL bazu, a SignalR Hub se </w:t>
-      </w:r>
-      <w:r>
-        <w:t>koristi samo za objavu događaja klijentima nakon uspešne perzistencije.</w:t>
-      </w:r>
-    </w:p>
-    <w:p>
-      <w:r>
-        <w:lastRenderedPageBreak/>
-        <w:t>Napomena uz dijagrame: komponenta koja je ranije označena kao Message broker u implementaciji odgovara SignalR Hub-u. REST kontroleri i BLL servisi primaju komande, validiraju ih i per</w:t>
-      </w:r>
-      <w:r>
-        <w:t>zistiraju kroz Unit of Work/Repository sloj, dok SignalR objavljuje događaje klijentima nakon uspešne promene stanja.</w:t>
-      </w:r>
-    </w:p>
-    <w:p>
-      <w:pPr>
-        <w:rPr>
-          <w:lang w:val="sr-Latn-RS"/>
-        </w:rPr>
-      </w:pPr>
-      <w:r>
-        <w:rPr>
-          <w:lang w:val="sr-Latn-RS"/>
-        </w:rPr>
-        <w:t>Arhitektura sistema podrazumeva postojanje klijenta, servera i baze podataka u kojoj će se čuvati informacije o korisnicima i njihovim igra</w:t>
+      <w:pPr>
+        <w:rPr>
+          <w:lang w:val="sr-Latn-RS"/>
+        </w:rPr>
+      </w:pPr>
+    </w:p>
+    <w:p>
+      <w:pPr>
+        <w:rPr>
+          <w:lang w:val="sr-Latn-RS"/>
+        </w:rPr>
+      </w:pPr>
+      <w:r>
+        <w:rPr>
+          <w:lang w:val="sr-Latn-RS"/>
+        </w:rPr>
+        <w:t>Arhitektura aplikacije je dizajnirana prema principima višeslojne organizacije softvera, sa ciljem postizanja modularnosti, lakoće održavanja i jasnog razdvajanja odgovornosti (</w:t>
+      </w:r>
+      <w:r>
+        <w:rPr>
+          <w:i/>
+          <w:lang w:val="sr-Latn-RS"/>
+        </w:rPr>
+        <w:t>Separation of Concerns</w:t>
+      </w:r>
+      <w:r>
+        <w:rPr>
+          <w:lang w:val="sr-Latn-RS"/>
+        </w:rPr>
+        <w:t>). Sistem se sastoji od tri ključna logička nivoa: Korsničkog interfejsa (React Client), serverske logike (API i BLL sloj) o sloja perzistencije podataka (PostgreSQL baza).</w:t>
+      </w:r>
+    </w:p>
+    <w:p>
+      <w:pPr>
+        <w:rPr>
+          <w:lang w:val="sr-Latn-RS"/>
+        </w:rPr>
+      </w:pPr>
+      <w:r>
+        <w:rPr>
+          <w:lang w:val="sr-Latn-RS"/>
+        </w:rPr>
+        <w:t>Komunikacija unutar sistema je struktuirana kroz dva kanala:</w:t>
+      </w:r>
+    </w:p>
+    <w:p>
+      <w:pPr>
+        <w:pStyle w:val="ListParagraph"/>
+        <w:numPr>
+          <w:ilvl w:val="0"/>
+          <w:numId w:val="30"/>
+        </w:numPr>
+        <w:rPr>
+          <w:lang w:val="sr-Latn-RS"/>
+        </w:rPr>
+      </w:pPr>
+      <w:r>
+        <w:rPr>
+          <w:i/>
+          <w:lang w:val="sr-Latn-RS"/>
+        </w:rPr>
+        <w:t>Sinhroni komandni tok</w:t>
+      </w:r>
+      <w:r>
+        <w:rPr>
+          <w:lang w:val="sr-Latn-RS"/>
+        </w:rPr>
+        <w:t>: React klijent inicira promene stanja slanjem HTTP zahteva ka REST API kontrolerima. Kontroleri vrše inicijalnu validaciju i prosleđuju zahteve BLL (Business Logic Layer) servisima. BLL sloj koristi Repository i Unit of Work šablone, implementirane putem EF Core-a, čime se obezbeđuje sigurna i atomična perzistencija podataka u PostgreSQL bazi.</w:t>
+      </w:r>
+    </w:p>
+    <w:p>
+      <w:pPr>
+        <w:pStyle w:val="ListParagraph"/>
+        <w:numPr>
+          <w:ilvl w:val="0"/>
+          <w:numId w:val="30"/>
+        </w:numPr>
+        <w:rPr>
+          <w:lang w:val="sr-Latn-RS"/>
+        </w:rPr>
+      </w:pPr>
+      <w:r>
+        <w:rPr>
+          <w:i/>
+          <w:lang w:val="sr-Latn-RS"/>
+        </w:rPr>
+        <w:t>Asinhroni mehanizam obaveštavanja:</w:t>
+      </w:r>
+      <w:r>
+        <w:rPr>
+          <w:lang w:val="sr-Latn-RS"/>
+        </w:rPr>
+        <w:t xml:space="preserve"> Nakon potvrđene uspešne transakcije u bazi podataka, BLL sloj aktivira SignalR Hub komponentu. Uloga SignalR Hub-a je isključivo objavljivanje događaja (event publication) povezanim klijentima u realnom vremenu. Ovakav pristup osigurava da klijent dobija notifikaciju o promeni stanja tek nakon što je promena trajno sačuvana, čime se postiže konzistentnost UI-a sa stanjem u bazi podataka.</w:t>
       </w:r>
     </w:p>
     <w:p>
@@ -2058,15 +1789,23 @@
           <w:lang w:val="sr-Latn-RS"/>
         </w:rPr>
       </w:pPr>
+    </w:p>
+    <w:p>
+      <w:pPr>
+        <w:jc w:val="center"/>
+        <w:rPr>
+          <w:lang w:val="sr-Latn-RS"/>
+        </w:rPr>
+      </w:pPr>
       <w:r>
         <w:rPr>
           <w:noProof/>
         </w:rPr>
         <w:drawing>
-          <wp:inline distT="0" distB="0" distL="0" distR="0" wp14:anchorId="39E277A5" wp14:editId="4014C9FC">
-            <wp:extent cx="5800954" cy="5007661"/>
-            <wp:effectExtent l="0" t="0" r="0" b="0"/>
-            <wp:docPr id="3" name="Picture 3"/>
+          <wp:inline distT="0" distB="0" distL="0" distR="0">
+            <wp:extent cx="5206164" cy="3330054"/>
+            <wp:effectExtent l="0" t="0" r="0" b="3810"/>
+            <wp:docPr id="7" name="Picture 7"/>
             <wp:cNvGraphicFramePr>
               <a:graphicFrameLocks xmlns:a="http://schemas.openxmlformats.org/drawingml/2006/main" noChangeAspect="1"/>
             </wp:cNvGraphicFramePr>
@@ -2074,7 +1813,7 @@
               <a:graphicData uri="http://schemas.openxmlformats.org/drawingml/2006/picture">
                 <pic:pic xmlns:pic="http://schemas.openxmlformats.org/drawingml/2006/picture">
                   <pic:nvPicPr>
-                    <pic:cNvPr id="3" name="3.png"/>
+                    <pic:cNvPr id="0" name="generalnaArhitektura.drawio.png"/>
                     <pic:cNvPicPr/>
                   </pic:nvPicPr>
                   <pic:blipFill>
@@ -2092,7 +1831,7 @@
                   <pic:spPr>
                     <a:xfrm>
                       <a:off x="0" y="0"/>
-                      <a:ext cx="5806751" cy="5012665"/>
+                      <a:ext cx="5207319" cy="3330793"/>
                     </a:xfrm>
                     <a:prstGeom prst="rect">
                       <a:avLst/>
@@ -2107,6 +1846,24 @@
     </w:p>
     <w:p>
       <w:pPr>
+        <w:rPr>
+          <w:rFonts w:asciiTheme="majorHAnsi" w:eastAsiaTheme="majorEastAsia" w:hAnsiTheme="majorHAnsi" w:cstheme="majorBidi"/>
+          <w:color w:val="000000" w:themeColor="text1"/>
+          <w:sz w:val="32"/>
+          <w:szCs w:val="26"/>
+          <w:lang w:val="sr-Latn-RS"/>
+        </w:rPr>
+      </w:pPr>
+    </w:p>
+    <w:p>
+      <w:pPr>
+        <w:rPr>
+          <w:lang w:val="sr-Latn-RS"/>
+        </w:rPr>
+      </w:pPr>
+    </w:p>
+    <w:p>
+      <w:pPr>
         <w:pStyle w:val="Heading2"/>
         <w:rPr>
           <w:lang w:val="sr-Latn-RS"/>
@@ -2116,18 +1873,11 @@
         <w:rPr>
           <w:lang w:val="sr-Latn-RS"/>
         </w:rPr>
+        <w:lastRenderedPageBreak/>
         <w:t>Strukturni pogled</w:t>
       </w:r>
     </w:p>
     <w:p>
-      <w:r>
-        <w:t xml:space="preserve">[DORADA DIJAGRAMA - STRUKTURNI POGLED] Na komponentnom/strukturnom dijagramu u komunikacionom podsloju zameniti Message broker komponentu komponentom SignalR Hub. U business podsloju dodati ili naznačiti BLL servise, </w:t>
-      </w:r>
-      <w:r>
-        <w:t>Repository/UnitOfWork i MovementRuleEngine sa Strategy pravilima kretanja. Smer zavisnosti treba da bude API/Hub -&gt; BLL -&gt; DAL -&gt; Database, bez direktnog pristupa kontrolera DbContext-u.</w:t>
-      </w:r>
-    </w:p>
-    <w:p>
       <w:pPr>
         <w:rPr>
           <w:lang w:val="sr-Latn-RS"/>
@@ -2150,34 +1900,99 @@
         <w:rPr>
           <w:lang w:val="sr-Latn-RS"/>
         </w:rPr>
-        <w:lastRenderedPageBreak/>
-        <w:t xml:space="preserve">Klijentski sloj, koji predstavlja deo aplikacije sa kojim korisnici interaguju, se sastoji od skripti, od kojih su neke zadužene za prikaz, dok neke ostvaruju komunikaciju sa serverom. Serverski sloj se sastoji od komunikacionog podsloja i podsloja za logiku igre tj. biznis logiku sa podslojem perzistencije. </w:t>
-      </w:r>
-    </w:p>
-    <w:p>
-      <w:pPr>
-        <w:rPr>
-          <w:lang w:val="sr-Latn-RS"/>
-        </w:rPr>
-      </w:pPr>
-      <w:r>
-        <w:rPr>
-          <w:lang w:val="sr-Latn-RS"/>
-        </w:rPr>
-        <w:t xml:space="preserve">Komunikacioni podsloj obuhvata RESTful Web API za sinhronu komunikaciju i Message Broker za asinhronu komunikaciju sa klijentom. </w:t>
-      </w:r>
-    </w:p>
-    <w:p>
-      <w:pPr>
-        <w:rPr>
-          <w:lang w:val="sr-Latn-RS"/>
-        </w:rPr>
-      </w:pPr>
-      <w:r>
-        <w:rPr>
-          <w:lang w:val="sr-Latn-RS"/>
-        </w:rPr>
-        <w:t>Na sloju perzistencije se nalazi DBMS kao konekcija sa bazom podataka.</w:t>
+        <w:t>Sistem je organizovan kroz tri hijerarhijska sloja: Klijentski sloj, Serverski sloj i Sloj perzistencije. Ovakva strukturna podela osigurava strogu enkapsulaciju logike i jednostavnije o</w:t>
+      </w:r>
+      <w:r>
+        <w:rPr>
+          <w:lang w:val="sr-Latn-RS"/>
+        </w:rPr>
+        <w:t>državanje koda.</w:t>
+      </w:r>
+    </w:p>
+    <w:p>
+      <w:pPr>
+        <w:rPr>
+          <w:lang w:val="sr-Latn-RS"/>
+        </w:rPr>
+      </w:pPr>
+      <w:r>
+        <w:rPr>
+          <w:lang w:val="sr-Latn-RS"/>
+        </w:rPr>
+        <w:t>Serverski sloj je po</w:t>
+      </w:r>
+      <w:r>
+        <w:rPr>
+          <w:lang w:val="sr-Latn-RS"/>
+        </w:rPr>
+        <w:t>deljen na dva ključna podsloja:</w:t>
+      </w:r>
+    </w:p>
+    <w:p>
+      <w:pPr>
+        <w:pStyle w:val="ListParagraph"/>
+        <w:numPr>
+          <w:ilvl w:val="0"/>
+          <w:numId w:val="31"/>
+        </w:numPr>
+        <w:rPr>
+          <w:lang w:val="sr-Latn-RS"/>
+        </w:rPr>
+      </w:pPr>
+      <w:r>
+        <w:rPr>
+          <w:lang w:val="sr-Latn-RS"/>
+        </w:rPr>
+        <w:t>Komunikacioni podsloj: Obuhvata REST API za sinhrone zahteve i SignalR Hub za asinhronu razmenu poruka u realnom vremenu. Oba elementa služe kao ulazne tačke ka biznis logici, čime se obezbeđuje konzistentnost pristupa.</w:t>
+      </w:r>
+    </w:p>
+    <w:p>
+      <w:pPr>
+        <w:pStyle w:val="ListParagraph"/>
+        <w:numPr>
+          <w:ilvl w:val="0"/>
+          <w:numId w:val="31"/>
+        </w:numPr>
+        <w:rPr>
+          <w:lang w:val="sr-Latn-RS"/>
+        </w:rPr>
+      </w:pPr>
+      <w:r>
+        <w:rPr>
+          <w:lang w:val="sr-Latn-RS"/>
+        </w:rPr>
+        <w:t xml:space="preserve">Podsloj biznis logike i perzistencije: Predstavlja jezgro aplikacije. BLL servisi obrađuju zahteve, dok se složena logika kretanja entiteta delegira Movement Rule Engine-u. Korišćenjem Strategy obrasca, pravila kretanja su modularna i nezavisna od ostatka sistema. Pristup bazi podataka je apstrahovan putem Repository i Unit of Work obrazaca, čime je pristup DbContext-u strogo ograničen na DAL sloj, onemogućavajući direktno </w:t>
+      </w:r>
+      <w:r>
+        <w:rPr>
+          <w:lang w:val="sr-Latn-RS"/>
+        </w:rPr>
+        <w:t>povezivanje kontrolera sa bazom.</w:t>
+      </w:r>
+    </w:p>
+    <w:p>
+      <w:pPr>
+        <w:rPr>
+          <w:noProof/>
+        </w:rPr>
+      </w:pPr>
+      <w:r>
+        <w:rPr>
+          <w:lang w:val="sr-Latn-RS"/>
+        </w:rPr>
+        <w:t>Sloj perzistencije: Sastoji se od DBMS komponente, koja služi kao jedina tačk</w:t>
+      </w:r>
+      <w:r>
+        <w:rPr>
+          <w:lang w:val="sr-Latn-RS"/>
+        </w:rPr>
+        <w:t>a trajnog skladištenja poda</w:t>
+      </w:r>
+      <w:r>
+        <w:rPr>
+          <w:noProof/>
+        </w:rPr>
+        <w:t>taka.</w:t>
       </w:r>
     </w:p>
     <w:p>
@@ -2192,10 +2007,10 @@
           <w:noProof/>
         </w:rPr>
         <w:drawing>
-          <wp:inline distT="0" distB="0" distL="0" distR="0" wp14:anchorId="7895A89A" wp14:editId="207216E8">
-            <wp:extent cx="4820717" cy="4324741"/>
+          <wp:inline distT="0" distB="0" distL="0" distR="0">
+            <wp:extent cx="3566350" cy="4753155"/>
             <wp:effectExtent l="0" t="0" r="0" b="0"/>
-            <wp:docPr id="4" name="Picture 4"/>
+            <wp:docPr id="11" name="Picture 11"/>
             <wp:cNvGraphicFramePr>
               <a:graphicFrameLocks xmlns:a="http://schemas.openxmlformats.org/drawingml/2006/main" noChangeAspect="1"/>
             </wp:cNvGraphicFramePr>
@@ -2203,7 +2018,7 @@
               <a:graphicData uri="http://schemas.openxmlformats.org/drawingml/2006/picture">
                 <pic:pic xmlns:pic="http://schemas.openxmlformats.org/drawingml/2006/picture">
                   <pic:nvPicPr>
-                    <pic:cNvPr id="4" name="4.png"/>
+                    <pic:cNvPr id="0" name="strukturniPogled.drawio.png"/>
                     <pic:cNvPicPr/>
                   </pic:nvPicPr>
                   <pic:blipFill>
@@ -2221,7 +2036,7 @@
                   <pic:spPr>
                     <a:xfrm>
                       <a:off x="0" y="0"/>
-                      <a:ext cx="4846812" cy="4348151"/>
+                      <a:ext cx="3574193" cy="4763608"/>
                     </a:xfrm>
                     <a:prstGeom prst="rect">
                       <a:avLst/>
@@ -2245,15 +2060,8 @@
         <w:rPr>
           <w:lang w:val="sr-Latn-RS"/>
         </w:rPr>
+        <w:lastRenderedPageBreak/>
         <w:t>Bihevioralni pogled</w:t>
-      </w:r>
-    </w:p>
-    <w:p>
-      <w:r>
-        <w:t xml:space="preserve">[DORADA DIJAGRAMA - BIHEVIORALNI POGLED] Sekvencijalne dijagrame treba uskladiti tako da ne prikazuju poseban Message Broker, već SignalR Hub. Za odigravanje poteza redosled treba da bude: Client -&gt; GameController.RollDice -&gt; </w:t>
-      </w:r>
-      <w:r>
-        <w:t>GameService.RollDiceAsync -&gt; MovementRuleEngine/IMovementRule -&gt; Repository/UnitOfWork -&gt; PostgreSQL -&gt; IHubContext&lt;ChatHub&gt;.Clients.Group("game:{roomId}").SendAsync("ReceiveMove") -&gt; ostali klijenti.</w:t>
       </w:r>
     </w:p>
     <w:p>
@@ -2290,12 +2098,11 @@
           <w:b/>
           <w:noProof/>
         </w:rPr>
-        <w:lastRenderedPageBreak/>
         <w:drawing>
-          <wp:inline distT="0" distB="0" distL="0" distR="0" wp14:anchorId="18166236" wp14:editId="2DC27355">
-            <wp:extent cx="5418798" cy="3323645"/>
-            <wp:effectExtent l="0" t="0" r="0" b="0"/>
-            <wp:docPr id="1" name="Picture 1"/>
+          <wp:inline distT="0" distB="0" distL="0" distR="0">
+            <wp:extent cx="5615107" cy="3621024"/>
+            <wp:effectExtent l="0" t="0" r="5080" b="0"/>
+            <wp:docPr id="13" name="Picture 13"/>
             <wp:cNvGraphicFramePr>
               <a:graphicFrameLocks xmlns:a="http://schemas.openxmlformats.org/drawingml/2006/main" noChangeAspect="1"/>
             </wp:cNvGraphicFramePr>
@@ -2303,11 +2110,11 @@
               <a:graphicData uri="http://schemas.openxmlformats.org/drawingml/2006/picture">
                 <pic:pic xmlns:pic="http://schemas.openxmlformats.org/drawingml/2006/picture">
                   <pic:nvPicPr>
-                    <pic:cNvPr id="0" name="New game sequence diagram.jpg"/>
+                    <pic:cNvPr id="0" name="novaIgra.drawio.png"/>
                     <pic:cNvPicPr/>
                   </pic:nvPicPr>
                   <pic:blipFill>
-                    <a:blip r:embed="rId11" cstate="print">
+                    <a:blip r:embed="rId11">
                       <a:extLst>
                         <a:ext uri="{28A0092B-C50C-407E-A947-70E740481C1C}">
                           <a14:useLocalDpi xmlns:a14="http://schemas.microsoft.com/office/drawing/2010/main" val="0"/>
@@ -2321,7 +2128,7 @@
                   <pic:spPr>
                     <a:xfrm>
                       <a:off x="0" y="0"/>
-                      <a:ext cx="5424509" cy="3327148"/>
+                      <a:ext cx="5618904" cy="3623472"/>
                     </a:xfrm>
                     <a:prstGeom prst="rect">
                       <a:avLst/>
@@ -2337,6 +2144,16 @@
     <w:p>
       <w:pPr>
         <w:pStyle w:val="ListParagraph"/>
+        <w:ind w:left="360"/>
+        <w:rPr>
+          <w:b/>
+          <w:lang w:val="sr-Latn-RS"/>
+        </w:rPr>
+      </w:pPr>
+    </w:p>
+    <w:p>
+      <w:pPr>
+        <w:pStyle w:val="ListParagraph"/>
         <w:numPr>
           <w:ilvl w:val="0"/>
           <w:numId w:val="15"/>
@@ -2356,6 +2173,7 @@
     </w:p>
     <w:p>
       <w:pPr>
+        <w:jc w:val="center"/>
         <w:rPr>
           <w:b/>
           <w:lang w:val="sr-Latn-RS"/>
@@ -2367,10 +2185,10 @@
           <w:noProof/>
         </w:rPr>
         <w:drawing>
-          <wp:inline distT="0" distB="0" distL="0" distR="0" wp14:anchorId="211FF40B" wp14:editId="61E20018">
-            <wp:extent cx="5943600" cy="4575175"/>
-            <wp:effectExtent l="0" t="0" r="0" b="0"/>
-            <wp:docPr id="2" name="Picture 2"/>
+          <wp:inline distT="0" distB="0" distL="0" distR="0">
+            <wp:extent cx="5943600" cy="2206625"/>
+            <wp:effectExtent l="0" t="0" r="0" b="3175"/>
+            <wp:docPr id="12" name="Picture 12"/>
             <wp:cNvGraphicFramePr>
               <a:graphicFrameLocks xmlns:a="http://schemas.openxmlformats.org/drawingml/2006/main" noChangeAspect="1"/>
             </wp:cNvGraphicFramePr>
@@ -2378,7 +2196,7 @@
               <a:graphicData uri="http://schemas.openxmlformats.org/drawingml/2006/picture">
                 <pic:pic xmlns:pic="http://schemas.openxmlformats.org/drawingml/2006/picture">
                   <pic:nvPicPr>
-                    <pic:cNvPr id="0" name="Playing a move sequence diagram.jpg"/>
+                    <pic:cNvPr id="0" name="odigravanjePoteza.drawio.png"/>
                     <pic:cNvPicPr/>
                   </pic:nvPicPr>
                   <pic:blipFill>
@@ -2396,7 +2214,7 @@
                   <pic:spPr>
                     <a:xfrm>
                       <a:off x="0" y="0"/>
-                      <a:ext cx="5943600" cy="4575175"/>
+                      <a:ext cx="5943600" cy="2206625"/>
                     </a:xfrm>
                     <a:prstGeom prst="rect">
                       <a:avLst/>
@@ -2420,6 +2238,33 @@
     </w:p>
     <w:p>
       <w:pPr>
+        <w:jc w:val="center"/>
+        <w:rPr>
+          <w:b/>
+          <w:lang w:val="sr-Latn-RS"/>
+        </w:rPr>
+      </w:pPr>
+    </w:p>
+    <w:p>
+      <w:pPr>
+        <w:jc w:val="center"/>
+        <w:rPr>
+          <w:b/>
+          <w:lang w:val="sr-Latn-RS"/>
+        </w:rPr>
+      </w:pPr>
+    </w:p>
+    <w:p>
+      <w:pPr>
+        <w:jc w:val="center"/>
+        <w:rPr>
+          <w:b/>
+          <w:lang w:val="sr-Latn-RS"/>
+        </w:rPr>
+      </w:pPr>
+    </w:p>
+    <w:p>
+      <w:pPr>
         <w:pStyle w:val="Heading1"/>
         <w:rPr>
           <w:lang w:val="sr-Latn-RS"/>
@@ -2429,6 +2274,7 @@
         <w:rPr>
           <w:lang w:val="sr-Latn-RS"/>
         </w:rPr>
+        <w:lastRenderedPageBreak/>
         <w:t>Implementacija</w:t>
       </w:r>
     </w:p>
@@ -4061,6 +3907,119 @@
     </w:lvl>
   </w:abstractNum>
   <w:abstractNum w:abstractNumId="13">
+    <w:nsid w:val="2DA96E3A"/>
+    <w:multiLevelType w:val="hybridMultilevel"/>
+    <w:tmpl w:val="7D7A3A22"/>
+    <w:lvl w:ilvl="0" w:tplc="04090001">
+      <w:start w:val="1"/>
+      <w:numFmt w:val="bullet"/>
+      <w:lvlText w:val=""/>
+      <w:lvlJc w:val="left"/>
+      <w:pPr>
+        <w:ind w:left="720" w:hanging="360"/>
+      </w:pPr>
+      <w:rPr>
+        <w:rFonts w:ascii="Symbol" w:hAnsi="Symbol" w:hint="default"/>
+      </w:rPr>
+    </w:lvl>
+    <w:lvl w:ilvl="1" w:tplc="04090003" w:tentative="1">
+      <w:start w:val="1"/>
+      <w:numFmt w:val="bullet"/>
+      <w:lvlText w:val="o"/>
+      <w:lvlJc w:val="left"/>
+      <w:pPr>
+        <w:ind w:left="1440" w:hanging="360"/>
+      </w:pPr>
+      <w:rPr>
+        <w:rFonts w:ascii="Courier New" w:hAnsi="Courier New" w:cs="Courier New" w:hint="default"/>
+      </w:rPr>
+    </w:lvl>
+    <w:lvl w:ilvl="2" w:tplc="04090005" w:tentative="1">
+      <w:start w:val="1"/>
+      <w:numFmt w:val="bullet"/>
+      <w:lvlText w:val=""/>
+      <w:lvlJc w:val="left"/>
+      <w:pPr>
+        <w:ind w:left="2160" w:hanging="360"/>
+      </w:pPr>
+      <w:rPr>
+        <w:rFonts w:ascii="Wingdings" w:hAnsi="Wingdings" w:hint="default"/>
+      </w:rPr>
+    </w:lvl>
+    <w:lvl w:ilvl="3" w:tplc="04090001" w:tentative="1">
+      <w:start w:val="1"/>
+      <w:numFmt w:val="bullet"/>
+      <w:lvlText w:val=""/>
+      <w:lvlJc w:val="left"/>
+      <w:pPr>
+        <w:ind w:left="2880" w:hanging="360"/>
+      </w:pPr>
+      <w:rPr>
+        <w:rFonts w:ascii="Symbol" w:hAnsi="Symbol" w:hint="default"/>
+      </w:rPr>
+    </w:lvl>
+    <w:lvl w:ilvl="4" w:tplc="04090003" w:tentative="1">
+      <w:start w:val="1"/>
+      <w:numFmt w:val="bullet"/>
+      <w:lvlText w:val="o"/>
+      <w:lvlJc w:val="left"/>
+      <w:pPr>
+        <w:ind w:left="3600" w:hanging="360"/>
+      </w:pPr>
+      <w:rPr>
+        <w:rFonts w:ascii="Courier New" w:hAnsi="Courier New" w:cs="Courier New" w:hint="default"/>
+      </w:rPr>
+    </w:lvl>
+    <w:lvl w:ilvl="5" w:tplc="04090005" w:tentative="1">
+      <w:start w:val="1"/>
+      <w:numFmt w:val="bullet"/>
+      <w:lvlText w:val=""/>
+      <w:lvlJc w:val="left"/>
+      <w:pPr>
+        <w:ind w:left="4320" w:hanging="360"/>
+      </w:pPr>
+      <w:rPr>
+        <w:rFonts w:ascii="Wingdings" w:hAnsi="Wingdings" w:hint="default"/>
+      </w:rPr>
+    </w:lvl>
+    <w:lvl w:ilvl="6" w:tplc="04090001" w:tentative="1">
+      <w:start w:val="1"/>
+      <w:numFmt w:val="bullet"/>
+      <w:lvlText w:val=""/>
+      <w:lvlJc w:val="left"/>
+      <w:pPr>
+        <w:ind w:left="5040" w:hanging="360"/>
+      </w:pPr>
+      <w:rPr>
+        <w:rFonts w:ascii="Symbol" w:hAnsi="Symbol" w:hint="default"/>
+      </w:rPr>
+    </w:lvl>
+    <w:lvl w:ilvl="7" w:tplc="04090003" w:tentative="1">
+      <w:start w:val="1"/>
+      <w:numFmt w:val="bullet"/>
+      <w:lvlText w:val="o"/>
+      <w:lvlJc w:val="left"/>
+      <w:pPr>
+        <w:ind w:left="5760" w:hanging="360"/>
+      </w:pPr>
+      <w:rPr>
+        <w:rFonts w:ascii="Courier New" w:hAnsi="Courier New" w:cs="Courier New" w:hint="default"/>
+      </w:rPr>
+    </w:lvl>
+    <w:lvl w:ilvl="8" w:tplc="04090005" w:tentative="1">
+      <w:start w:val="1"/>
+      <w:numFmt w:val="bullet"/>
+      <w:lvlText w:val=""/>
+      <w:lvlJc w:val="left"/>
+      <w:pPr>
+        <w:ind w:left="6480" w:hanging="360"/>
+      </w:pPr>
+      <w:rPr>
+        <w:rFonts w:ascii="Wingdings" w:hAnsi="Wingdings" w:hint="default"/>
+      </w:rPr>
+    </w:lvl>
+  </w:abstractNum>
+  <w:abstractNum w:abstractNumId="14">
     <w:nsid w:val="305906C0"/>
     <w:multiLevelType w:val="multilevel"/>
     <w:tmpl w:val="61EC36D8"/>
@@ -4173,7 +4132,7 @@
       </w:rPr>
     </w:lvl>
   </w:abstractNum>
-  <w:abstractNum w:abstractNumId="14">
+  <w:abstractNum w:abstractNumId="15">
     <w:nsid w:val="378650E9"/>
     <w:multiLevelType w:val="hybridMultilevel"/>
     <w:tmpl w:val="729E746A"/>
@@ -4286,7 +4245,7 @@
       </w:rPr>
     </w:lvl>
   </w:abstractNum>
-  <w:abstractNum w:abstractNumId="15">
+  <w:abstractNum w:abstractNumId="16">
     <w:nsid w:val="38D1609D"/>
     <w:multiLevelType w:val="multilevel"/>
     <w:tmpl w:val="5BC05F4C"/>
@@ -4399,7 +4358,7 @@
       </w:rPr>
     </w:lvl>
   </w:abstractNum>
-  <w:abstractNum w:abstractNumId="16">
+  <w:abstractNum w:abstractNumId="17">
     <w:nsid w:val="3C303B54"/>
     <w:multiLevelType w:val="multilevel"/>
     <w:tmpl w:val="85603A90"/>
@@ -4512,10 +4471,10 @@
       </w:rPr>
     </w:lvl>
   </w:abstractNum>
-  <w:abstractNum w:abstractNumId="17">
+  <w:abstractNum w:abstractNumId="18">
     <w:nsid w:val="405D742F"/>
     <w:multiLevelType w:val="hybridMultilevel"/>
-    <w:tmpl w:val="0AEEB502"/>
+    <w:tmpl w:val="DB724540"/>
     <w:lvl w:ilvl="0" w:tplc="04090001">
       <w:start w:val="1"/>
       <w:numFmt w:val="bullet"/>
@@ -4625,7 +4584,7 @@
       </w:rPr>
     </w:lvl>
   </w:abstractNum>
-  <w:abstractNum w:abstractNumId="18">
+  <w:abstractNum w:abstractNumId="19">
     <w:nsid w:val="40C91637"/>
     <w:multiLevelType w:val="multilevel"/>
     <w:tmpl w:val="CE648BF0"/>
@@ -4738,7 +4697,7 @@
       </w:rPr>
     </w:lvl>
   </w:abstractNum>
-  <w:abstractNum w:abstractNumId="19">
+  <w:abstractNum w:abstractNumId="20">
     <w:nsid w:val="438B6121"/>
     <w:multiLevelType w:val="hybridMultilevel"/>
     <w:tmpl w:val="E5CC4F9E"/>
@@ -4851,7 +4810,7 @@
       </w:rPr>
     </w:lvl>
   </w:abstractNum>
-  <w:abstractNum w:abstractNumId="20">
+  <w:abstractNum w:abstractNumId="21">
     <w:nsid w:val="44FD6450"/>
     <w:multiLevelType w:val="hybridMultilevel"/>
     <w:tmpl w:val="1474FBD8"/>
@@ -4964,7 +4923,7 @@
       </w:rPr>
     </w:lvl>
   </w:abstractNum>
-  <w:abstractNum w:abstractNumId="21">
+  <w:abstractNum w:abstractNumId="22">
     <w:nsid w:val="460D27D3"/>
     <w:multiLevelType w:val="hybridMultilevel"/>
     <w:tmpl w:val="0C3E15CC"/>
@@ -5077,7 +5036,7 @@
       </w:rPr>
     </w:lvl>
   </w:abstractNum>
-  <w:abstractNum w:abstractNumId="22">
+  <w:abstractNum w:abstractNumId="23">
     <w:nsid w:val="4EC22DC5"/>
     <w:multiLevelType w:val="hybridMultilevel"/>
     <w:tmpl w:val="34B441A6"/>
@@ -5190,7 +5149,7 @@
       </w:rPr>
     </w:lvl>
   </w:abstractNum>
-  <w:abstractNum w:abstractNumId="23">
+  <w:abstractNum w:abstractNumId="24">
     <w:nsid w:val="50D84632"/>
     <w:multiLevelType w:val="hybridMultilevel"/>
     <w:tmpl w:val="7704511A"/>
@@ -5303,7 +5262,7 @@
       </w:rPr>
     </w:lvl>
   </w:abstractNum>
-  <w:abstractNum w:abstractNumId="24">
+  <w:abstractNum w:abstractNumId="25">
     <w:nsid w:val="55B42B95"/>
     <w:multiLevelType w:val="multilevel"/>
     <w:tmpl w:val="04090021"/>
@@ -5416,7 +5375,7 @@
       </w:rPr>
     </w:lvl>
   </w:abstractNum>
-  <w:abstractNum w:abstractNumId="25">
+  <w:abstractNum w:abstractNumId="26">
     <w:nsid w:val="5C9B766D"/>
     <w:multiLevelType w:val="hybridMultilevel"/>
     <w:tmpl w:val="0C5EAF60"/>
@@ -5529,7 +5488,7 @@
       </w:rPr>
     </w:lvl>
   </w:abstractNum>
-  <w:abstractNum w:abstractNumId="26">
+  <w:abstractNum w:abstractNumId="27">
     <w:nsid w:val="63086664"/>
     <w:multiLevelType w:val="multilevel"/>
     <w:tmpl w:val="04090021"/>
@@ -5642,7 +5601,7 @@
       </w:rPr>
     </w:lvl>
   </w:abstractNum>
-  <w:abstractNum w:abstractNumId="27">
+  <w:abstractNum w:abstractNumId="28">
     <w:nsid w:val="6FE04700"/>
     <w:multiLevelType w:val="hybridMultilevel"/>
     <w:tmpl w:val="1CD8D476"/>
@@ -5755,7 +5714,7 @@
       </w:rPr>
     </w:lvl>
   </w:abstractNum>
-  <w:abstractNum w:abstractNumId="28">
+  <w:abstractNum w:abstractNumId="29">
     <w:nsid w:val="7D0504B6"/>
     <w:multiLevelType w:val="hybridMultilevel"/>
     <w:tmpl w:val="2D462A38"/>
@@ -5867,7 +5826,7 @@
       </w:rPr>
     </w:lvl>
   </w:abstractNum>
-  <w:abstractNum w:abstractNumId="29">
+  <w:abstractNum w:abstractNumId="30">
     <w:nsid w:val="7DAF6A46"/>
     <w:multiLevelType w:val="hybridMultilevel"/>
     <w:tmpl w:val="AACCFA4C"/>
@@ -5987,19 +5946,19 @@
     <w:abstractNumId w:val="11"/>
   </w:num>
   <w:num w:numId="3">
-    <w:abstractNumId w:val="25"/>
+    <w:abstractNumId w:val="26"/>
   </w:num>
   <w:num w:numId="4">
-    <w:abstractNumId w:val="24"/>
+    <w:abstractNumId w:val="25"/>
   </w:num>
   <w:num w:numId="5">
     <w:abstractNumId w:val="6"/>
   </w:num>
   <w:num w:numId="6">
-    <w:abstractNumId w:val="13"/>
+    <w:abstractNumId w:val="14"/>
   </w:num>
   <w:num w:numId="7">
-    <w:abstractNumId w:val="14"/>
+    <w:abstractNumId w:val="15"/>
   </w:num>
   <w:num w:numId="8">
     <w:abstractNumId w:val="12"/>
@@ -6008,37 +5967,37 @@
     <w:abstractNumId w:val="4"/>
   </w:num>
   <w:num w:numId="10">
-    <w:abstractNumId w:val="16"/>
+    <w:abstractNumId w:val="17"/>
   </w:num>
   <w:num w:numId="11">
     <w:abstractNumId w:val="7"/>
   </w:num>
   <w:num w:numId="12">
-    <w:abstractNumId w:val="26"/>
+    <w:abstractNumId w:val="27"/>
   </w:num>
   <w:num w:numId="13">
-    <w:abstractNumId w:val="18"/>
+    <w:abstractNumId w:val="19"/>
   </w:num>
   <w:num w:numId="14">
     <w:abstractNumId w:val="1"/>
   </w:num>
   <w:num w:numId="15">
-    <w:abstractNumId w:val="15"/>
+    <w:abstractNumId w:val="16"/>
   </w:num>
   <w:num w:numId="16">
-    <w:abstractNumId w:val="22"/>
+    <w:abstractNumId w:val="23"/>
   </w:num>
   <w:num w:numId="17">
-    <w:abstractNumId w:val="28"/>
+    <w:abstractNumId w:val="29"/>
   </w:num>
   <w:num w:numId="18">
-    <w:abstractNumId w:val="21"/>
+    <w:abstractNumId w:val="22"/>
   </w:num>
   <w:num w:numId="19">
     <w:abstractNumId w:val="3"/>
   </w:num>
   <w:num w:numId="20">
-    <w:abstractNumId w:val="20"/>
+    <w:abstractNumId w:val="21"/>
   </w:num>
   <w:num w:numId="21">
     <w:abstractNumId w:val="8"/>
@@ -6050,25 +6009,28 @@
     <w:abstractNumId w:val="5"/>
   </w:num>
   <w:num w:numId="24">
-    <w:abstractNumId w:val="29"/>
+    <w:abstractNumId w:val="30"/>
   </w:num>
   <w:num w:numId="25">
     <w:abstractNumId w:val="2"/>
   </w:num>
   <w:num w:numId="26">
-    <w:abstractNumId w:val="19"/>
+    <w:abstractNumId w:val="20"/>
   </w:num>
   <w:num w:numId="27">
-    <w:abstractNumId w:val="23"/>
+    <w:abstractNumId w:val="24"/>
   </w:num>
   <w:num w:numId="28">
     <w:abstractNumId w:val="0"/>
   </w:num>
   <w:num w:numId="29">
-    <w:abstractNumId w:val="27"/>
+    <w:abstractNumId w:val="28"/>
   </w:num>
   <w:num w:numId="30">
-    <w:abstractNumId w:val="17"/>
+    <w:abstractNumId w:val="18"/>
+  </w:num>
+  <w:num w:numId="31">
+    <w:abstractNumId w:val="13"/>
   </w:num>
 </w:numbering>
 </file>
@@ -7058,7 +7020,7 @@
   <a:extraClrSchemeLst/>
   <a:extLst>
     <a:ext uri="{05A4C25C-085E-4340-85A3-A5531E510DB2}">
-      <thm15:themeFamily xmlns:thm15="http://schemas.microsoft.com/office/thememl/2012/main" xmlns="" name="Office Theme" id="{62F939B6-93AF-4DB8-9C6B-D6C7DFDC589F}" vid="{4A3C46E8-61CC-4603-A589-7422A47A8E4A}"/>
+      <thm15:themeFamily xmlns="" xmlns:thm15="http://schemas.microsoft.com/office/thememl/2012/main" name="Office Theme" id="{62F939B6-93AF-4DB8-9C6B-D6C7DFDC589F}" vid="{4A3C46E8-61CC-4603-A589-7422A47A8E4A}"/>
     </a:ext>
   </a:extLst>
 </a:theme>
@@ -7069,7 +7031,7 @@
 </file>
 
 <file path=customXml/itemProps1.xml><?xml version="1.0" encoding="utf-8"?>
-<ds:datastoreItem xmlns:ds="http://schemas.openxmlformats.org/officeDocument/2006/customXml" ds:itemID="{E815DBA8-850D-45EE-AC3E-04659190B96A}">
+<ds:datastoreItem xmlns:ds="http://schemas.openxmlformats.org/officeDocument/2006/customXml" ds:itemID="{86354193-1179-4BF3-B4E8-14E76DEEAD18}">
   <ds:schemaRefs>
     <ds:schemaRef ds:uri="http://schemas.openxmlformats.org/officeDocument/2006/bibliography"/>
   </ds:schemaRefs>

--- a/Dokumentacija/Faza 1 Arhitektura/Faza 1.docx
+++ b/Dokumentacija/Faza 1 Arhitektura/Faza 1.docx
@@ -51,8 +51,6 @@
           <w:lang w:val="sr-Latn-RS"/>
         </w:rPr>
       </w:pPr>
-      <w:bookmarkStart w:id="0" w:name="_GoBack"/>
-      <w:bookmarkEnd w:id="0"/>
     </w:p>
     <w:p>
       <w:pPr>
@@ -736,14 +734,14 @@
       </w:pPr>
       <w:r>
         <w:rPr>
-          <w:noProof/>
+          <w:lang w:val="sr-Latn-RS"/>
         </w:rPr>
         <w:lastRenderedPageBreak/>
         <w:drawing>
-          <wp:inline distT="0" distB="0" distL="0" distR="0">
-            <wp:extent cx="5626100" cy="2615896"/>
-            <wp:effectExtent l="0" t="0" r="0" b="0"/>
-            <wp:docPr id="5" name="Picture 5"/>
+          <wp:inline distT="0" distB="0" distL="0" distR="0" wp14:anchorId="2FD6E84D" wp14:editId="2AB272EF">
+            <wp:extent cx="5943600" cy="2778760"/>
+            <wp:effectExtent l="0" t="0" r="0" b="2540"/>
+            <wp:docPr id="8" name="Picture 8"/>
             <wp:cNvGraphicFramePr>
               <a:graphicFrameLocks xmlns:a="http://schemas.openxmlformats.org/drawingml/2006/main" noChangeAspect="1"/>
             </wp:cNvGraphicFramePr>
@@ -751,17 +749,11 @@
               <a:graphicData uri="http://schemas.openxmlformats.org/drawingml/2006/picture">
                 <pic:pic xmlns:pic="http://schemas.openxmlformats.org/drawingml/2006/picture">
                   <pic:nvPicPr>
-                    <pic:cNvPr id="0" name="loginregisterUseCase.drawio.png"/>
+                    <pic:cNvPr id="0" name=""/>
                     <pic:cNvPicPr/>
                   </pic:nvPicPr>
                   <pic:blipFill>
-                    <a:blip r:embed="rId7">
-                      <a:extLst>
-                        <a:ext uri="{28A0092B-C50C-407E-A947-70E740481C1C}">
-                          <a14:useLocalDpi xmlns:a14="http://schemas.microsoft.com/office/drawing/2010/main" val="0"/>
-                        </a:ext>
-                      </a:extLst>
-                    </a:blip>
+                    <a:blip r:embed="rId7"/>
                     <a:stretch>
                       <a:fillRect/>
                     </a:stretch>
@@ -769,7 +761,7 @@
                   <pic:spPr>
                     <a:xfrm>
                       <a:off x="0" y="0"/>
-                      <a:ext cx="5631577" cy="2618442"/>
+                      <a:ext cx="5943600" cy="2778760"/>
                     </a:xfrm>
                     <a:prstGeom prst="rect">
                       <a:avLst/>
@@ -801,24 +793,30 @@
         <w:rPr>
           <w:lang w:val="sr-Latn-RS"/>
         </w:rPr>
-        <w:t>Log in, register, create and join game use case diagram</w:t>
-      </w:r>
-    </w:p>
-    <w:p>
-      <w:pPr>
-        <w:rPr>
-          <w:lang w:val="sr-Latn-RS"/>
-        </w:rPr>
-      </w:pPr>
-      <w:r>
-        <w:rPr>
-          <w:noProof/>
+        <w:t>Nova igra</w:t>
+      </w:r>
+      <w:r>
+        <w:rPr>
+          <w:lang w:val="sr-Latn-RS"/>
+        </w:rPr>
+        <w:t xml:space="preserve"> use case diagram</w:t>
+      </w:r>
+    </w:p>
+    <w:p>
+      <w:pPr>
+        <w:rPr>
+          <w:lang w:val="sr-Latn-RS"/>
+        </w:rPr>
+      </w:pPr>
+      <w:r>
+        <w:rPr>
+          <w:lang w:val="sr-Latn-RS"/>
         </w:rPr>
         <w:drawing>
-          <wp:inline distT="0" distB="0" distL="0" distR="0">
-            <wp:extent cx="5255977" cy="3378200"/>
-            <wp:effectExtent l="0" t="0" r="1905" b="0"/>
-            <wp:docPr id="6" name="Picture 6"/>
+          <wp:inline distT="0" distB="0" distL="0" distR="0" wp14:anchorId="32B09C66" wp14:editId="30E60B6E">
+            <wp:extent cx="5943600" cy="2381885"/>
+            <wp:effectExtent l="0" t="0" r="0" b="0"/>
+            <wp:docPr id="4" name="Picture 4"/>
             <wp:cNvGraphicFramePr>
               <a:graphicFrameLocks xmlns:a="http://schemas.openxmlformats.org/drawingml/2006/main" noChangeAspect="1"/>
             </wp:cNvGraphicFramePr>
@@ -826,17 +824,11 @@
               <a:graphicData uri="http://schemas.openxmlformats.org/drawingml/2006/picture">
                 <pic:pic xmlns:pic="http://schemas.openxmlformats.org/drawingml/2006/picture">
                   <pic:nvPicPr>
-                    <pic:cNvPr id="0" name="playUseCase.drawio.png"/>
+                    <pic:cNvPr id="0" name=""/>
                     <pic:cNvPicPr/>
                   </pic:nvPicPr>
                   <pic:blipFill>
-                    <a:blip r:embed="rId8">
-                      <a:extLst>
-                        <a:ext uri="{28A0092B-C50C-407E-A947-70E740481C1C}">
-                          <a14:useLocalDpi xmlns:a14="http://schemas.microsoft.com/office/drawing/2010/main" val="0"/>
-                        </a:ext>
-                      </a:extLst>
-                    </a:blip>
+                    <a:blip r:embed="rId8"/>
                     <a:stretch>
                       <a:fillRect/>
                     </a:stretch>
@@ -844,7 +836,7 @@
                   <pic:spPr>
                     <a:xfrm>
                       <a:off x="0" y="0"/>
-                      <a:ext cx="5257105" cy="3378925"/>
+                      <a:ext cx="5943600" cy="2381885"/>
                     </a:xfrm>
                     <a:prstGeom prst="rect">
                       <a:avLst/>
@@ -877,22 +869,44 @@
         <w:rPr>
           <w:lang w:val="sr-Latn-RS"/>
         </w:rPr>
-        <w:t>Play use case diagram</w:t>
-      </w:r>
-    </w:p>
-    <w:p>
-      <w:pPr>
-        <w:rPr>
-          <w:lang w:val="sr-Latn-RS"/>
-        </w:rPr>
-      </w:pPr>
-    </w:p>
-    <w:p>
-      <w:pPr>
-        <w:rPr>
-          <w:lang w:val="sr-Latn-RS"/>
-        </w:rPr>
-      </w:pPr>
+        <w:t>Odigravanje poteza use</w:t>
+      </w:r>
+      <w:r>
+        <w:rPr>
+          <w:lang w:val="sr-Latn-RS"/>
+        </w:rPr>
+        <w:t xml:space="preserve"> case diagram</w:t>
+      </w:r>
+    </w:p>
+    <w:p>
+      <w:pPr>
+        <w:rPr>
+          <w:lang w:val="sr-Latn-RS"/>
+        </w:rPr>
+      </w:pPr>
+    </w:p>
+    <w:p>
+      <w:pPr>
+        <w:rPr>
+          <w:lang w:val="sr-Latn-RS"/>
+        </w:rPr>
+      </w:pPr>
+    </w:p>
+    <w:p>
+      <w:pPr>
+        <w:rPr>
+          <w:lang w:val="sr-Latn-RS"/>
+        </w:rPr>
+      </w:pPr>
+    </w:p>
+    <w:p>
+      <w:pPr>
+        <w:rPr>
+          <w:lang w:val="sr-Latn-RS"/>
+        </w:rPr>
+      </w:pPr>
+      <w:bookmarkStart w:id="0" w:name="_GoBack"/>
+      <w:bookmarkEnd w:id="0"/>
     </w:p>
     <w:p>
       <w:pPr>
@@ -1215,7 +1229,24 @@
         </w:rPr>
       </w:pPr>
       <w:r>
-        <w:t>Za projektovanje arhitekture Snake Architect aplikacije korišćeni su arhitekturni obrasci: Layered, klijent/server, MVC, Repository, Unit of Work i Publish/Subscribe. Pored njih, u domenskoj logici igre primenjen je Strategy Pattern za izbor pravila kretanja igrača.</w:t>
+        <w:t>Za projektovanje arhitekture Snake Architect aplikacije korišćeni su arhitekturni obrasci: Layered, klijent/server, MVC, Repository, Unit of Work i Publish/</w:t>
+      </w:r>
+      <w:proofErr w:type="gramStart"/>
+      <w:r>
+        <w:t xml:space="preserve">Subscribe </w:t>
+      </w:r>
+      <w:r>
+        <w:t>,</w:t>
+      </w:r>
+      <w:r>
+        <w:t>Strategy</w:t>
+      </w:r>
+      <w:proofErr w:type="gramEnd"/>
+      <w:r>
+        <w:t xml:space="preserve"> Pattern </w:t>
+      </w:r>
+      <w:r>
+        <w:t>.</w:t>
       </w:r>
     </w:p>
     <w:p>
@@ -1630,15 +1661,436 @@
           <w:ilvl w:val="0"/>
           <w:numId w:val="30"/>
         </w:numPr>
-        <w:rPr>
-          <w:lang w:val="sr-Latn-RS"/>
-        </w:rPr>
-      </w:pPr>
-      <w:r>
-        <w:rPr>
-          <w:lang w:val="sr-Latn-RS"/>
-        </w:rPr>
-        <w:t>Strategy Pattern: U domenskoj logici kretanja igrača klasa MovementRuleEngine bira odgovarajuću strategiju (BlockedMovementRule, SnakeMovementRule, LadderMovementRule ili NormalMovementRule). Time se pravila za kraj table, zmije, merdevine i običan potez odvajaju u nezavisne klase i mogu se proširivati bez izmene osnovnog toka bacanja kockice u GameService.</w:t>
+        <w:ind w:left="284" w:hanging="218"/>
+        <w:rPr>
+          <w:lang w:val="sr-Latn-RS"/>
+        </w:rPr>
+      </w:pPr>
+      <w:r>
+        <w:rPr>
+          <w:rStyle w:val="Strong"/>
+          <w:b w:val="0"/>
+        </w:rPr>
+        <w:t>Strategy Pattern</w:t>
+      </w:r>
+      <w:r>
+        <w:rPr>
+          <w:rStyle w:val="Strong"/>
+        </w:rPr>
+        <w:t>:</w:t>
+      </w:r>
+      <w:r>
+        <w:t xml:space="preserve"> </w:t>
+      </w:r>
+      <w:r>
+        <w:rPr>
+          <w:lang w:val="sr-Latn-RS"/>
+        </w:rPr>
+        <w:t xml:space="preserve">Ovaj obrazac </w:t>
+      </w:r>
+      <w:proofErr w:type="spellStart"/>
+      <w:proofErr w:type="gramStart"/>
+      <w:r>
+        <w:t>će</w:t>
+      </w:r>
+      <w:proofErr w:type="spellEnd"/>
+      <w:proofErr w:type="gramEnd"/>
+      <w:r>
+        <w:t xml:space="preserve"> </w:t>
+      </w:r>
+      <w:proofErr w:type="spellStart"/>
+      <w:r>
+        <w:t>biti</w:t>
+      </w:r>
+      <w:proofErr w:type="spellEnd"/>
+      <w:r>
+        <w:t xml:space="preserve"> </w:t>
+      </w:r>
+      <w:proofErr w:type="spellStart"/>
+      <w:r>
+        <w:t>korišćen</w:t>
+      </w:r>
+      <w:proofErr w:type="spellEnd"/>
+      <w:r>
+        <w:t xml:space="preserve"> </w:t>
+      </w:r>
+      <w:proofErr w:type="spellStart"/>
+      <w:r>
+        <w:t>za</w:t>
+      </w:r>
+      <w:proofErr w:type="spellEnd"/>
+      <w:r>
+        <w:t xml:space="preserve"> </w:t>
+      </w:r>
+      <w:proofErr w:type="spellStart"/>
+      <w:r>
+        <w:t>modelovanje</w:t>
+      </w:r>
+      <w:proofErr w:type="spellEnd"/>
+      <w:r>
+        <w:t xml:space="preserve"> </w:t>
+      </w:r>
+      <w:proofErr w:type="spellStart"/>
+      <w:r>
+        <w:t>promenljivih</w:t>
+      </w:r>
+      <w:proofErr w:type="spellEnd"/>
+      <w:r>
+        <w:t xml:space="preserve"> </w:t>
+      </w:r>
+      <w:proofErr w:type="spellStart"/>
+      <w:r>
+        <w:t>pravila</w:t>
+      </w:r>
+      <w:proofErr w:type="spellEnd"/>
+      <w:r>
+        <w:t xml:space="preserve"> </w:t>
+      </w:r>
+      <w:proofErr w:type="spellStart"/>
+      <w:r>
+        <w:t>igre</w:t>
+      </w:r>
+      <w:proofErr w:type="spellEnd"/>
+      <w:r>
+        <w:t xml:space="preserve">, </w:t>
+      </w:r>
+      <w:proofErr w:type="spellStart"/>
+      <w:r>
+        <w:t>posebno</w:t>
+      </w:r>
+      <w:proofErr w:type="spellEnd"/>
+      <w:r>
+        <w:t xml:space="preserve"> </w:t>
+      </w:r>
+      <w:proofErr w:type="spellStart"/>
+      <w:r>
+        <w:t>onih</w:t>
+      </w:r>
+      <w:proofErr w:type="spellEnd"/>
+      <w:r>
+        <w:t xml:space="preserve"> </w:t>
+      </w:r>
+      <w:proofErr w:type="spellStart"/>
+      <w:r>
+        <w:t>koja</w:t>
+      </w:r>
+      <w:proofErr w:type="spellEnd"/>
+      <w:r>
+        <w:t xml:space="preserve"> </w:t>
+      </w:r>
+      <w:proofErr w:type="spellStart"/>
+      <w:r>
+        <w:t>utiču</w:t>
+      </w:r>
+      <w:proofErr w:type="spellEnd"/>
+      <w:r>
+        <w:t xml:space="preserve"> </w:t>
+      </w:r>
+      <w:proofErr w:type="spellStart"/>
+      <w:r>
+        <w:t>na</w:t>
+      </w:r>
+      <w:proofErr w:type="spellEnd"/>
+      <w:r>
+        <w:t xml:space="preserve"> </w:t>
+      </w:r>
+      <w:proofErr w:type="spellStart"/>
+      <w:r>
+        <w:t>kretanje</w:t>
+      </w:r>
+      <w:proofErr w:type="spellEnd"/>
+      <w:r>
+        <w:t xml:space="preserve"> </w:t>
+      </w:r>
+      <w:proofErr w:type="spellStart"/>
+      <w:r>
+        <w:t>igrača</w:t>
+      </w:r>
+      <w:proofErr w:type="spellEnd"/>
+      <w:r>
+        <w:t xml:space="preserve"> i </w:t>
+      </w:r>
+      <w:proofErr w:type="spellStart"/>
+      <w:r>
+        <w:t>ishod</w:t>
+      </w:r>
+      <w:proofErr w:type="spellEnd"/>
+      <w:r>
+        <w:t xml:space="preserve"> </w:t>
+      </w:r>
+      <w:proofErr w:type="spellStart"/>
+      <w:r>
+        <w:t>poteza</w:t>
+      </w:r>
+      <w:proofErr w:type="spellEnd"/>
+      <w:r>
+        <w:t xml:space="preserve">. </w:t>
+      </w:r>
+      <w:proofErr w:type="spellStart"/>
+      <w:r>
+        <w:t>Umesto</w:t>
+      </w:r>
+      <w:proofErr w:type="spellEnd"/>
+      <w:r>
+        <w:t xml:space="preserve"> da se </w:t>
+      </w:r>
+      <w:proofErr w:type="spellStart"/>
+      <w:r>
+        <w:t>sva</w:t>
+      </w:r>
+      <w:proofErr w:type="spellEnd"/>
+      <w:r>
+        <w:t xml:space="preserve"> </w:t>
+      </w:r>
+      <w:proofErr w:type="spellStart"/>
+      <w:r>
+        <w:t>pravila</w:t>
+      </w:r>
+      <w:proofErr w:type="spellEnd"/>
+      <w:r>
+        <w:t xml:space="preserve"> </w:t>
+      </w:r>
+      <w:proofErr w:type="spellStart"/>
+      <w:r>
+        <w:t>implementiraju</w:t>
+      </w:r>
+      <w:proofErr w:type="spellEnd"/>
+      <w:r>
+        <w:t xml:space="preserve"> </w:t>
+      </w:r>
+      <w:proofErr w:type="spellStart"/>
+      <w:r>
+        <w:t>direktno</w:t>
+      </w:r>
+      <w:proofErr w:type="spellEnd"/>
+      <w:r>
+        <w:t xml:space="preserve"> u </w:t>
+      </w:r>
+      <w:proofErr w:type="spellStart"/>
+      <w:r>
+        <w:t>glavnom</w:t>
+      </w:r>
+      <w:proofErr w:type="spellEnd"/>
+      <w:r>
+        <w:t xml:space="preserve"> </w:t>
+      </w:r>
+      <w:proofErr w:type="spellStart"/>
+      <w:r>
+        <w:t>toku</w:t>
+      </w:r>
+      <w:proofErr w:type="spellEnd"/>
+      <w:r>
+        <w:t xml:space="preserve"> </w:t>
+      </w:r>
+      <w:proofErr w:type="spellStart"/>
+      <w:r>
+        <w:t>igre</w:t>
+      </w:r>
+      <w:proofErr w:type="spellEnd"/>
+      <w:r>
+        <w:t xml:space="preserve">, </w:t>
+      </w:r>
+      <w:proofErr w:type="spellStart"/>
+      <w:r>
+        <w:t>svako</w:t>
+      </w:r>
+      <w:proofErr w:type="spellEnd"/>
+      <w:r>
+        <w:t xml:space="preserve"> </w:t>
+      </w:r>
+      <w:proofErr w:type="spellStart"/>
+      <w:r>
+        <w:t>pravilo</w:t>
+      </w:r>
+      <w:proofErr w:type="spellEnd"/>
+      <w:r>
+        <w:t xml:space="preserve"> se </w:t>
+      </w:r>
+      <w:proofErr w:type="spellStart"/>
+      <w:r>
+        <w:t>može</w:t>
+      </w:r>
+      <w:proofErr w:type="spellEnd"/>
+      <w:r>
+        <w:t xml:space="preserve"> </w:t>
+      </w:r>
+      <w:proofErr w:type="spellStart"/>
+      <w:r>
+        <w:t>izdvojiti</w:t>
+      </w:r>
+      <w:proofErr w:type="spellEnd"/>
+      <w:r>
+        <w:t xml:space="preserve"> u </w:t>
+      </w:r>
+      <w:proofErr w:type="spellStart"/>
+      <w:r>
+        <w:t>posebnu</w:t>
+      </w:r>
+      <w:proofErr w:type="spellEnd"/>
+      <w:r>
+        <w:t xml:space="preserve"> </w:t>
+      </w:r>
+      <w:proofErr w:type="spellStart"/>
+      <w:r>
+        <w:t>strategiju</w:t>
+      </w:r>
+      <w:proofErr w:type="spellEnd"/>
+      <w:r>
+        <w:t xml:space="preserve"> </w:t>
+      </w:r>
+      <w:proofErr w:type="spellStart"/>
+      <w:proofErr w:type="gramStart"/>
+      <w:r>
+        <w:t>sa</w:t>
+      </w:r>
+      <w:proofErr w:type="spellEnd"/>
+      <w:proofErr w:type="gramEnd"/>
+      <w:r>
+        <w:t xml:space="preserve"> </w:t>
+      </w:r>
+      <w:proofErr w:type="spellStart"/>
+      <w:r>
+        <w:t>jasno</w:t>
+      </w:r>
+      <w:proofErr w:type="spellEnd"/>
+      <w:r>
+        <w:t xml:space="preserve"> </w:t>
+      </w:r>
+      <w:proofErr w:type="spellStart"/>
+      <w:r>
+        <w:t>definisanim</w:t>
+      </w:r>
+      <w:proofErr w:type="spellEnd"/>
+      <w:r>
+        <w:t xml:space="preserve"> </w:t>
+      </w:r>
+      <w:proofErr w:type="spellStart"/>
+      <w:r>
+        <w:t>ponašanjem</w:t>
+      </w:r>
+      <w:proofErr w:type="spellEnd"/>
+      <w:r>
+        <w:t xml:space="preserve">. </w:t>
+      </w:r>
+      <w:proofErr w:type="spellStart"/>
+      <w:r>
+        <w:t>Ovakav</w:t>
+      </w:r>
+      <w:proofErr w:type="spellEnd"/>
+      <w:r>
+        <w:t xml:space="preserve"> </w:t>
+      </w:r>
+      <w:proofErr w:type="spellStart"/>
+      <w:r>
+        <w:t>pristup</w:t>
+      </w:r>
+      <w:proofErr w:type="spellEnd"/>
+      <w:r>
+        <w:t xml:space="preserve"> </w:t>
+      </w:r>
+      <w:proofErr w:type="spellStart"/>
+      <w:r>
+        <w:t>omogućava</w:t>
+      </w:r>
+      <w:proofErr w:type="spellEnd"/>
+      <w:r>
+        <w:t xml:space="preserve"> </w:t>
+      </w:r>
+      <w:proofErr w:type="spellStart"/>
+      <w:r>
+        <w:t>lakše</w:t>
+      </w:r>
+      <w:proofErr w:type="spellEnd"/>
+      <w:r>
+        <w:t xml:space="preserve"> </w:t>
+      </w:r>
+      <w:proofErr w:type="spellStart"/>
+      <w:r>
+        <w:t>proširivanje</w:t>
+      </w:r>
+      <w:proofErr w:type="spellEnd"/>
+      <w:r>
+        <w:t xml:space="preserve"> </w:t>
+      </w:r>
+      <w:proofErr w:type="spellStart"/>
+      <w:r>
+        <w:t>sistema</w:t>
+      </w:r>
+      <w:proofErr w:type="spellEnd"/>
+      <w:r>
+        <w:t xml:space="preserve">, </w:t>
+      </w:r>
+      <w:proofErr w:type="spellStart"/>
+      <w:r>
+        <w:t>jer</w:t>
+      </w:r>
+      <w:proofErr w:type="spellEnd"/>
+      <w:r>
+        <w:t xml:space="preserve"> se nova </w:t>
+      </w:r>
+      <w:proofErr w:type="spellStart"/>
+      <w:r>
+        <w:t>pravila</w:t>
+      </w:r>
+      <w:proofErr w:type="spellEnd"/>
+      <w:r>
+        <w:t xml:space="preserve"> </w:t>
+      </w:r>
+      <w:proofErr w:type="spellStart"/>
+      <w:r>
+        <w:t>mogu</w:t>
+      </w:r>
+      <w:proofErr w:type="spellEnd"/>
+      <w:r>
+        <w:t xml:space="preserve"> </w:t>
+      </w:r>
+      <w:proofErr w:type="spellStart"/>
+      <w:r>
+        <w:t>dodavati</w:t>
+      </w:r>
+      <w:proofErr w:type="spellEnd"/>
+      <w:r>
+        <w:t xml:space="preserve"> </w:t>
+      </w:r>
+      <w:proofErr w:type="spellStart"/>
+      <w:r>
+        <w:t>bez</w:t>
+      </w:r>
+      <w:proofErr w:type="spellEnd"/>
+      <w:r>
+        <w:t xml:space="preserve"> </w:t>
+      </w:r>
+      <w:proofErr w:type="spellStart"/>
+      <w:r>
+        <w:t>narušavanja</w:t>
+      </w:r>
+      <w:proofErr w:type="spellEnd"/>
+      <w:r>
+        <w:t xml:space="preserve"> </w:t>
+      </w:r>
+      <w:proofErr w:type="spellStart"/>
+      <w:r>
+        <w:t>postojeće</w:t>
+      </w:r>
+      <w:proofErr w:type="spellEnd"/>
+      <w:r>
+        <w:t xml:space="preserve"> </w:t>
+      </w:r>
+      <w:proofErr w:type="spellStart"/>
+      <w:r>
+        <w:t>strukture</w:t>
+      </w:r>
+      <w:proofErr w:type="spellEnd"/>
+      <w:r>
+        <w:t xml:space="preserve"> </w:t>
+      </w:r>
+      <w:proofErr w:type="spellStart"/>
+      <w:r>
+        <w:t>aplikacije</w:t>
+      </w:r>
+      <w:proofErr w:type="spellEnd"/>
+      <w:r>
+        <w:t>.</w:t>
       </w:r>
     </w:p>
     <w:p>
@@ -1779,7 +2231,465 @@
         <w:rPr>
           <w:lang w:val="sr-Latn-RS"/>
         </w:rPr>
-        <w:t xml:space="preserve"> Nakon potvrđene uspešne transakcije u bazi podataka, BLL sloj aktivira SignalR Hub komponentu. Uloga SignalR Hub-a je isključivo objavljivanje događaja (event publication) povezanim klijentima u realnom vremenu. Ovakav pristup osigurava da klijent dobija notifikaciju o promeni stanja tek nakon što je promena trajno sačuvana, čime se postiže konzistentnost UI-a sa stanjem u bazi podataka.</w:t>
+        <w:t xml:space="preserve"> </w:t>
+      </w:r>
+      <w:proofErr w:type="spellStart"/>
+      <w:r>
+        <w:t>Nakon</w:t>
+      </w:r>
+      <w:proofErr w:type="spellEnd"/>
+      <w:r>
+        <w:t xml:space="preserve"> </w:t>
+      </w:r>
+      <w:proofErr w:type="spellStart"/>
+      <w:r>
+        <w:t>uspešne</w:t>
+      </w:r>
+      <w:proofErr w:type="spellEnd"/>
+      <w:r>
+        <w:t xml:space="preserve"> </w:t>
+      </w:r>
+      <w:proofErr w:type="spellStart"/>
+      <w:r>
+        <w:t>obrade</w:t>
+      </w:r>
+      <w:proofErr w:type="spellEnd"/>
+      <w:r>
+        <w:t xml:space="preserve"> </w:t>
+      </w:r>
+      <w:proofErr w:type="spellStart"/>
+      <w:r>
+        <w:t>komande</w:t>
+      </w:r>
+      <w:proofErr w:type="spellEnd"/>
+      <w:r>
+        <w:t xml:space="preserve"> i </w:t>
+      </w:r>
+      <w:proofErr w:type="spellStart"/>
+      <w:r>
+        <w:t>potvrde</w:t>
+      </w:r>
+      <w:proofErr w:type="spellEnd"/>
+      <w:r>
+        <w:t xml:space="preserve"> da je </w:t>
+      </w:r>
+      <w:proofErr w:type="spellStart"/>
+      <w:r>
+        <w:t>promena</w:t>
+      </w:r>
+      <w:proofErr w:type="spellEnd"/>
+      <w:r>
+        <w:t xml:space="preserve"> </w:t>
+      </w:r>
+      <w:proofErr w:type="spellStart"/>
+      <w:r>
+        <w:t>stanja</w:t>
+      </w:r>
+      <w:proofErr w:type="spellEnd"/>
+      <w:r>
+        <w:t xml:space="preserve"> </w:t>
+      </w:r>
+      <w:proofErr w:type="spellStart"/>
+      <w:r>
+        <w:t>validna</w:t>
+      </w:r>
+      <w:proofErr w:type="spellEnd"/>
+      <w:r>
+        <w:t xml:space="preserve">, </w:t>
+      </w:r>
+      <w:proofErr w:type="spellStart"/>
+      <w:r>
+        <w:t>serverski</w:t>
+      </w:r>
+      <w:proofErr w:type="spellEnd"/>
+      <w:r>
+        <w:t xml:space="preserve"> </w:t>
+      </w:r>
+      <w:proofErr w:type="spellStart"/>
+      <w:r>
+        <w:t>aplikacioni</w:t>
+      </w:r>
+      <w:proofErr w:type="spellEnd"/>
+      <w:r>
+        <w:t xml:space="preserve"> </w:t>
+      </w:r>
+      <w:proofErr w:type="spellStart"/>
+      <w:r>
+        <w:t>sloj</w:t>
+      </w:r>
+      <w:proofErr w:type="spellEnd"/>
+      <w:r>
+        <w:t xml:space="preserve"> </w:t>
+      </w:r>
+      <w:proofErr w:type="spellStart"/>
+      <w:r>
+        <w:t>objavljuje</w:t>
+      </w:r>
+      <w:proofErr w:type="spellEnd"/>
+      <w:r>
+        <w:t xml:space="preserve"> </w:t>
+      </w:r>
+      <w:proofErr w:type="spellStart"/>
+      <w:r>
+        <w:t>odgovarajući</w:t>
+      </w:r>
+      <w:proofErr w:type="spellEnd"/>
+      <w:r>
+        <w:t xml:space="preserve"> </w:t>
+      </w:r>
+      <w:proofErr w:type="spellStart"/>
+      <w:r>
+        <w:t>događaj</w:t>
+      </w:r>
+      <w:proofErr w:type="spellEnd"/>
+      <w:r>
+        <w:t xml:space="preserve"> </w:t>
+      </w:r>
+      <w:proofErr w:type="spellStart"/>
+      <w:r>
+        <w:t>putem</w:t>
+      </w:r>
+      <w:proofErr w:type="spellEnd"/>
+      <w:r>
+        <w:t xml:space="preserve"> </w:t>
+      </w:r>
+      <w:proofErr w:type="spellStart"/>
+      <w:r>
+        <w:t>SignalR</w:t>
+      </w:r>
+      <w:proofErr w:type="spellEnd"/>
+      <w:r>
+        <w:t xml:space="preserve"> Hub </w:t>
+      </w:r>
+      <w:proofErr w:type="spellStart"/>
+      <w:r>
+        <w:t>komponente</w:t>
+      </w:r>
+      <w:proofErr w:type="spellEnd"/>
+      <w:r>
+        <w:t xml:space="preserve">. </w:t>
+      </w:r>
+      <w:proofErr w:type="spellStart"/>
+      <w:r>
+        <w:t>SignalR</w:t>
+      </w:r>
+      <w:proofErr w:type="spellEnd"/>
+      <w:r>
+        <w:t xml:space="preserve"> Hub ne </w:t>
+      </w:r>
+      <w:proofErr w:type="spellStart"/>
+      <w:r>
+        <w:t>donosi</w:t>
+      </w:r>
+      <w:proofErr w:type="spellEnd"/>
+      <w:r>
+        <w:t xml:space="preserve"> </w:t>
+      </w:r>
+      <w:proofErr w:type="spellStart"/>
+      <w:r>
+        <w:t>poslovne</w:t>
+      </w:r>
+      <w:proofErr w:type="spellEnd"/>
+      <w:r>
+        <w:t xml:space="preserve"> </w:t>
+      </w:r>
+      <w:proofErr w:type="spellStart"/>
+      <w:r>
+        <w:t>odluke</w:t>
+      </w:r>
+      <w:proofErr w:type="spellEnd"/>
+      <w:r>
+        <w:t xml:space="preserve"> i ne </w:t>
+      </w:r>
+      <w:proofErr w:type="spellStart"/>
+      <w:r>
+        <w:t>menja</w:t>
+      </w:r>
+      <w:proofErr w:type="spellEnd"/>
+      <w:r>
+        <w:t xml:space="preserve"> </w:t>
+      </w:r>
+      <w:proofErr w:type="spellStart"/>
+      <w:r>
+        <w:t>podatke</w:t>
+      </w:r>
+      <w:proofErr w:type="spellEnd"/>
+      <w:r>
+        <w:t xml:space="preserve"> </w:t>
+      </w:r>
+      <w:proofErr w:type="spellStart"/>
+      <w:r>
+        <w:t>direktno</w:t>
+      </w:r>
+      <w:proofErr w:type="spellEnd"/>
+      <w:r>
+        <w:t xml:space="preserve">, </w:t>
+      </w:r>
+      <w:proofErr w:type="spellStart"/>
+      <w:r>
+        <w:t>već</w:t>
+      </w:r>
+      <w:proofErr w:type="spellEnd"/>
+      <w:r>
+        <w:t xml:space="preserve"> </w:t>
+      </w:r>
+      <w:proofErr w:type="spellStart"/>
+      <w:r>
+        <w:t>služi</w:t>
+      </w:r>
+      <w:proofErr w:type="spellEnd"/>
+      <w:r>
+        <w:t xml:space="preserve"> </w:t>
+      </w:r>
+      <w:proofErr w:type="spellStart"/>
+      <w:r>
+        <w:t>za</w:t>
+      </w:r>
+      <w:proofErr w:type="spellEnd"/>
+      <w:r>
+        <w:t xml:space="preserve"> </w:t>
+      </w:r>
+      <w:proofErr w:type="spellStart"/>
+      <w:r>
+        <w:t>distribuciju</w:t>
+      </w:r>
+      <w:proofErr w:type="spellEnd"/>
+      <w:r>
+        <w:t xml:space="preserve"> real-time </w:t>
+      </w:r>
+      <w:proofErr w:type="spellStart"/>
+      <w:r>
+        <w:t>obaveštenja</w:t>
+      </w:r>
+      <w:proofErr w:type="spellEnd"/>
+      <w:r>
+        <w:t xml:space="preserve"> </w:t>
+      </w:r>
+      <w:proofErr w:type="spellStart"/>
+      <w:r>
+        <w:t>povezanim</w:t>
+      </w:r>
+      <w:proofErr w:type="spellEnd"/>
+      <w:r>
+        <w:t xml:space="preserve"> </w:t>
+      </w:r>
+      <w:proofErr w:type="spellStart"/>
+      <w:r>
+        <w:t>klijentima</w:t>
+      </w:r>
+      <w:proofErr w:type="spellEnd"/>
+      <w:r>
+        <w:t xml:space="preserve">. Na </w:t>
+      </w:r>
+      <w:proofErr w:type="spellStart"/>
+      <w:r>
+        <w:t>ovaj</w:t>
+      </w:r>
+      <w:proofErr w:type="spellEnd"/>
+      <w:r>
+        <w:t xml:space="preserve"> </w:t>
+      </w:r>
+      <w:proofErr w:type="spellStart"/>
+      <w:r>
+        <w:t>način</w:t>
+      </w:r>
+      <w:proofErr w:type="spellEnd"/>
+      <w:r>
+        <w:t xml:space="preserve"> React </w:t>
+      </w:r>
+      <w:proofErr w:type="spellStart"/>
+      <w:r>
+        <w:t>klijent</w:t>
+      </w:r>
+      <w:proofErr w:type="spellEnd"/>
+      <w:r>
+        <w:t xml:space="preserve"> </w:t>
+      </w:r>
+      <w:proofErr w:type="spellStart"/>
+      <w:r>
+        <w:t>dobija</w:t>
+      </w:r>
+      <w:proofErr w:type="spellEnd"/>
+      <w:r>
+        <w:t xml:space="preserve"> </w:t>
+      </w:r>
+      <w:proofErr w:type="spellStart"/>
+      <w:r>
+        <w:t>SignalR</w:t>
+      </w:r>
+      <w:proofErr w:type="spellEnd"/>
+      <w:r>
+        <w:t xml:space="preserve"> </w:t>
+      </w:r>
+      <w:proofErr w:type="spellStart"/>
+      <w:r>
+        <w:t>ažuriranje</w:t>
+      </w:r>
+      <w:proofErr w:type="spellEnd"/>
+      <w:r>
+        <w:t xml:space="preserve"> </w:t>
+      </w:r>
+      <w:proofErr w:type="spellStart"/>
+      <w:r>
+        <w:t>tek</w:t>
+      </w:r>
+      <w:proofErr w:type="spellEnd"/>
+      <w:r>
+        <w:t xml:space="preserve"> </w:t>
+      </w:r>
+      <w:proofErr w:type="spellStart"/>
+      <w:r>
+        <w:t>nakon</w:t>
+      </w:r>
+      <w:proofErr w:type="spellEnd"/>
+      <w:r>
+        <w:t xml:space="preserve"> </w:t>
+      </w:r>
+      <w:proofErr w:type="spellStart"/>
+      <w:r>
+        <w:t>što</w:t>
+      </w:r>
+      <w:proofErr w:type="spellEnd"/>
+      <w:r>
+        <w:t xml:space="preserve"> je </w:t>
+      </w:r>
+      <w:proofErr w:type="spellStart"/>
+      <w:r>
+        <w:t>zahtev</w:t>
+      </w:r>
+      <w:proofErr w:type="spellEnd"/>
+      <w:r>
+        <w:t xml:space="preserve"> </w:t>
+      </w:r>
+      <w:proofErr w:type="spellStart"/>
+      <w:r>
+        <w:t>obrađen</w:t>
+      </w:r>
+      <w:proofErr w:type="spellEnd"/>
+      <w:r>
+        <w:t xml:space="preserve"> </w:t>
+      </w:r>
+      <w:proofErr w:type="spellStart"/>
+      <w:r>
+        <w:t>kroz</w:t>
+      </w:r>
+      <w:proofErr w:type="spellEnd"/>
+      <w:r>
+        <w:t xml:space="preserve"> REST API </w:t>
+      </w:r>
+      <w:proofErr w:type="spellStart"/>
+      <w:r>
+        <w:t>kontrolere</w:t>
+      </w:r>
+      <w:proofErr w:type="spellEnd"/>
+      <w:r>
+        <w:t xml:space="preserve">, </w:t>
+      </w:r>
+      <w:proofErr w:type="spellStart"/>
+      <w:r>
+        <w:t>poslovnu</w:t>
+      </w:r>
+      <w:proofErr w:type="spellEnd"/>
+      <w:r>
+        <w:t xml:space="preserve"> </w:t>
+      </w:r>
+      <w:proofErr w:type="spellStart"/>
+      <w:r>
+        <w:t>logiku</w:t>
+      </w:r>
+      <w:proofErr w:type="spellEnd"/>
+      <w:r>
+        <w:t xml:space="preserve"> i </w:t>
+      </w:r>
+      <w:proofErr w:type="spellStart"/>
+      <w:r>
+        <w:t>sloj</w:t>
+      </w:r>
+      <w:proofErr w:type="spellEnd"/>
+      <w:r>
+        <w:t xml:space="preserve"> </w:t>
+      </w:r>
+      <w:proofErr w:type="spellStart"/>
+      <w:r>
+        <w:t>perzistencije</w:t>
+      </w:r>
+      <w:proofErr w:type="spellEnd"/>
+      <w:r>
+        <w:t xml:space="preserve">, </w:t>
+      </w:r>
+      <w:proofErr w:type="spellStart"/>
+      <w:r>
+        <w:t>čime</w:t>
+      </w:r>
+      <w:proofErr w:type="spellEnd"/>
+      <w:r>
+        <w:t xml:space="preserve"> se </w:t>
+      </w:r>
+      <w:proofErr w:type="spellStart"/>
+      <w:r>
+        <w:t>održava</w:t>
+      </w:r>
+      <w:proofErr w:type="spellEnd"/>
+      <w:r>
+        <w:t xml:space="preserve"> </w:t>
+      </w:r>
+      <w:proofErr w:type="spellStart"/>
+      <w:r>
+        <w:t>konzistentnost</w:t>
+      </w:r>
+      <w:proofErr w:type="spellEnd"/>
+      <w:r>
+        <w:t xml:space="preserve"> </w:t>
+      </w:r>
+      <w:proofErr w:type="spellStart"/>
+      <w:r>
+        <w:t>korisničkog</w:t>
+      </w:r>
+      <w:proofErr w:type="spellEnd"/>
+      <w:r>
+        <w:t xml:space="preserve"> </w:t>
+      </w:r>
+      <w:proofErr w:type="spellStart"/>
+      <w:r>
+        <w:t>interfejsa</w:t>
+      </w:r>
+      <w:proofErr w:type="spellEnd"/>
+      <w:r>
+        <w:t xml:space="preserve"> </w:t>
+      </w:r>
+      <w:proofErr w:type="spellStart"/>
+      <w:proofErr w:type="gramStart"/>
+      <w:r>
+        <w:t>sa</w:t>
+      </w:r>
+      <w:proofErr w:type="spellEnd"/>
+      <w:proofErr w:type="gramEnd"/>
+      <w:r>
+        <w:t xml:space="preserve"> </w:t>
+      </w:r>
+      <w:proofErr w:type="spellStart"/>
+      <w:r>
+        <w:t>stvarnim</w:t>
+      </w:r>
+      <w:proofErr w:type="spellEnd"/>
+      <w:r>
+        <w:t xml:space="preserve"> </w:t>
+      </w:r>
+      <w:proofErr w:type="spellStart"/>
+      <w:r>
+        <w:t>stanjem</w:t>
+      </w:r>
+      <w:proofErr w:type="spellEnd"/>
+      <w:r>
+        <w:t xml:space="preserve"> </w:t>
+      </w:r>
+      <w:proofErr w:type="spellStart"/>
+      <w:r>
+        <w:t>sistema</w:t>
+      </w:r>
+      <w:proofErr w:type="spellEnd"/>
+      <w:r>
+        <w:t>.</w:t>
       </w:r>
     </w:p>
     <w:p>
@@ -1799,13 +2709,13 @@
       </w:pPr>
       <w:r>
         <w:rPr>
-          <w:noProof/>
+          <w:lang w:val="sr-Latn-RS"/>
         </w:rPr>
         <w:drawing>
-          <wp:inline distT="0" distB="0" distL="0" distR="0">
-            <wp:extent cx="5206164" cy="3330054"/>
-            <wp:effectExtent l="0" t="0" r="0" b="3810"/>
-            <wp:docPr id="7" name="Picture 7"/>
+          <wp:inline distT="0" distB="0" distL="0" distR="0" wp14:anchorId="3BAECD60" wp14:editId="5873A2D8">
+            <wp:extent cx="5943600" cy="3799840"/>
+            <wp:effectExtent l="0" t="0" r="0" b="0"/>
+            <wp:docPr id="1" name="Picture 1"/>
             <wp:cNvGraphicFramePr>
               <a:graphicFrameLocks xmlns:a="http://schemas.openxmlformats.org/drawingml/2006/main" noChangeAspect="1"/>
             </wp:cNvGraphicFramePr>
@@ -1813,17 +2723,11 @@
               <a:graphicData uri="http://schemas.openxmlformats.org/drawingml/2006/picture">
                 <pic:pic xmlns:pic="http://schemas.openxmlformats.org/drawingml/2006/picture">
                   <pic:nvPicPr>
-                    <pic:cNvPr id="0" name="generalnaArhitektura.drawio.png"/>
+                    <pic:cNvPr id="0" name=""/>
                     <pic:cNvPicPr/>
                   </pic:nvPicPr>
                   <pic:blipFill>
-                    <a:blip r:embed="rId9">
-                      <a:extLst>
-                        <a:ext uri="{28A0092B-C50C-407E-A947-70E740481C1C}">
-                          <a14:useLocalDpi xmlns:a14="http://schemas.microsoft.com/office/drawing/2010/main" val="0"/>
-                        </a:ext>
-                      </a:extLst>
-                    </a:blip>
+                    <a:blip r:embed="rId9"/>
                     <a:stretch>
                       <a:fillRect/>
                     </a:stretch>
@@ -1831,7 +2735,7 @@
                   <pic:spPr>
                     <a:xfrm>
                       <a:off x="0" y="0"/>
-                      <a:ext cx="5207319" cy="3330793"/>
+                      <a:ext cx="5943600" cy="3799840"/>
                     </a:xfrm>
                     <a:prstGeom prst="rect">
                       <a:avLst/>
@@ -1847,17 +2751,6 @@
     <w:p>
       <w:pPr>
         <w:rPr>
-          <w:rFonts w:asciiTheme="majorHAnsi" w:eastAsiaTheme="majorEastAsia" w:hAnsiTheme="majorHAnsi" w:cstheme="majorBidi"/>
-          <w:color w:val="000000" w:themeColor="text1"/>
-          <w:sz w:val="32"/>
-          <w:szCs w:val="26"/>
-          <w:lang w:val="sr-Latn-RS"/>
-        </w:rPr>
-      </w:pPr>
-    </w:p>
-    <w:p>
-      <w:pPr>
-        <w:rPr>
           <w:lang w:val="sr-Latn-RS"/>
         </w:rPr>
       </w:pPr>
@@ -1961,7 +2854,19 @@
         <w:rPr>
           <w:lang w:val="sr-Latn-RS"/>
         </w:rPr>
-        <w:t xml:space="preserve">Podsloj biznis logike i perzistencije: Predstavlja jezgro aplikacije. BLL servisi obrađuju zahteve, dok se složena logika kretanja entiteta delegira Movement Rule Engine-u. Korišćenjem Strategy obrasca, pravila kretanja su modularna i nezavisna od ostatka sistema. Pristup bazi podataka je apstrahovan putem Repository i Unit of Work obrazaca, čime je pristup DbContext-u strogo ograničen na DAL sloj, onemogućavajući direktno </w:t>
+        <w:t xml:space="preserve">Podsloj biznis logike i perzistencije: Predstavlja jezgro aplikacije. BLL servisi obrađuju zahteve, dok se složena logika kretanja entiteta delegira Movement Rule Engine-u. Korišćenjem Strategy obrasca, pravila kretanja su modularna i nezavisna od ostatka sistema. </w:t>
+      </w:r>
+      <w:r>
+        <w:rPr>
+          <w:lang w:val="sr-Latn-RS"/>
+        </w:rPr>
+        <w:t>Pristup bazi podataka je apstrak</w:t>
+      </w:r>
+      <w:r>
+        <w:rPr>
+          <w:lang w:val="sr-Latn-RS"/>
+        </w:rPr>
+        <w:t xml:space="preserve">ovan putem Repository i Unit of Work obrazaca, čime je pristup DbContext-u strogo ograničen na DAL sloj, onemogućavajući direktno </w:t>
       </w:r>
       <w:r>
         <w:rPr>
@@ -1980,13 +2885,7 @@
         <w:rPr>
           <w:lang w:val="sr-Latn-RS"/>
         </w:rPr>
-        <w:t>Sloj perzistencije: Sastoji se od DBMS komponente, koja služi kao jedina tačk</w:t>
-      </w:r>
-      <w:r>
-        <w:rPr>
-          <w:lang w:val="sr-Latn-RS"/>
-        </w:rPr>
-        <w:t>a trajnog skladištenja poda</w:t>
+        <w:t>Sloj perzistencije: Sastoji se od DBMS komponente, koja služi kao jedina tačka trajnog skladištenja poda</w:t>
       </w:r>
       <w:r>
         <w:rPr>
@@ -2096,13 +2995,13 @@
       <w:r>
         <w:rPr>
           <w:b/>
-          <w:noProof/>
+          <w:lang w:val="sr-Latn-RS"/>
         </w:rPr>
         <w:drawing>
-          <wp:inline distT="0" distB="0" distL="0" distR="0">
-            <wp:extent cx="5615107" cy="3621024"/>
-            <wp:effectExtent l="0" t="0" r="5080" b="0"/>
-            <wp:docPr id="13" name="Picture 13"/>
+          <wp:inline distT="0" distB="0" distL="0" distR="0" wp14:anchorId="21CDAEDC" wp14:editId="7C10C94C">
+            <wp:extent cx="5943600" cy="3512820"/>
+            <wp:effectExtent l="0" t="0" r="0" b="0"/>
+            <wp:docPr id="2" name="Picture 2"/>
             <wp:cNvGraphicFramePr>
               <a:graphicFrameLocks xmlns:a="http://schemas.openxmlformats.org/drawingml/2006/main" noChangeAspect="1"/>
             </wp:cNvGraphicFramePr>
@@ -2110,17 +3009,11 @@
               <a:graphicData uri="http://schemas.openxmlformats.org/drawingml/2006/picture">
                 <pic:pic xmlns:pic="http://schemas.openxmlformats.org/drawingml/2006/picture">
                   <pic:nvPicPr>
-                    <pic:cNvPr id="0" name="novaIgra.drawio.png"/>
+                    <pic:cNvPr id="0" name=""/>
                     <pic:cNvPicPr/>
                   </pic:nvPicPr>
                   <pic:blipFill>
-                    <a:blip r:embed="rId11">
-                      <a:extLst>
-                        <a:ext uri="{28A0092B-C50C-407E-A947-70E740481C1C}">
-                          <a14:useLocalDpi xmlns:a14="http://schemas.microsoft.com/office/drawing/2010/main" val="0"/>
-                        </a:ext>
-                      </a:extLst>
-                    </a:blip>
+                    <a:blip r:embed="rId11"/>
                     <a:stretch>
                       <a:fillRect/>
                     </a:stretch>
@@ -2128,7 +3021,7 @@
                   <pic:spPr>
                     <a:xfrm>
                       <a:off x="0" y="0"/>
-                      <a:ext cx="5618904" cy="3623472"/>
+                      <a:ext cx="5943600" cy="3512820"/>
                     </a:xfrm>
                     <a:prstGeom prst="rect">
                       <a:avLst/>
@@ -2182,13 +3075,13 @@
       <w:r>
         <w:rPr>
           <w:b/>
-          <w:noProof/>
+          <w:lang w:val="sr-Latn-RS"/>
         </w:rPr>
         <w:drawing>
-          <wp:inline distT="0" distB="0" distL="0" distR="0">
-            <wp:extent cx="5943600" cy="2206625"/>
-            <wp:effectExtent l="0" t="0" r="0" b="3175"/>
-            <wp:docPr id="12" name="Picture 12"/>
+          <wp:inline distT="0" distB="0" distL="0" distR="0" wp14:anchorId="4A7F2756" wp14:editId="440397C6">
+            <wp:extent cx="5943600" cy="2912745"/>
+            <wp:effectExtent l="0" t="0" r="0" b="1905"/>
+            <wp:docPr id="3" name="Picture 3"/>
             <wp:cNvGraphicFramePr>
               <a:graphicFrameLocks xmlns:a="http://schemas.openxmlformats.org/drawingml/2006/main" noChangeAspect="1"/>
             </wp:cNvGraphicFramePr>
@@ -2196,17 +3089,11 @@
               <a:graphicData uri="http://schemas.openxmlformats.org/drawingml/2006/picture">
                 <pic:pic xmlns:pic="http://schemas.openxmlformats.org/drawingml/2006/picture">
                   <pic:nvPicPr>
-                    <pic:cNvPr id="0" name="odigravanjePoteza.drawio.png"/>
+                    <pic:cNvPr id="0" name=""/>
                     <pic:cNvPicPr/>
                   </pic:nvPicPr>
                   <pic:blipFill>
-                    <a:blip r:embed="rId12">
-                      <a:extLst>
-                        <a:ext uri="{28A0092B-C50C-407E-A947-70E740481C1C}">
-                          <a14:useLocalDpi xmlns:a14="http://schemas.microsoft.com/office/drawing/2010/main" val="0"/>
-                        </a:ext>
-                      </a:extLst>
-                    </a:blip>
+                    <a:blip r:embed="rId12"/>
                     <a:stretch>
                       <a:fillRect/>
                     </a:stretch>
@@ -2214,7 +3101,7 @@
                   <pic:spPr>
                     <a:xfrm>
                       <a:off x="0" y="0"/>
-                      <a:ext cx="5943600" cy="2206625"/>
+                      <a:ext cx="5943600" cy="2912745"/>
                     </a:xfrm>
                     <a:prstGeom prst="rect">
                       <a:avLst/>
@@ -2238,25 +3125,6 @@
     </w:p>
     <w:p>
       <w:pPr>
-        <w:jc w:val="center"/>
-        <w:rPr>
-          <w:b/>
-          <w:lang w:val="sr-Latn-RS"/>
-        </w:rPr>
-      </w:pPr>
-    </w:p>
-    <w:p>
-      <w:pPr>
-        <w:jc w:val="center"/>
-        <w:rPr>
-          <w:b/>
-          <w:lang w:val="sr-Latn-RS"/>
-        </w:rPr>
-      </w:pPr>
-    </w:p>
-    <w:p>
-      <w:pPr>
-        <w:jc w:val="center"/>
         <w:rPr>
           <w:b/>
           <w:lang w:val="sr-Latn-RS"/>
@@ -2290,22 +3158,463 @@
         </w:rPr>
       </w:pPr>
       <w:r>
-        <w:t>React - klijentska strana aplikacije (komponentni View sloj, sa pristupom bliskim MVVM obrascu kroz state i props)</w:t>
-      </w:r>
-    </w:p>
-    <w:p>
-      <w:pPr>
-        <w:pStyle w:val="ListParagraph"/>
-        <w:ind w:left="360"/>
-        <w:rPr>
-          <w:lang w:val="sr-Latn-RS"/>
-        </w:rPr>
-      </w:pPr>
-      <w:r>
-        <w:rPr>
-          <w:lang w:val="sr-Latn-RS"/>
-        </w:rPr>
-        <w:t>Razvojna platforma, izgrađena na Typescript-u, uključuje kolekciju dobro integrisanih biblioteka koje pokrivaju širok spektar funkcija, uključujući rutiranje, upravljanje obrascima, komunikaciju klijent-server itd.</w:t>
+        <w:t xml:space="preserve">React - </w:t>
+      </w:r>
+      <w:proofErr w:type="spellStart"/>
+      <w:r>
+        <w:rPr>
+          <w:rStyle w:val="Strong"/>
+          <w:b w:val="0"/>
+        </w:rPr>
+        <w:t>klijentska</w:t>
+      </w:r>
+      <w:proofErr w:type="spellEnd"/>
+      <w:r>
+        <w:rPr>
+          <w:rStyle w:val="Strong"/>
+          <w:b w:val="0"/>
+        </w:rPr>
+        <w:t xml:space="preserve"> </w:t>
+      </w:r>
+      <w:proofErr w:type="spellStart"/>
+      <w:r>
+        <w:rPr>
+          <w:rStyle w:val="Strong"/>
+          <w:b w:val="0"/>
+        </w:rPr>
+        <w:t>strana</w:t>
+      </w:r>
+      <w:proofErr w:type="spellEnd"/>
+      <w:r>
+        <w:rPr>
+          <w:rStyle w:val="Strong"/>
+          <w:b w:val="0"/>
+        </w:rPr>
+        <w:t xml:space="preserve"> </w:t>
+      </w:r>
+      <w:proofErr w:type="spellStart"/>
+      <w:r>
+        <w:rPr>
+          <w:rStyle w:val="Strong"/>
+          <w:b w:val="0"/>
+        </w:rPr>
+        <w:t>aplikacije</w:t>
+      </w:r>
+      <w:proofErr w:type="spellEnd"/>
+      <w:r>
+        <w:rPr>
+          <w:rStyle w:val="Strong"/>
+          <w:b w:val="0"/>
+        </w:rPr>
+        <w:t xml:space="preserve"> (</w:t>
+      </w:r>
+      <w:proofErr w:type="spellStart"/>
+      <w:r>
+        <w:rPr>
+          <w:rStyle w:val="Strong"/>
+          <w:b w:val="0"/>
+        </w:rPr>
+        <w:t>komponentni</w:t>
+      </w:r>
+      <w:proofErr w:type="spellEnd"/>
+      <w:r>
+        <w:rPr>
+          <w:rStyle w:val="Strong"/>
+          <w:b w:val="0"/>
+        </w:rPr>
+        <w:t xml:space="preserve"> View </w:t>
+      </w:r>
+      <w:proofErr w:type="spellStart"/>
+      <w:r>
+        <w:rPr>
+          <w:rStyle w:val="Strong"/>
+          <w:b w:val="0"/>
+        </w:rPr>
+        <w:t>sloj</w:t>
+      </w:r>
+      <w:proofErr w:type="spellEnd"/>
+      <w:r>
+        <w:rPr>
+          <w:rStyle w:val="Strong"/>
+          <w:b w:val="0"/>
+        </w:rPr>
+        <w:t xml:space="preserve">, </w:t>
+      </w:r>
+      <w:proofErr w:type="spellStart"/>
+      <w:r>
+        <w:rPr>
+          <w:rStyle w:val="Strong"/>
+          <w:b w:val="0"/>
+        </w:rPr>
+        <w:t>sa</w:t>
+      </w:r>
+      <w:proofErr w:type="spellEnd"/>
+      <w:r>
+        <w:rPr>
+          <w:rStyle w:val="Strong"/>
+          <w:b w:val="0"/>
+        </w:rPr>
+        <w:t xml:space="preserve"> </w:t>
+      </w:r>
+      <w:proofErr w:type="spellStart"/>
+      <w:r>
+        <w:rPr>
+          <w:rStyle w:val="Strong"/>
+          <w:b w:val="0"/>
+        </w:rPr>
+        <w:t>pristupom</w:t>
+      </w:r>
+      <w:proofErr w:type="spellEnd"/>
+      <w:r>
+        <w:rPr>
+          <w:rStyle w:val="Strong"/>
+          <w:b w:val="0"/>
+        </w:rPr>
+        <w:t xml:space="preserve"> </w:t>
+      </w:r>
+      <w:proofErr w:type="spellStart"/>
+      <w:r>
+        <w:rPr>
+          <w:rStyle w:val="Strong"/>
+          <w:b w:val="0"/>
+        </w:rPr>
+        <w:t>bliskim</w:t>
+      </w:r>
+      <w:proofErr w:type="spellEnd"/>
+      <w:r>
+        <w:rPr>
+          <w:rStyle w:val="Strong"/>
+          <w:b w:val="0"/>
+        </w:rPr>
+        <w:t xml:space="preserve"> MVVM </w:t>
+      </w:r>
+      <w:proofErr w:type="spellStart"/>
+      <w:r>
+        <w:rPr>
+          <w:rStyle w:val="Strong"/>
+          <w:b w:val="0"/>
+        </w:rPr>
+        <w:t>obrascu</w:t>
+      </w:r>
+      <w:proofErr w:type="spellEnd"/>
+      <w:r>
+        <w:rPr>
+          <w:rStyle w:val="Strong"/>
+          <w:b w:val="0"/>
+        </w:rPr>
+        <w:t xml:space="preserve"> </w:t>
+      </w:r>
+      <w:proofErr w:type="spellStart"/>
+      <w:r>
+        <w:rPr>
+          <w:rStyle w:val="Strong"/>
+          <w:b w:val="0"/>
+        </w:rPr>
+        <w:t>kroz</w:t>
+      </w:r>
+      <w:proofErr w:type="spellEnd"/>
+      <w:r>
+        <w:rPr>
+          <w:rStyle w:val="Strong"/>
+          <w:b w:val="0"/>
+        </w:rPr>
+        <w:t xml:space="preserve"> state, props i Context </w:t>
+      </w:r>
+      <w:proofErr w:type="spellStart"/>
+      <w:r>
+        <w:rPr>
+          <w:rStyle w:val="Strong"/>
+          <w:b w:val="0"/>
+        </w:rPr>
+        <w:t>mehanizam</w:t>
+      </w:r>
+      <w:proofErr w:type="spellEnd"/>
+      <w:proofErr w:type="gramStart"/>
+      <w:r>
+        <w:rPr>
+          <w:rStyle w:val="Strong"/>
+          <w:b w:val="0"/>
+        </w:rPr>
+        <w:t>)</w:t>
+      </w:r>
+      <w:proofErr w:type="gramEnd"/>
+      <w:r>
+        <w:br/>
+      </w:r>
+      <w:proofErr w:type="spellStart"/>
+      <w:r>
+        <w:t>Klijentska</w:t>
+      </w:r>
+      <w:proofErr w:type="spellEnd"/>
+      <w:r>
+        <w:t xml:space="preserve"> </w:t>
+      </w:r>
+      <w:proofErr w:type="spellStart"/>
+      <w:r>
+        <w:t>strana</w:t>
+      </w:r>
+      <w:proofErr w:type="spellEnd"/>
+      <w:r>
+        <w:t xml:space="preserve"> </w:t>
+      </w:r>
+      <w:proofErr w:type="spellStart"/>
+      <w:r>
+        <w:t>aplikacije</w:t>
+      </w:r>
+      <w:proofErr w:type="spellEnd"/>
+      <w:r>
+        <w:t xml:space="preserve"> </w:t>
+      </w:r>
+      <w:proofErr w:type="spellStart"/>
+      <w:r>
+        <w:t>izgrađena</w:t>
+      </w:r>
+      <w:proofErr w:type="spellEnd"/>
+      <w:r>
+        <w:t xml:space="preserve"> je </w:t>
+      </w:r>
+      <w:proofErr w:type="spellStart"/>
+      <w:r>
+        <w:t>korišćenjem</w:t>
+      </w:r>
+      <w:proofErr w:type="spellEnd"/>
+      <w:r>
+        <w:t xml:space="preserve"> React </w:t>
+      </w:r>
+      <w:proofErr w:type="spellStart"/>
+      <w:r>
+        <w:t>biblioteke</w:t>
+      </w:r>
+      <w:proofErr w:type="spellEnd"/>
+      <w:r>
+        <w:t xml:space="preserve"> i JavaScript/JSX </w:t>
+      </w:r>
+      <w:proofErr w:type="spellStart"/>
+      <w:r>
+        <w:t>sintakse</w:t>
+      </w:r>
+      <w:proofErr w:type="spellEnd"/>
+      <w:r>
+        <w:t xml:space="preserve">. </w:t>
+      </w:r>
+      <w:proofErr w:type="spellStart"/>
+      <w:r>
+        <w:t>Aplikacija</w:t>
+      </w:r>
+      <w:proofErr w:type="spellEnd"/>
+      <w:r>
+        <w:t xml:space="preserve"> je </w:t>
+      </w:r>
+      <w:proofErr w:type="spellStart"/>
+      <w:r>
+        <w:t>organizovana</w:t>
+      </w:r>
+      <w:proofErr w:type="spellEnd"/>
+      <w:r>
+        <w:t xml:space="preserve"> </w:t>
+      </w:r>
+      <w:proofErr w:type="spellStart"/>
+      <w:r>
+        <w:t>kroz</w:t>
+      </w:r>
+      <w:proofErr w:type="spellEnd"/>
+      <w:r>
+        <w:t xml:space="preserve"> </w:t>
+      </w:r>
+      <w:proofErr w:type="spellStart"/>
+      <w:r>
+        <w:t>skup</w:t>
+      </w:r>
+      <w:proofErr w:type="spellEnd"/>
+      <w:r>
+        <w:t xml:space="preserve"> </w:t>
+      </w:r>
+      <w:proofErr w:type="spellStart"/>
+      <w:r>
+        <w:t>komponenti</w:t>
+      </w:r>
+      <w:proofErr w:type="spellEnd"/>
+      <w:r>
+        <w:t xml:space="preserve"> </w:t>
+      </w:r>
+      <w:proofErr w:type="spellStart"/>
+      <w:r>
+        <w:t>koje</w:t>
+      </w:r>
+      <w:proofErr w:type="spellEnd"/>
+      <w:r>
+        <w:t xml:space="preserve"> </w:t>
+      </w:r>
+      <w:proofErr w:type="spellStart"/>
+      <w:r>
+        <w:t>predstavljaju</w:t>
+      </w:r>
+      <w:proofErr w:type="spellEnd"/>
+      <w:r>
+        <w:t xml:space="preserve"> </w:t>
+      </w:r>
+      <w:proofErr w:type="spellStart"/>
+      <w:r>
+        <w:t>različite</w:t>
+      </w:r>
+      <w:proofErr w:type="spellEnd"/>
+      <w:r>
+        <w:t xml:space="preserve"> </w:t>
+      </w:r>
+      <w:proofErr w:type="spellStart"/>
+      <w:r>
+        <w:t>delove</w:t>
+      </w:r>
+      <w:proofErr w:type="spellEnd"/>
+      <w:r>
+        <w:t xml:space="preserve"> </w:t>
+      </w:r>
+      <w:proofErr w:type="spellStart"/>
+      <w:r>
+        <w:t>korisničkog</w:t>
+      </w:r>
+      <w:proofErr w:type="spellEnd"/>
+      <w:r>
+        <w:t xml:space="preserve"> </w:t>
+      </w:r>
+      <w:proofErr w:type="spellStart"/>
+      <w:r>
+        <w:t>interfejsa</w:t>
+      </w:r>
+      <w:proofErr w:type="spellEnd"/>
+      <w:r>
+        <w:t xml:space="preserve">. </w:t>
+      </w:r>
+      <w:r>
+        <w:t xml:space="preserve">React state i props </w:t>
+      </w:r>
+      <w:proofErr w:type="spellStart"/>
+      <w:r>
+        <w:t>koriste</w:t>
+      </w:r>
+      <w:proofErr w:type="spellEnd"/>
+      <w:r>
+        <w:t xml:space="preserve"> se </w:t>
+      </w:r>
+      <w:proofErr w:type="spellStart"/>
+      <w:r>
+        <w:t>za</w:t>
+      </w:r>
+      <w:proofErr w:type="spellEnd"/>
+      <w:r>
+        <w:t xml:space="preserve"> </w:t>
+      </w:r>
+      <w:proofErr w:type="spellStart"/>
+      <w:r>
+        <w:t>upravljanje</w:t>
+      </w:r>
+      <w:proofErr w:type="spellEnd"/>
+      <w:r>
+        <w:t xml:space="preserve"> </w:t>
+      </w:r>
+      <w:proofErr w:type="spellStart"/>
+      <w:r>
+        <w:t>lokalnim</w:t>
+      </w:r>
+      <w:proofErr w:type="spellEnd"/>
+      <w:r>
+        <w:t xml:space="preserve"> </w:t>
+      </w:r>
+      <w:proofErr w:type="spellStart"/>
+      <w:r>
+        <w:t>stanjem</w:t>
+      </w:r>
+      <w:proofErr w:type="spellEnd"/>
+      <w:r>
+        <w:t xml:space="preserve"> i </w:t>
+      </w:r>
+      <w:proofErr w:type="spellStart"/>
+      <w:r>
+        <w:t>prenos</w:t>
+      </w:r>
+      <w:proofErr w:type="spellEnd"/>
+      <w:r>
+        <w:t xml:space="preserve"> </w:t>
+      </w:r>
+      <w:proofErr w:type="spellStart"/>
+      <w:r>
+        <w:t>podataka</w:t>
+      </w:r>
+      <w:proofErr w:type="spellEnd"/>
+      <w:r>
+        <w:t xml:space="preserve"> </w:t>
+      </w:r>
+      <w:proofErr w:type="spellStart"/>
+      <w:r>
+        <w:t>između</w:t>
+      </w:r>
+      <w:proofErr w:type="spellEnd"/>
+      <w:r>
+        <w:t xml:space="preserve"> </w:t>
+      </w:r>
+      <w:proofErr w:type="spellStart"/>
+      <w:r>
+        <w:t>komponenti</w:t>
+      </w:r>
+      <w:proofErr w:type="spellEnd"/>
+      <w:r>
+        <w:t xml:space="preserve">, </w:t>
+      </w:r>
+      <w:proofErr w:type="spellStart"/>
+      <w:r>
+        <w:t>dok</w:t>
+      </w:r>
+      <w:proofErr w:type="spellEnd"/>
+      <w:r>
+        <w:t xml:space="preserve"> se </w:t>
+      </w:r>
+      <w:proofErr w:type="spellStart"/>
+      <w:r>
+        <w:t>globalno</w:t>
+      </w:r>
+      <w:proofErr w:type="spellEnd"/>
+      <w:r>
+        <w:t xml:space="preserve"> </w:t>
+      </w:r>
+      <w:proofErr w:type="spellStart"/>
+      <w:r>
+        <w:t>stanje</w:t>
+      </w:r>
+      <w:proofErr w:type="spellEnd"/>
+      <w:r>
+        <w:t xml:space="preserve"> </w:t>
+      </w:r>
+      <w:proofErr w:type="spellStart"/>
+      <w:r>
+        <w:t>autentifikacije</w:t>
+      </w:r>
+      <w:proofErr w:type="spellEnd"/>
+      <w:r>
+        <w:t xml:space="preserve"> </w:t>
+      </w:r>
+      <w:proofErr w:type="spellStart"/>
+      <w:r>
+        <w:t>čuva</w:t>
+      </w:r>
+      <w:proofErr w:type="spellEnd"/>
+      <w:r>
+        <w:t xml:space="preserve"> </w:t>
+      </w:r>
+      <w:proofErr w:type="spellStart"/>
+      <w:r>
+        <w:t>kroz</w:t>
+      </w:r>
+      <w:proofErr w:type="spellEnd"/>
+      <w:r>
+        <w:t xml:space="preserve"> Context </w:t>
+      </w:r>
+      <w:proofErr w:type="spellStart"/>
+      <w:r>
+        <w:t>mehanizam</w:t>
+      </w:r>
+      <w:proofErr w:type="spellEnd"/>
+      <w:r>
+        <w:t>.</w:t>
       </w:r>
     </w:p>
     <w:p>
@@ -2320,7 +3629,15 @@
         </w:rPr>
       </w:pPr>
       <w:r>
-        <w:t>ASP.NET Core - serverska strana aplikacije (Web API kontroleri primenjuju MVC obrazac bez serverski renderovanog View sloja)</w:t>
+        <w:t xml:space="preserve">ASP.NET Core - </w:t>
+      </w:r>
+      <w:proofErr w:type="spellStart"/>
+      <w:r>
+        <w:t>serverska</w:t>
+      </w:r>
+      <w:proofErr w:type="spellEnd"/>
+      <w:r>
+        <w:t xml:space="preserve"> strana aplikacije (Web API kontroleri primenjuju MVC obrazac bez serverski renderovanog View sloja)</w:t>
       </w:r>
     </w:p>
     <w:p>
@@ -6397,6 +7714,17 @@
     <w:basedOn w:val="DefaultParagraphFont"/>
     <w:rsid w:val="00A82350"/>
   </w:style>
+  <w:style w:type="character" w:styleId="Strong">
+    <w:name w:val="Strong"/>
+    <w:basedOn w:val="DefaultParagraphFont"/>
+    <w:uiPriority w:val="22"/>
+    <w:qFormat/>
+    <w:rsid w:val="00295307"/>
+    <w:rPr>
+      <w:b/>
+      <w:bCs/>
+    </w:rPr>
+  </w:style>
 </w:styles>
 </file>
 
@@ -6762,6 +8090,17 @@
     <w:basedOn w:val="DefaultParagraphFont"/>
     <w:rsid w:val="00A82350"/>
   </w:style>
+  <w:style w:type="character" w:styleId="Strong">
+    <w:name w:val="Strong"/>
+    <w:basedOn w:val="DefaultParagraphFont"/>
+    <w:uiPriority w:val="22"/>
+    <w:qFormat/>
+    <w:rsid w:val="00295307"/>
+    <w:rPr>
+      <w:b/>
+      <w:bCs/>
+    </w:rPr>
+  </w:style>
 </w:styles>
 </file>
 
@@ -7020,7 +8359,7 @@
   <a:extraClrSchemeLst/>
   <a:extLst>
     <a:ext uri="{05A4C25C-085E-4340-85A3-A5531E510DB2}">
-      <thm15:themeFamily xmlns="" xmlns:thm15="http://schemas.microsoft.com/office/thememl/2012/main" name="Office Theme" id="{62F939B6-93AF-4DB8-9C6B-D6C7DFDC589F}" vid="{4A3C46E8-61CC-4603-A589-7422A47A8E4A}"/>
+      <thm15:themeFamily xmlns:thm15="http://schemas.microsoft.com/office/thememl/2012/main" xmlns="" name="Office Theme" id="{62F939B6-93AF-4DB8-9C6B-D6C7DFDC589F}" vid="{4A3C46E8-61CC-4603-A589-7422A47A8E4A}"/>
     </a:ext>
   </a:extLst>
 </a:theme>
@@ -7031,7 +8370,7 @@
 </file>
 
 <file path=customXml/itemProps1.xml><?xml version="1.0" encoding="utf-8"?>
-<ds:datastoreItem xmlns:ds="http://schemas.openxmlformats.org/officeDocument/2006/customXml" ds:itemID="{86354193-1179-4BF3-B4E8-14E76DEEAD18}">
+<ds:datastoreItem xmlns:ds="http://schemas.openxmlformats.org/officeDocument/2006/customXml" ds:itemID="{E7B657E8-5987-462F-B469-910481EE7295}">
   <ds:schemaRefs>
     <ds:schemaRef ds:uri="http://schemas.openxmlformats.org/officeDocument/2006/bibliography"/>
   </ds:schemaRefs>
